--- a/Word/GP.docx
+++ b/Word/GP.docx
@@ -1,15 +1,5694 @@
 
 <file path=word/document.xml><?xml version="1.0" encoding="utf-8"?>
-<w:document xmlns:wpc="http://schemas.microsoft.com/office/word/2010/wordprocessingCanvas" xmlns:mc="http://schemas.openxmlformats.org/markup-compatibility/2006" xmlns:o="urn:schemas-microsoft-com:office:office" xmlns:r="http://schemas.openxmlformats.org/officeDocument/2006/relationships" xmlns:m="http://schemas.openxmlformats.org/officeDocument/2006/math" xmlns:v="urn:schemas-microsoft-com:vml" xmlns:wp14="http://schemas.microsoft.com/office/word/2010/wordprocessingDrawing" xmlns:wp="http://schemas.openxmlformats.org/drawingml/2006/wordprocessingDrawing" xmlns:w10="urn:schemas-microsoft-com:office:word" xmlns:w="http://schemas.openxmlformats.org/wordprocessingml/2006/main" xmlns:w14="http://schemas.microsoft.com/office/word/2010/wordml" xmlns:w15="http://schemas.microsoft.com/office/word/2012/wordml" xmlns:wpg="http://schemas.microsoft.com/office/word/2010/wordprocessingGroup" xmlns:wpi="http://schemas.microsoft.com/office/word/2010/wordprocessingInk" xmlns:wne="http://schemas.microsoft.com/office/word/2006/wordml" xmlns:wps="http://schemas.microsoft.com/office/word/2010/wordprocessingShape" mc:Ignorable="w14 w15 wp14">
+<w:document xmlns:wpc="http://schemas.microsoft.com/office/word/2010/wordprocessingCanvas" xmlns:cx="http://schemas.microsoft.com/office/drawing/2014/chartex" xmlns:cx1="http://schemas.microsoft.com/office/drawing/2015/9/8/chartex" xmlns:cx2="http://schemas.microsoft.com/office/drawing/2015/10/21/chartex" xmlns:cx3="http://schemas.microsoft.com/office/drawing/2016/5/9/chartex" xmlns:cx4="http://schemas.microsoft.com/office/drawing/2016/5/10/chartex" xmlns:cx5="http://schemas.microsoft.com/office/drawing/2016/5/11/chartex" xmlns:cx6="http://schemas.microsoft.com/office/drawing/2016/5/12/chartex" xmlns:cx7="http://schemas.microsoft.com/office/drawing/2016/5/13/chartex" xmlns:cx8="http://schemas.microsoft.com/office/drawing/2016/5/14/chartex" xmlns:mc="http://schemas.openxmlformats.org/markup-compatibility/2006" xmlns:aink="http://schemas.microsoft.com/office/drawing/2016/ink" xmlns:am3d="http://schemas.microsoft.com/office/drawing/2017/model3d" xmlns:o="urn:schemas-microsoft-com:office:office" xmlns:oel="http://schemas.microsoft.com/office/2019/extlst" xmlns:r="http://schemas.openxmlformats.org/officeDocument/2006/relationships" xmlns:m="http://schemas.openxmlformats.org/officeDocument/2006/math" xmlns:v="urn:schemas-microsoft-com:vml" xmlns:wp14="http://schemas.microsoft.com/office/word/2010/wordprocessingDrawing" xmlns:wp="http://schemas.openxmlformats.org/drawingml/2006/wordprocessingDrawing" xmlns:w10="urn:schemas-microsoft-com:office:word" xmlns:w="http://schemas.openxmlformats.org/wordprocessingml/2006/main" xmlns:w14="http://schemas.microsoft.com/office/word/2010/wordml" xmlns:w15="http://schemas.microsoft.com/office/word/2012/wordml" xmlns:w16cex="http://schemas.microsoft.com/office/word/2018/wordml/cex" xmlns:w16cid="http://schemas.microsoft.com/office/word/2016/wordml/cid" xmlns:w16="http://schemas.microsoft.com/office/word/2018/wordml" xmlns:w16du="http://schemas.microsoft.com/office/word/2023/wordml/word16du" xmlns:w16sdtdh="http://schemas.microsoft.com/office/word/2020/wordml/sdtdatahash" xmlns:w16sdtfl="http://schemas.microsoft.com/office/word/2024/wordml/sdtformatlock" xmlns:w16se="http://schemas.microsoft.com/office/word/2015/wordml/symex" xmlns:wpg="http://schemas.microsoft.com/office/word/2010/wordprocessingGroup" xmlns:wpi="http://schemas.microsoft.com/office/word/2010/wordprocessingInk" xmlns:wne="http://schemas.microsoft.com/office/word/2006/wordml" xmlns:wps="http://schemas.microsoft.com/office/word/2010/wordprocessingShape" mc:Ignorable="w14 w15 w16se w16cid w16 w16cex w16sdtdh w16sdtfl w16du wp14">
   <w:body>
     <w:p>
       <w:pPr>
+        <w:tabs>
+          <w:tab w:val="left" w:pos="8268"/>
+        </w:tabs>
+        <w:spacing w:line="276" w:lineRule="auto"/>
+        <w:ind w:left="720"/>
+        <w:rPr>
+          <w:sz w:val="20"/>
+        </w:rPr>
+      </w:pPr>
+      <w:r>
+        <w:rPr>
+          <w:noProof/>
+          <w:sz w:val="20"/>
+        </w:rPr>
+        <w:drawing>
+          <wp:anchor distT="0" distB="0" distL="114300" distR="114300" simplePos="0" relativeHeight="251658240" behindDoc="1" locked="0" layoutInCell="1" allowOverlap="1" wp14:anchorId="1B5FB7E6" wp14:editId="386BF0E1">
+            <wp:simplePos x="0" y="0"/>
+            <wp:positionH relativeFrom="column">
+              <wp:posOffset>5629910</wp:posOffset>
+            </wp:positionH>
+            <wp:positionV relativeFrom="paragraph">
+              <wp:posOffset>0</wp:posOffset>
+            </wp:positionV>
+            <wp:extent cx="781685" cy="1110615"/>
+            <wp:effectExtent l="0" t="0" r="0" b="0"/>
+            <wp:wrapTight wrapText="bothSides">
+              <wp:wrapPolygon edited="0">
+                <wp:start x="0" y="0"/>
+                <wp:lineTo x="0" y="21118"/>
+                <wp:lineTo x="21056" y="21118"/>
+                <wp:lineTo x="21056" y="0"/>
+                <wp:lineTo x="0" y="0"/>
+              </wp:wrapPolygon>
+            </wp:wrapTight>
+            <wp:docPr id="2" name="Image 2"/>
+            <wp:cNvGraphicFramePr>
+              <a:graphicFrameLocks xmlns:a="http://schemas.openxmlformats.org/drawingml/2006/main"/>
+            </wp:cNvGraphicFramePr>
+            <a:graphic xmlns:a="http://schemas.openxmlformats.org/drawingml/2006/main">
+              <a:graphicData uri="http://schemas.openxmlformats.org/drawingml/2006/picture">
+                <pic:pic xmlns:pic="http://schemas.openxmlformats.org/drawingml/2006/picture">
+                  <pic:nvPicPr>
+                    <pic:cNvPr id="2" name="Image 2"/>
+                    <pic:cNvPicPr/>
+                  </pic:nvPicPr>
+                  <pic:blipFill>
+                    <a:blip r:embed="rId11">
+                      <a:extLst>
+                        <a:ext uri="{28A0092B-C50C-407E-A947-70E740481C1C}">
+                          <a14:useLocalDpi xmlns:a14="http://schemas.microsoft.com/office/drawing/2010/main" val="0"/>
+                        </a:ext>
+                      </a:extLst>
+                    </a:blip>
+                    <a:stretch>
+                      <a:fillRect/>
+                    </a:stretch>
+                  </pic:blipFill>
+                  <pic:spPr>
+                    <a:xfrm>
+                      <a:off x="0" y="0"/>
+                      <a:ext cx="781685" cy="1110615"/>
+                    </a:xfrm>
+                    <a:prstGeom prst="rect">
+                      <a:avLst/>
+                    </a:prstGeom>
+                  </pic:spPr>
+                </pic:pic>
+              </a:graphicData>
+            </a:graphic>
+            <wp14:sizeRelH relativeFrom="margin">
+              <wp14:pctWidth>0</wp14:pctWidth>
+            </wp14:sizeRelH>
+          </wp:anchor>
+        </w:drawing>
+      </w:r>
+      <w:r>
+        <w:rPr>
+          <w:noProof/>
+        </w:rPr>
+        <w:drawing>
+          <wp:anchor distT="0" distB="0" distL="114300" distR="114300" simplePos="0" relativeHeight="251660288" behindDoc="0" locked="0" layoutInCell="1" hidden="0" allowOverlap="1" wp14:anchorId="067F6CC2" wp14:editId="1F730DCE">
+            <wp:simplePos x="0" y="0"/>
+            <wp:positionH relativeFrom="margin">
+              <wp:align>left</wp:align>
+            </wp:positionH>
+            <wp:positionV relativeFrom="paragraph">
+              <wp:posOffset>0</wp:posOffset>
+            </wp:positionV>
+            <wp:extent cx="1129030" cy="1129030"/>
+            <wp:effectExtent l="0" t="0" r="0" b="0"/>
+            <wp:wrapSquare wrapText="bothSides" distT="0" distB="0" distL="114300" distR="114300"/>
+            <wp:docPr id="2084290962" name="image25.jpg" descr="A picture containing circle, text, map, globe&#10;&#10;Description automatically generated"/>
+            <wp:cNvGraphicFramePr/>
+            <a:graphic xmlns:a="http://schemas.openxmlformats.org/drawingml/2006/main">
+              <a:graphicData uri="http://schemas.openxmlformats.org/drawingml/2006/picture">
+                <pic:pic xmlns:pic="http://schemas.openxmlformats.org/drawingml/2006/picture">
+                  <pic:nvPicPr>
+                    <pic:cNvPr id="0" name="image25.jpg" descr="A picture containing circle, text, map, globe&#10;&#10;Description automatically generated"/>
+                    <pic:cNvPicPr preferRelativeResize="0"/>
+                  </pic:nvPicPr>
+                  <pic:blipFill>
+                    <a:blip r:embed="rId12"/>
+                    <a:srcRect/>
+                    <a:stretch>
+                      <a:fillRect/>
+                    </a:stretch>
+                  </pic:blipFill>
+                  <pic:spPr>
+                    <a:xfrm>
+                      <a:off x="0" y="0"/>
+                      <a:ext cx="1129030" cy="1129030"/>
+                    </a:xfrm>
+                    <a:prstGeom prst="rect">
+                      <a:avLst/>
+                    </a:prstGeom>
+                    <a:ln/>
+                  </pic:spPr>
+                </pic:pic>
+              </a:graphicData>
+            </a:graphic>
+          </wp:anchor>
+        </w:drawing>
+      </w:r>
+      <w:r>
+        <w:rPr>
+          <w:position w:val="25"/>
+          <w:sz w:val="20"/>
+        </w:rPr>
+        <w:tab/>
+      </w:r>
+    </w:p>
+    <w:p>
+      <w:pPr>
+        <w:pStyle w:val="HeadingSubheading"/>
+        <w:spacing w:line="276" w:lineRule="auto"/>
+      </w:pPr>
+    </w:p>
+    <w:p>
+      <w:pPr>
+        <w:pStyle w:val="HeadingSubheading"/>
+        <w:spacing w:line="276" w:lineRule="auto"/>
+      </w:pPr>
+    </w:p>
+    <w:p>
+      <w:pPr>
+        <w:pStyle w:val="HeadingSubheading"/>
+        <w:spacing w:line="276" w:lineRule="auto"/>
+      </w:pPr>
+    </w:p>
+    <w:p>
+      <w:pPr>
+        <w:pStyle w:val="HeadingSubheading"/>
+        <w:spacing w:line="276" w:lineRule="auto"/>
+      </w:pPr>
+      <w:r>
+        <w:t>Cairo</w:t>
+      </w:r>
+      <w:r>
+        <w:rPr>
+          <w:spacing w:val="-3"/>
+        </w:rPr>
+        <w:t xml:space="preserve"> </w:t>
+      </w:r>
+      <w:r>
+        <w:t>University</w:t>
+      </w:r>
+    </w:p>
+    <w:p>
+      <w:pPr>
+        <w:pStyle w:val="HeadingSubheading"/>
+        <w:spacing w:line="276" w:lineRule="auto"/>
+      </w:pPr>
+      <w:r>
+        <w:t xml:space="preserve">Faculty of Computers &amp; Artificial Intelligence </w:t>
+      </w:r>
+    </w:p>
+    <w:p>
+      <w:pPr>
+        <w:pStyle w:val="HeadingSubheading"/>
+        <w:spacing w:line="276" w:lineRule="auto"/>
+      </w:pPr>
+      <w:r>
+        <w:t>Operations</w:t>
+      </w:r>
+      <w:r>
+        <w:rPr>
+          <w:spacing w:val="-7"/>
+        </w:rPr>
+        <w:t xml:space="preserve"> </w:t>
+      </w:r>
+      <w:r>
+        <w:t>Research</w:t>
+      </w:r>
+      <w:r>
+        <w:rPr>
+          <w:spacing w:val="-7"/>
+        </w:rPr>
+        <w:t xml:space="preserve"> </w:t>
+      </w:r>
+      <w:r>
+        <w:t>&amp;</w:t>
+      </w:r>
+      <w:r>
+        <w:rPr>
+          <w:spacing w:val="-8"/>
+        </w:rPr>
+        <w:t xml:space="preserve"> </w:t>
+      </w:r>
+      <w:r>
+        <w:t>Decision</w:t>
+      </w:r>
+      <w:r>
+        <w:rPr>
+          <w:spacing w:val="-8"/>
+        </w:rPr>
+        <w:t xml:space="preserve"> </w:t>
+      </w:r>
+      <w:r>
+        <w:t>Support</w:t>
+      </w:r>
+      <w:r>
+        <w:rPr>
+          <w:spacing w:val="-8"/>
+        </w:rPr>
+        <w:t xml:space="preserve"> </w:t>
+      </w:r>
+      <w:r>
+        <w:t>Dept.</w:t>
+      </w:r>
+    </w:p>
+    <w:p>
+      <w:pPr>
+        <w:pStyle w:val="BodyText0"/>
+        <w:spacing w:before="57" w:line="276" w:lineRule="auto"/>
+        <w:jc w:val="center"/>
+        <w:rPr>
+          <w:b/>
+          <w:sz w:val="34"/>
+        </w:rPr>
+      </w:pPr>
+    </w:p>
+    <w:p>
+      <w:pPr>
+        <w:pStyle w:val="BodyText0"/>
+        <w:spacing w:before="57" w:line="276" w:lineRule="auto"/>
+        <w:jc w:val="center"/>
+        <w:rPr>
+          <w:b/>
+          <w:sz w:val="34"/>
+        </w:rPr>
+      </w:pPr>
+    </w:p>
+    <w:p>
+      <w:pPr>
+        <w:pStyle w:val="Chaptertitle"/>
+        <w:spacing w:line="276" w:lineRule="auto"/>
+        <w:jc w:val="center"/>
+      </w:pPr>
+      <w:r>
+        <w:t>Egyptian Premier League Schedule Optimizer</w:t>
+      </w:r>
+    </w:p>
+    <w:p>
+      <w:pPr>
+        <w:pStyle w:val="BodyText"/>
+        <w:spacing w:line="276" w:lineRule="auto"/>
+        <w:jc w:val="center"/>
+      </w:pPr>
+      <w:r>
+        <w:t>The</w:t>
+      </w:r>
+      <w:r>
+        <w:rPr>
+          <w:spacing w:val="-7"/>
+        </w:rPr>
+        <w:t xml:space="preserve"> </w:t>
+      </w:r>
+      <w:r>
+        <w:t>Graduation</w:t>
+      </w:r>
+      <w:r>
+        <w:rPr>
+          <w:spacing w:val="-6"/>
+        </w:rPr>
+        <w:t xml:space="preserve"> </w:t>
+      </w:r>
+      <w:r>
+        <w:t>Project</w:t>
+      </w:r>
+      <w:r>
+        <w:rPr>
+          <w:spacing w:val="-5"/>
+        </w:rPr>
+        <w:t xml:space="preserve"> </w:t>
+      </w:r>
+      <w:r>
+        <w:t>Submitted</w:t>
+      </w:r>
+      <w:r>
+        <w:rPr>
+          <w:spacing w:val="-8"/>
+        </w:rPr>
+        <w:t xml:space="preserve"> </w:t>
+      </w:r>
+      <w:r>
+        <w:rPr>
+          <w:spacing w:val="-5"/>
+        </w:rPr>
+        <w:t>to</w:t>
+      </w:r>
+    </w:p>
+    <w:p>
+      <w:pPr>
+        <w:pStyle w:val="BodyText"/>
+        <w:spacing w:line="276" w:lineRule="auto"/>
+        <w:jc w:val="center"/>
+      </w:pPr>
+      <w:r>
+        <w:t>The</w:t>
+      </w:r>
+      <w:r>
+        <w:rPr>
+          <w:spacing w:val="-14"/>
+        </w:rPr>
+        <w:t xml:space="preserve"> </w:t>
+      </w:r>
+      <w:r>
+        <w:t>Faculty</w:t>
+      </w:r>
+      <w:r>
+        <w:rPr>
+          <w:spacing w:val="-8"/>
+        </w:rPr>
+        <w:t xml:space="preserve"> </w:t>
+      </w:r>
+      <w:r>
+        <w:t>of</w:t>
+      </w:r>
+      <w:r>
+        <w:rPr>
+          <w:spacing w:val="-3"/>
+        </w:rPr>
+        <w:t xml:space="preserve"> </w:t>
+      </w:r>
+      <w:r>
+        <w:t>Computers</w:t>
+      </w:r>
+      <w:r>
+        <w:rPr>
+          <w:spacing w:val="-3"/>
+        </w:rPr>
+        <w:t xml:space="preserve"> </w:t>
+      </w:r>
+      <w:r>
+        <w:t>and</w:t>
+      </w:r>
+      <w:r>
+        <w:rPr>
+          <w:spacing w:val="-2"/>
+        </w:rPr>
+        <w:t xml:space="preserve"> </w:t>
+      </w:r>
+      <w:r>
+        <w:t>Artificial</w:t>
+      </w:r>
+      <w:r>
+        <w:rPr>
+          <w:spacing w:val="-2"/>
+        </w:rPr>
+        <w:t xml:space="preserve"> Intelligence,</w:t>
+      </w:r>
+    </w:p>
+    <w:p>
+      <w:pPr>
+        <w:pStyle w:val="BodyText"/>
+        <w:spacing w:line="276" w:lineRule="auto"/>
+        <w:jc w:val="center"/>
+      </w:pPr>
+      <w:r>
+        <w:t>Cairo</w:t>
+      </w:r>
+      <w:r>
+        <w:rPr>
+          <w:spacing w:val="1"/>
+        </w:rPr>
+        <w:t xml:space="preserve"> </w:t>
+      </w:r>
+      <w:r>
+        <w:rPr>
+          <w:spacing w:val="-2"/>
+        </w:rPr>
+        <w:t>University</w:t>
+      </w:r>
+    </w:p>
+    <w:p>
+      <w:pPr>
+        <w:pStyle w:val="BodyText"/>
+        <w:spacing w:line="276" w:lineRule="auto"/>
+        <w:jc w:val="center"/>
+      </w:pPr>
+      <w:r>
+        <w:t>In</w:t>
+      </w:r>
+      <w:r>
+        <w:rPr>
+          <w:spacing w:val="-6"/>
+        </w:rPr>
+        <w:t xml:space="preserve"> </w:t>
+      </w:r>
+      <w:r>
+        <w:t>Partial</w:t>
+      </w:r>
+      <w:r>
+        <w:rPr>
+          <w:spacing w:val="-7"/>
+        </w:rPr>
+        <w:t xml:space="preserve"> </w:t>
+      </w:r>
+      <w:r>
+        <w:t>Fulfillment</w:t>
+      </w:r>
+      <w:r>
+        <w:rPr>
+          <w:spacing w:val="-6"/>
+        </w:rPr>
+        <w:t xml:space="preserve"> </w:t>
+      </w:r>
+      <w:r>
+        <w:t>of</w:t>
+      </w:r>
+      <w:r>
+        <w:rPr>
+          <w:spacing w:val="-10"/>
+        </w:rPr>
+        <w:t xml:space="preserve"> </w:t>
+      </w:r>
+      <w:r>
+        <w:t>the</w:t>
+      </w:r>
+      <w:r>
+        <w:rPr>
+          <w:spacing w:val="-7"/>
+        </w:rPr>
+        <w:t xml:space="preserve"> </w:t>
+      </w:r>
+      <w:r>
+        <w:t xml:space="preserve">Requirements for the </w:t>
+      </w:r>
+      <w:proofErr w:type="gramStart"/>
+      <w:r>
+        <w:t>Bachelor Degree</w:t>
+      </w:r>
+      <w:proofErr w:type="gramEnd"/>
+    </w:p>
+    <w:p>
+      <w:pPr>
+        <w:pStyle w:val="BodyText"/>
+        <w:spacing w:line="276" w:lineRule="auto"/>
+        <w:jc w:val="center"/>
+      </w:pPr>
+      <w:r>
+        <w:rPr>
+          <w:spacing w:val="-5"/>
+        </w:rPr>
+        <w:t>In</w:t>
+      </w:r>
+    </w:p>
+    <w:p>
+      <w:pPr>
+        <w:pStyle w:val="HeadingSubheading"/>
+        <w:jc w:val="center"/>
+      </w:pPr>
+      <w:r>
+        <w:t>Operations</w:t>
+      </w:r>
+      <w:r>
+        <w:rPr>
+          <w:spacing w:val="-9"/>
+        </w:rPr>
+        <w:t xml:space="preserve"> </w:t>
+      </w:r>
+      <w:r>
+        <w:t>Research</w:t>
+      </w:r>
+      <w:r>
+        <w:rPr>
+          <w:spacing w:val="-13"/>
+        </w:rPr>
+        <w:t xml:space="preserve"> </w:t>
+      </w:r>
+      <w:r>
+        <w:t>and</w:t>
+      </w:r>
+      <w:r>
+        <w:rPr>
+          <w:spacing w:val="-13"/>
+        </w:rPr>
+        <w:t xml:space="preserve"> </w:t>
+      </w:r>
+      <w:r>
+        <w:t>Decision</w:t>
+      </w:r>
+      <w:r>
+        <w:rPr>
+          <w:spacing w:val="-11"/>
+        </w:rPr>
+        <w:t xml:space="preserve"> </w:t>
+      </w:r>
+      <w:r>
+        <w:rPr>
+          <w:spacing w:val="-2"/>
+        </w:rPr>
+        <w:t>Support</w:t>
+      </w:r>
+    </w:p>
+    <w:p>
+      <w:pPr>
+        <w:pStyle w:val="BodyText0"/>
+        <w:spacing w:line="276" w:lineRule="auto"/>
+        <w:rPr>
+          <w:b/>
+          <w:sz w:val="32"/>
+        </w:rPr>
+      </w:pPr>
+    </w:p>
+    <w:p>
+      <w:pPr>
+        <w:pStyle w:val="BodyText0"/>
+        <w:spacing w:before="170" w:line="276" w:lineRule="auto"/>
+        <w:rPr>
+          <w:b/>
+          <w:sz w:val="32"/>
+        </w:rPr>
+      </w:pPr>
+    </w:p>
+    <w:p>
+      <w:pPr>
+        <w:spacing w:line="276" w:lineRule="auto"/>
+        <w:ind w:left="720" w:right="871"/>
+        <w:jc w:val="center"/>
+        <w:rPr>
+          <w:rFonts w:ascii="Vivaldi"/>
+          <w:b/>
+          <w:i/>
+          <w:sz w:val="32"/>
+        </w:rPr>
+      </w:pPr>
+      <w:r>
+        <w:rPr>
+          <w:rFonts w:ascii="Vivaldi"/>
+          <w:b/>
+          <w:i/>
+          <w:sz w:val="32"/>
+        </w:rPr>
+        <w:t>Under</w:t>
+      </w:r>
+      <w:r>
+        <w:rPr>
+          <w:rFonts w:ascii="Vivaldi"/>
+          <w:b/>
+          <w:i/>
+          <w:spacing w:val="-14"/>
+          <w:sz w:val="32"/>
+        </w:rPr>
+        <w:t xml:space="preserve"> </w:t>
+      </w:r>
+      <w:r>
+        <w:rPr>
+          <w:rFonts w:ascii="Vivaldi"/>
+          <w:b/>
+          <w:i/>
+          <w:sz w:val="32"/>
+        </w:rPr>
+        <w:t>Supervision</w:t>
+      </w:r>
+      <w:r>
+        <w:rPr>
+          <w:rFonts w:ascii="Vivaldi"/>
+          <w:b/>
+          <w:i/>
+          <w:spacing w:val="-15"/>
+          <w:sz w:val="32"/>
+        </w:rPr>
+        <w:t xml:space="preserve"> </w:t>
+      </w:r>
+      <w:r>
+        <w:rPr>
+          <w:rFonts w:ascii="Vivaldi"/>
+          <w:b/>
+          <w:i/>
+          <w:spacing w:val="-5"/>
+          <w:sz w:val="32"/>
+        </w:rPr>
+        <w:t>of:</w:t>
+      </w:r>
+    </w:p>
+    <w:p>
+      <w:pPr>
+        <w:spacing w:before="1" w:line="276" w:lineRule="auto"/>
+        <w:ind w:left="784" w:right="648"/>
+        <w:jc w:val="center"/>
+        <w:rPr>
+          <w:rFonts w:asciiTheme="majorBidi" w:hAnsiTheme="majorBidi" w:cstheme="majorBidi"/>
+          <w:bCs/>
+          <w:i/>
+          <w:iCs/>
+          <w:sz w:val="28"/>
+          <w:szCs w:val="28"/>
+        </w:rPr>
+      </w:pPr>
+      <w:r>
+        <w:rPr>
+          <w:rFonts w:asciiTheme="majorBidi" w:hAnsiTheme="majorBidi" w:cstheme="majorBidi"/>
+          <w:bCs/>
+          <w:i/>
+          <w:iCs/>
+          <w:sz w:val="28"/>
+          <w:szCs w:val="28"/>
+        </w:rPr>
+        <w:t>Dr.</w:t>
+      </w:r>
+      <w:r>
+        <w:rPr>
+          <w:rFonts w:asciiTheme="majorBidi" w:hAnsiTheme="majorBidi" w:cstheme="majorBidi"/>
+          <w:bCs/>
+          <w:i/>
+          <w:iCs/>
+          <w:sz w:val="28"/>
+          <w:szCs w:val="28"/>
+        </w:rPr>
+        <w:t xml:space="preserve"> </w:t>
+      </w:r>
+      <w:r>
+        <w:rPr>
+          <w:rFonts w:asciiTheme="majorBidi" w:hAnsiTheme="majorBidi" w:cstheme="majorBidi"/>
+          <w:bCs/>
+          <w:i/>
+          <w:iCs/>
+          <w:sz w:val="28"/>
+          <w:szCs w:val="28"/>
+        </w:rPr>
+        <w:t>Sally Kassem</w:t>
+      </w:r>
+    </w:p>
+    <w:p>
+      <w:pPr>
+        <w:spacing w:before="1" w:line="276" w:lineRule="auto"/>
+        <w:ind w:left="784" w:right="648"/>
+        <w:jc w:val="center"/>
+        <w:rPr>
+          <w:rFonts w:asciiTheme="majorBidi" w:hAnsiTheme="majorBidi" w:cstheme="majorBidi"/>
+          <w:bCs/>
+          <w:i/>
+          <w:iCs/>
+          <w:sz w:val="28"/>
+          <w:szCs w:val="28"/>
+        </w:rPr>
+      </w:pPr>
+      <w:r>
+        <w:rPr>
+          <w:rFonts w:asciiTheme="majorBidi" w:hAnsiTheme="majorBidi" w:cstheme="majorBidi"/>
+          <w:bCs/>
+          <w:i/>
+          <w:iCs/>
+          <w:sz w:val="28"/>
+          <w:szCs w:val="28"/>
+        </w:rPr>
+        <w:t>Eng.</w:t>
+      </w:r>
+      <w:r>
+        <w:rPr>
+          <w:rFonts w:asciiTheme="majorBidi" w:hAnsiTheme="majorBidi" w:cstheme="majorBidi"/>
+          <w:bCs/>
+          <w:i/>
+          <w:iCs/>
+          <w:sz w:val="28"/>
+          <w:szCs w:val="28"/>
+        </w:rPr>
+        <w:t xml:space="preserve"> </w:t>
+      </w:r>
+      <w:r>
+        <w:rPr>
+          <w:rFonts w:asciiTheme="majorBidi" w:hAnsiTheme="majorBidi" w:cstheme="majorBidi"/>
+          <w:bCs/>
+          <w:i/>
+          <w:iCs/>
+          <w:sz w:val="28"/>
+          <w:szCs w:val="28"/>
+        </w:rPr>
+        <w:t xml:space="preserve">Rawaa </w:t>
+      </w:r>
+      <w:r>
+        <w:rPr>
+          <w:rFonts w:asciiTheme="majorBidi" w:hAnsiTheme="majorBidi" w:cstheme="majorBidi"/>
+          <w:bCs/>
+          <w:i/>
+          <w:iCs/>
+          <w:sz w:val="28"/>
+          <w:szCs w:val="28"/>
+        </w:rPr>
+        <w:t>Hesham</w:t>
+      </w:r>
+    </w:p>
+    <w:p>
+      <w:pPr>
+        <w:pStyle w:val="BodyText0"/>
+        <w:spacing w:line="276" w:lineRule="auto"/>
+        <w:jc w:val="center"/>
+        <w:rPr>
+          <w:b/>
+          <w:sz w:val="32"/>
+        </w:rPr>
+      </w:pPr>
+    </w:p>
+    <w:p>
+      <w:pPr>
+        <w:pStyle w:val="BodyText0"/>
+        <w:spacing w:line="276" w:lineRule="auto"/>
+        <w:jc w:val="center"/>
+        <w:rPr>
+          <w:b/>
+          <w:sz w:val="32"/>
+        </w:rPr>
+      </w:pPr>
+    </w:p>
+    <w:p>
+      <w:pPr>
+        <w:pStyle w:val="BodyText0"/>
+        <w:spacing w:before="200" w:line="276" w:lineRule="auto"/>
+        <w:jc w:val="center"/>
+        <w:rPr>
+          <w:b/>
+          <w:sz w:val="32"/>
+        </w:rPr>
+      </w:pPr>
+    </w:p>
+    <w:p>
+      <w:pPr>
+        <w:spacing w:line="276" w:lineRule="auto"/>
+        <w:ind w:left="3466" w:right="3242" w:hanging="586"/>
+        <w:jc w:val="center"/>
+        <w:rPr>
+          <w:rFonts w:asciiTheme="majorBidi" w:hAnsiTheme="majorBidi" w:cstheme="majorBidi"/>
+          <w:b/>
+          <w:sz w:val="28"/>
+        </w:rPr>
+      </w:pPr>
+      <w:r>
+        <w:rPr>
+          <w:rFonts w:asciiTheme="majorBidi" w:hAnsiTheme="majorBidi" w:cstheme="majorBidi"/>
+          <w:b/>
+          <w:sz w:val="28"/>
+        </w:rPr>
+        <w:t>CAIRO</w:t>
+      </w:r>
+      <w:r>
+        <w:rPr>
+          <w:rFonts w:asciiTheme="majorBidi" w:hAnsiTheme="majorBidi" w:cstheme="majorBidi"/>
+          <w:b/>
+          <w:spacing w:val="-18"/>
+          <w:sz w:val="28"/>
+        </w:rPr>
+        <w:t xml:space="preserve"> </w:t>
+      </w:r>
+      <w:r>
+        <w:rPr>
+          <w:rFonts w:asciiTheme="majorBidi" w:hAnsiTheme="majorBidi" w:cstheme="majorBidi"/>
+          <w:b/>
+          <w:sz w:val="28"/>
+        </w:rPr>
+        <w:t>UNIVERSITY</w:t>
+      </w:r>
+    </w:p>
+    <w:p>
+      <w:pPr>
+        <w:spacing w:line="276" w:lineRule="auto"/>
+        <w:ind w:left="3466" w:right="3242" w:hanging="586"/>
+        <w:jc w:val="center"/>
+        <w:rPr>
+          <w:rFonts w:asciiTheme="majorBidi" w:hAnsiTheme="majorBidi" w:cstheme="majorBidi"/>
+          <w:b/>
+          <w:sz w:val="28"/>
+        </w:rPr>
+      </w:pPr>
+      <w:proofErr w:type="gramStart"/>
+      <w:r>
+        <w:rPr>
+          <w:rFonts w:asciiTheme="majorBidi" w:hAnsiTheme="majorBidi" w:cstheme="majorBidi"/>
+          <w:b/>
+          <w:spacing w:val="-2"/>
+          <w:sz w:val="28"/>
+        </w:rPr>
+        <w:t>February</w:t>
+      </w:r>
+      <w:r>
+        <w:rPr>
+          <w:rFonts w:asciiTheme="majorBidi" w:hAnsiTheme="majorBidi" w:cstheme="majorBidi"/>
+          <w:b/>
+          <w:spacing w:val="-2"/>
+          <w:sz w:val="28"/>
+        </w:rPr>
+        <w:t>,</w:t>
+      </w:r>
+      <w:proofErr w:type="gramEnd"/>
+      <w:r>
+        <w:rPr>
+          <w:rFonts w:asciiTheme="majorBidi" w:hAnsiTheme="majorBidi" w:cstheme="majorBidi"/>
+          <w:b/>
+          <w:spacing w:val="-2"/>
+          <w:sz w:val="28"/>
+        </w:rPr>
+        <w:t xml:space="preserve"> </w:t>
+      </w:r>
+      <w:r>
+        <w:rPr>
+          <w:rFonts w:asciiTheme="majorBidi" w:hAnsiTheme="majorBidi" w:cstheme="majorBidi"/>
+          <w:b/>
+          <w:spacing w:val="-2"/>
+          <w:sz w:val="28"/>
+        </w:rPr>
+        <w:t>2</w:t>
+      </w:r>
+      <w:r>
+        <w:rPr>
+          <w:rFonts w:asciiTheme="majorBidi" w:hAnsiTheme="majorBidi" w:cstheme="majorBidi"/>
+          <w:b/>
+          <w:spacing w:val="-2"/>
+          <w:sz w:val="28"/>
+        </w:rPr>
+        <w:t>026</w:t>
+      </w:r>
+    </w:p>
+    <w:p>
+      <w:pPr>
         <w:pStyle w:val="Introduction"/>
-      </w:pPr>
-      <w:bookmarkStart w:id="0" w:name="_GoBack"/>
-      <w:bookmarkEnd w:id="0"/>
+        <w:spacing w:line="276" w:lineRule="auto"/>
+      </w:pPr>
+    </w:p>
+    <w:p>
+      <w:pPr>
+        <w:pStyle w:val="Introduction"/>
+        <w:spacing w:line="276" w:lineRule="auto"/>
+      </w:pPr>
+    </w:p>
+    <w:p>
+      <w:pPr>
+        <w:pStyle w:val="Introduction"/>
+        <w:spacing w:line="276" w:lineRule="auto"/>
+      </w:pPr>
+    </w:p>
+    <w:p>
+      <w:pPr>
+        <w:pStyle w:val="Introduction"/>
+        <w:spacing w:line="276" w:lineRule="auto"/>
+        <w:rPr>
+          <w:sz w:val="36"/>
+          <w:szCs w:val="36"/>
+        </w:rPr>
+      </w:pPr>
+      <w:r>
+        <w:rPr>
+          <w:sz w:val="36"/>
+          <w:szCs w:val="36"/>
+        </w:rPr>
+        <w:t>Presented by:</w:t>
+      </w:r>
+    </w:p>
+    <w:p>
+      <w:pPr>
+        <w:pStyle w:val="Introduction"/>
+        <w:spacing w:line="276" w:lineRule="auto"/>
+        <w:rPr>
+          <w:sz w:val="36"/>
+          <w:szCs w:val="36"/>
+        </w:rPr>
+      </w:pPr>
+    </w:p>
+    <w:p>
+      <w:pPr>
+        <w:pStyle w:val="HeadingSubheading"/>
+        <w:spacing w:line="276" w:lineRule="auto"/>
+        <w:jc w:val="center"/>
+        <w:rPr>
+          <w:sz w:val="32"/>
+          <w:szCs w:val="32"/>
+        </w:rPr>
+      </w:pPr>
+      <w:r>
+        <w:rPr>
+          <w:sz w:val="32"/>
+          <w:szCs w:val="32"/>
+        </w:rPr>
+        <w:t>Rawan Ehab – 20220133</w:t>
+      </w:r>
+    </w:p>
+    <w:p>
+      <w:pPr>
+        <w:pStyle w:val="HeadingSubheading"/>
+        <w:spacing w:line="276" w:lineRule="auto"/>
+        <w:jc w:val="center"/>
+        <w:rPr>
+          <w:rFonts w:cs="Calibri"/>
+          <w:sz w:val="32"/>
+          <w:szCs w:val="32"/>
+        </w:rPr>
+      </w:pPr>
+      <w:r>
+        <w:rPr>
+          <w:rFonts w:cs="Calibri"/>
+          <w:sz w:val="32"/>
+          <w:szCs w:val="32"/>
+        </w:rPr>
+        <w:t>Mohamed Osama – 20220477</w:t>
+      </w:r>
+    </w:p>
+    <w:p>
+      <w:pPr>
+        <w:pStyle w:val="HeadingSubheading"/>
+        <w:spacing w:line="276" w:lineRule="auto"/>
+        <w:jc w:val="center"/>
+        <w:rPr>
+          <w:rFonts w:cs="Calibri"/>
+          <w:sz w:val="32"/>
+          <w:szCs w:val="32"/>
+        </w:rPr>
+      </w:pPr>
+      <w:r>
+        <w:rPr>
+          <w:rFonts w:cs="Calibri"/>
+          <w:sz w:val="32"/>
+          <w:szCs w:val="32"/>
+        </w:rPr>
+        <w:t>Abd El-Rahman Ashraf – 20220189</w:t>
+      </w:r>
+    </w:p>
+    <w:p>
+      <w:pPr>
+        <w:pStyle w:val="HeadingSubheading"/>
+        <w:spacing w:line="276" w:lineRule="auto"/>
+        <w:jc w:val="center"/>
+        <w:rPr>
+          <w:rFonts w:cs="Calibri"/>
+          <w:sz w:val="32"/>
+          <w:szCs w:val="32"/>
+        </w:rPr>
+      </w:pPr>
+      <w:r>
+        <w:rPr>
+          <w:rFonts w:cs="Calibri"/>
+          <w:sz w:val="32"/>
+          <w:szCs w:val="32"/>
+        </w:rPr>
+        <w:t>Ghassan Tarek – 20220239</w:t>
+      </w:r>
+    </w:p>
+    <w:p>
+      <w:pPr>
+        <w:pStyle w:val="HeadingSubheading"/>
+        <w:spacing w:line="276" w:lineRule="auto"/>
+        <w:jc w:val="center"/>
+        <w:rPr>
+          <w:rFonts w:cs="Calibri"/>
+        </w:rPr>
+      </w:pPr>
+      <w:r>
+        <w:rPr>
+          <w:rFonts w:cs="Calibri"/>
+          <w:sz w:val="32"/>
+          <w:szCs w:val="32"/>
+        </w:rPr>
+        <w:t xml:space="preserve">Ibrahim Medhat </w:t>
+      </w:r>
+      <w:r>
+        <w:rPr>
+          <w:rFonts w:cs="Calibri"/>
+          <w:sz w:val="32"/>
+          <w:szCs w:val="32"/>
+        </w:rPr>
+        <w:t>–</w:t>
+      </w:r>
+      <w:r>
+        <w:rPr>
+          <w:rFonts w:cs="Calibri"/>
+          <w:sz w:val="32"/>
+          <w:szCs w:val="32"/>
+        </w:rPr>
+        <w:t xml:space="preserve"> 20221003</w:t>
+      </w:r>
+    </w:p>
+    <w:p>
+      <w:pPr>
+        <w:pStyle w:val="HeadingSubheading"/>
+        <w:spacing w:line="276" w:lineRule="auto"/>
+        <w:jc w:val="center"/>
+        <w:rPr>
+          <w:rFonts w:cs="Calibri"/>
+        </w:rPr>
+      </w:pPr>
+    </w:p>
+    <w:p>
+      <w:pPr>
+        <w:pStyle w:val="HeadingSubheading"/>
+        <w:spacing w:line="276" w:lineRule="auto"/>
+        <w:jc w:val="center"/>
+        <w:rPr>
+          <w:rFonts w:cs="Calibri"/>
+        </w:rPr>
+      </w:pPr>
+    </w:p>
+    <w:p>
+      <w:pPr>
+        <w:pStyle w:val="HeadingSubheading"/>
+        <w:spacing w:line="276" w:lineRule="auto"/>
+        <w:jc w:val="center"/>
+        <w:rPr>
+          <w:rFonts w:cs="Calibri"/>
+        </w:rPr>
+      </w:pPr>
+    </w:p>
+    <w:p>
+      <w:pPr>
+        <w:pStyle w:val="HeadingSubheading"/>
+        <w:spacing w:line="276" w:lineRule="auto"/>
+        <w:jc w:val="center"/>
+        <w:rPr>
+          <w:rFonts w:cs="Calibri"/>
+        </w:rPr>
+      </w:pPr>
+    </w:p>
+    <w:p>
+      <w:pPr>
+        <w:pStyle w:val="HeadingSubheading"/>
+        <w:spacing w:line="276" w:lineRule="auto"/>
+        <w:jc w:val="center"/>
+        <w:rPr>
+          <w:rFonts w:cs="Calibri"/>
+        </w:rPr>
+      </w:pPr>
+    </w:p>
+    <w:p>
+      <w:pPr>
+        <w:pStyle w:val="HeadingSubheading"/>
+        <w:spacing w:line="276" w:lineRule="auto"/>
+        <w:jc w:val="center"/>
+        <w:rPr>
+          <w:rFonts w:cs="Calibri"/>
+        </w:rPr>
+      </w:pPr>
+    </w:p>
+    <w:p>
+      <w:pPr>
+        <w:pStyle w:val="HeadingSubheading"/>
+        <w:spacing w:line="276" w:lineRule="auto"/>
+        <w:jc w:val="center"/>
+        <w:rPr>
+          <w:rFonts w:cs="Calibri"/>
+        </w:rPr>
+      </w:pPr>
+    </w:p>
+    <w:p>
+      <w:pPr>
+        <w:pStyle w:val="HeadingSubheading"/>
+        <w:spacing w:line="276" w:lineRule="auto"/>
+        <w:jc w:val="center"/>
+        <w:rPr>
+          <w:rFonts w:cs="Calibri"/>
+        </w:rPr>
+      </w:pPr>
+    </w:p>
+    <w:p>
+      <w:pPr>
+        <w:pStyle w:val="HeadingSubheading"/>
+        <w:spacing w:line="276" w:lineRule="auto"/>
+        <w:jc w:val="center"/>
+        <w:rPr>
+          <w:rFonts w:cs="Calibri"/>
+        </w:rPr>
+      </w:pPr>
+    </w:p>
+    <w:p>
+      <w:pPr>
+        <w:pStyle w:val="HeadingSubheading"/>
+        <w:spacing w:line="276" w:lineRule="auto"/>
+        <w:jc w:val="center"/>
+        <w:rPr>
+          <w:rFonts w:cs="Calibri"/>
+        </w:rPr>
+      </w:pPr>
+    </w:p>
+    <w:p>
+      <w:pPr>
+        <w:pStyle w:val="HeadingSubheading"/>
+        <w:spacing w:line="276" w:lineRule="auto"/>
+        <w:jc w:val="center"/>
+        <w:rPr>
+          <w:rFonts w:cs="Calibri"/>
+        </w:rPr>
+      </w:pPr>
+    </w:p>
+    <w:p>
+      <w:pPr>
+        <w:pStyle w:val="HeadingSubheading"/>
+        <w:spacing w:line="276" w:lineRule="auto"/>
+        <w:jc w:val="center"/>
+        <w:rPr>
+          <w:rFonts w:cs="Calibri"/>
+        </w:rPr>
+      </w:pPr>
+    </w:p>
+    <w:p>
+      <w:pPr>
+        <w:pStyle w:val="HeadingSubheading"/>
+        <w:spacing w:line="276" w:lineRule="auto"/>
+        <w:jc w:val="center"/>
+        <w:rPr>
+          <w:rFonts w:cs="Calibri"/>
+        </w:rPr>
+      </w:pPr>
+    </w:p>
+    <w:p>
+      <w:pPr>
+        <w:pStyle w:val="HeadingSubheading"/>
+        <w:spacing w:line="276" w:lineRule="auto"/>
+        <w:jc w:val="center"/>
+        <w:rPr>
+          <w:rFonts w:cs="Calibri"/>
+        </w:rPr>
+      </w:pPr>
+    </w:p>
+    <w:p>
+      <w:pPr>
+        <w:pStyle w:val="HeadingSubheading"/>
+        <w:spacing w:line="276" w:lineRule="auto"/>
+        <w:jc w:val="center"/>
+        <w:rPr>
+          <w:rFonts w:cs="Calibri"/>
+        </w:rPr>
+      </w:pPr>
+    </w:p>
+    <w:p>
+      <w:pPr>
+        <w:rPr>
+          <w:rFonts w:asciiTheme="majorBidi" w:hAnsiTheme="majorBidi" w:cs="Calibri"/>
+          <w:b/>
+          <w:sz w:val="28"/>
+        </w:rPr>
+      </w:pPr>
+      <w:r>
+        <w:rPr>
+          <w:rFonts w:cs="Calibri"/>
+        </w:rPr>
+        <w:br w:type="page"/>
+      </w:r>
+    </w:p>
+    <w:p>
+      <w:pPr>
+        <w:pStyle w:val="HeadingSubheading"/>
+        <w:spacing w:line="276" w:lineRule="auto"/>
+        <w:rPr>
+          <w:rFonts w:cs="Calibri"/>
+        </w:rPr>
+      </w:pPr>
+    </w:p>
+    <w:p>
+      <w:pPr>
+        <w:pStyle w:val="Heading3"/>
+        <w:numPr>
+          <w:ilvl w:val="0"/>
+          <w:numId w:val="0"/>
+        </w:numPr>
+        <w:spacing w:line="276" w:lineRule="auto"/>
+      </w:pPr>
+      <w:r>
+        <w:t>ABSTRACT</w:t>
+      </w:r>
+    </w:p>
+    <w:p>
+      <w:pPr>
+        <w:pStyle w:val="BodyText0"/>
+        <w:spacing w:before="278" w:line="276" w:lineRule="auto"/>
+        <w:rPr>
+          <w:b/>
+          <w:sz w:val="32"/>
+        </w:rPr>
+      </w:pPr>
+    </w:p>
+    <w:p>
+      <w:pPr>
+        <w:pStyle w:val="BodyText"/>
+        <w:spacing w:line="276" w:lineRule="auto"/>
+      </w:pPr>
+      <w:r>
+        <w:t>The Egyptian Premier League scheduling process has evolved over time and is no longer entirely manual, a</w:t>
+      </w:r>
+      <w:r>
+        <w:t>nd</w:t>
+      </w:r>
+      <w:r>
+        <w:t xml:space="preserve"> already considers multiple operational factors such as competition calendars, stadium availability, and security requirements. However, despite these improvements, the scheduling process still faces recurring challenges, including frequent postponements, uneven rest periods between teams, congestion caused by overlapping competitions, and difficulties in maintaining a standard league format within a fixed seasonal timeframe. These issues indicate that the existing scheduling approach lacks a unified optimization framework capable of evaluating all constraints and objectives simultaneously.</w:t>
+      </w:r>
+    </w:p>
+    <w:p>
+      <w:pPr>
+        <w:pStyle w:val="BodyText"/>
+        <w:spacing w:line="276" w:lineRule="auto"/>
+      </w:pPr>
+      <w:r>
+        <w:t>This project presents an optimization-based scheduling system using Integer Linear Programming (ILP) to enhance the current scheduling process rather than replace it. The league season is modeled as a constrained optimization problem where matches are assigned to predefined calendar slots and venues while respecting competition rules, continental commitments, security constraints, and fairness considerations. The system was implemented using Python, where structured data inputs are combined with mathematical constraints and objective functions to systematically evaluate scheduling alternatives. Optimization solvers are then used to identify schedules that satisfy all hard constraints while improving overall balance and efficiency.</w:t>
+      </w:r>
+    </w:p>
+    <w:p>
+      <w:pPr>
+        <w:pStyle w:val="BodyText"/>
+        <w:spacing w:line="276" w:lineRule="auto"/>
+        <w:rPr>
+          <w:color w:val="EE0000"/>
+        </w:rPr>
+      </w:pPr>
+      <w:r>
+        <w:rPr>
+          <w:color w:val="EE0000"/>
+        </w:rPr>
+        <w:t xml:space="preserve">The proposed system was tested using realistic league data representing teams, stadiums, time slots, and competition windows. Development and validation were carried out using Python-based optimization tools, including CBC and </w:t>
+      </w:r>
+      <w:proofErr w:type="spellStart"/>
+      <w:r>
+        <w:rPr>
+          <w:color w:val="EE0000"/>
+        </w:rPr>
+        <w:t>Gurobi</w:t>
+      </w:r>
+      <w:proofErr w:type="spellEnd"/>
+      <w:r>
+        <w:rPr>
+          <w:color w:val="EE0000"/>
+        </w:rPr>
+        <w:t xml:space="preserve"> solvers. The results demonstrate that a complete 18-team double round-robin season can be scheduled within the August to May timeframe with zero constraint violations, improved fairness indicators, and efficient use of high-quality match slots. These findings show that a structured optimization framework can significantly support and strengthen existing scheduling practices in professional football leagues.</w:t>
+      </w:r>
+    </w:p>
+    <w:p>
+      <w:pPr>
+        <w:pStyle w:val="BodyText0"/>
+        <w:spacing w:line="276" w:lineRule="auto"/>
+        <w:ind w:left="720" w:right="1078"/>
+      </w:pPr>
+    </w:p>
+    <w:p>
+      <w:pPr>
+        <w:pStyle w:val="BodyText0"/>
+        <w:spacing w:line="276" w:lineRule="auto"/>
+        <w:ind w:left="720" w:right="1078"/>
+      </w:pPr>
+    </w:p>
+    <w:p>
+      <w:pPr>
+        <w:pStyle w:val="BodyText0"/>
+        <w:spacing w:line="276" w:lineRule="auto"/>
+        <w:ind w:left="720" w:right="1078"/>
+      </w:pPr>
+    </w:p>
+    <w:p>
+      <w:pPr>
+        <w:pStyle w:val="BodyText0"/>
+        <w:spacing w:line="276" w:lineRule="auto"/>
+        <w:ind w:left="720" w:right="1078"/>
+      </w:pPr>
+    </w:p>
+    <w:p>
+      <w:pPr>
+        <w:pStyle w:val="BodyText0"/>
+        <w:spacing w:line="276" w:lineRule="auto"/>
+        <w:ind w:left="720" w:right="1078"/>
+      </w:pPr>
+    </w:p>
+    <w:p>
+      <w:pPr>
+        <w:pStyle w:val="BodyText0"/>
+        <w:spacing w:line="276" w:lineRule="auto"/>
+        <w:ind w:left="720" w:right="1078"/>
+      </w:pPr>
+    </w:p>
+    <w:p>
+      <w:pPr>
+        <w:pStyle w:val="BodyText0"/>
+        <w:spacing w:line="276" w:lineRule="auto"/>
+        <w:ind w:left="720" w:right="1078"/>
+      </w:pPr>
+    </w:p>
+    <w:p>
+      <w:pPr>
+        <w:pStyle w:val="BodyText0"/>
+        <w:spacing w:line="276" w:lineRule="auto"/>
+        <w:ind w:left="720" w:right="1078"/>
+      </w:pPr>
+    </w:p>
+    <w:p>
+      <w:pPr>
+        <w:pStyle w:val="BodyText0"/>
+        <w:spacing w:line="276" w:lineRule="auto"/>
+        <w:ind w:left="720" w:right="1078"/>
+      </w:pPr>
+    </w:p>
+    <w:p>
+      <w:pPr>
+        <w:pStyle w:val="BodyText0"/>
+        <w:spacing w:line="276" w:lineRule="auto"/>
+        <w:ind w:left="720" w:right="1078"/>
+      </w:pPr>
+    </w:p>
+    <w:p>
+      <w:pPr>
+        <w:pStyle w:val="BodyText0"/>
+        <w:spacing w:line="276" w:lineRule="auto"/>
+        <w:ind w:left="720" w:right="1078"/>
+      </w:pPr>
+    </w:p>
+    <w:p>
+      <w:pPr>
+        <w:pStyle w:val="BodyText0"/>
+        <w:spacing w:line="276" w:lineRule="auto"/>
+        <w:ind w:left="720" w:right="1078"/>
+      </w:pPr>
+    </w:p>
+    <w:p>
+      <w:pPr>
+        <w:pStyle w:val="BodyText0"/>
+        <w:spacing w:line="276" w:lineRule="auto"/>
+        <w:ind w:left="720" w:right="1078"/>
+      </w:pPr>
+    </w:p>
+    <w:p>
+      <w:pPr>
+        <w:pStyle w:val="BodyText0"/>
+        <w:spacing w:line="276" w:lineRule="auto"/>
+        <w:ind w:left="720" w:right="1078"/>
+      </w:pPr>
+    </w:p>
+    <w:p>
+      <w:pPr>
+        <w:pStyle w:val="BodyText0"/>
+        <w:spacing w:line="276" w:lineRule="auto"/>
+        <w:ind w:left="720" w:right="1078"/>
+      </w:pPr>
+    </w:p>
+    <w:p>
+      <w:pPr>
+        <w:pStyle w:val="BodyText0"/>
+        <w:spacing w:line="276" w:lineRule="auto"/>
+        <w:ind w:left="720" w:right="1078"/>
+      </w:pPr>
+    </w:p>
+    <w:p>
+      <w:pPr>
+        <w:pStyle w:val="BodyText0"/>
+        <w:spacing w:line="276" w:lineRule="auto"/>
+        <w:ind w:left="720" w:right="1078"/>
+      </w:pPr>
+    </w:p>
+    <w:p>
+      <w:pPr>
+        <w:rPr>
+          <w:rFonts w:ascii="Times New Roman" w:eastAsia="Times New Roman" w:hAnsi="Times New Roman" w:cs="Times New Roman"/>
+          <w:bCs/>
+          <w:spacing w:val="-2"/>
+          <w:sz w:val="24"/>
+          <w:szCs w:val="32"/>
+        </w:rPr>
+      </w:pPr>
+      <w:r>
+        <w:rPr>
+          <w:spacing w:val="-2"/>
+        </w:rPr>
+        <w:br w:type="page"/>
+      </w:r>
+    </w:p>
+    <w:p>
+      <w:pPr>
+        <w:pStyle w:val="Heading1"/>
+        <w:numPr>
+          <w:ilvl w:val="0"/>
+          <w:numId w:val="0"/>
+        </w:numPr>
+        <w:jc w:val="center"/>
+      </w:pPr>
+      <w:r>
+        <w:lastRenderedPageBreak/>
+        <w:t>DECLARATION</w:t>
+      </w:r>
+    </w:p>
+    <w:p>
+      <w:pPr>
+        <w:pStyle w:val="BodyText0"/>
+        <w:spacing w:line="276" w:lineRule="auto"/>
+        <w:rPr>
+          <w:b/>
+          <w:sz w:val="32"/>
+        </w:rPr>
+      </w:pPr>
+    </w:p>
+    <w:p>
+      <w:pPr>
+        <w:pStyle w:val="BodyText0"/>
+        <w:spacing w:before="239" w:line="276" w:lineRule="auto"/>
+        <w:rPr>
+          <w:b/>
+          <w:sz w:val="32"/>
+        </w:rPr>
+      </w:pPr>
+    </w:p>
+    <w:p>
+      <w:pPr>
+        <w:pStyle w:val="BodyText0"/>
+        <w:spacing w:line="276" w:lineRule="auto"/>
+        <w:ind w:left="720" w:right="1079"/>
+        <w:jc w:val="both"/>
+      </w:pPr>
+      <w:r>
+        <w:t>We</w:t>
+      </w:r>
+      <w:r>
+        <w:rPr>
+          <w:spacing w:val="-9"/>
+        </w:rPr>
+        <w:t xml:space="preserve"> </w:t>
+      </w:r>
+      <w:r>
+        <w:t>hereby</w:t>
+      </w:r>
+      <w:r>
+        <w:rPr>
+          <w:spacing w:val="-12"/>
+        </w:rPr>
+        <w:t xml:space="preserve"> </w:t>
+      </w:r>
+      <w:r>
+        <w:t>declare</w:t>
+      </w:r>
+      <w:r>
+        <w:rPr>
+          <w:spacing w:val="-10"/>
+        </w:rPr>
+        <w:t xml:space="preserve"> </w:t>
+      </w:r>
+      <w:r>
+        <w:t>that</w:t>
+      </w:r>
+      <w:r>
+        <w:rPr>
+          <w:spacing w:val="-8"/>
+        </w:rPr>
+        <w:t xml:space="preserve"> </w:t>
+      </w:r>
+      <w:r>
+        <w:t>our</w:t>
+      </w:r>
+      <w:r>
+        <w:rPr>
+          <w:spacing w:val="-9"/>
+        </w:rPr>
+        <w:t xml:space="preserve"> </w:t>
+      </w:r>
+      <w:r>
+        <w:t>dissertation</w:t>
+      </w:r>
+      <w:r>
+        <w:rPr>
+          <w:spacing w:val="-8"/>
+        </w:rPr>
+        <w:t xml:space="preserve"> </w:t>
+      </w:r>
+      <w:r>
+        <w:t>is</w:t>
+      </w:r>
+      <w:r>
+        <w:rPr>
+          <w:spacing w:val="-8"/>
+        </w:rPr>
+        <w:t xml:space="preserve"> </w:t>
+      </w:r>
+      <w:r>
+        <w:t>entirely</w:t>
+      </w:r>
+      <w:r>
+        <w:rPr>
+          <w:spacing w:val="-11"/>
+        </w:rPr>
+        <w:t xml:space="preserve"> </w:t>
+      </w:r>
+      <w:r>
+        <w:t>our</w:t>
+      </w:r>
+      <w:r>
+        <w:rPr>
+          <w:spacing w:val="-9"/>
+        </w:rPr>
+        <w:t xml:space="preserve"> </w:t>
+      </w:r>
+      <w:r>
+        <w:t>work</w:t>
+      </w:r>
+      <w:r>
+        <w:rPr>
+          <w:spacing w:val="-8"/>
+        </w:rPr>
+        <w:t xml:space="preserve"> </w:t>
+      </w:r>
+      <w:r>
+        <w:t>and</w:t>
+      </w:r>
+      <w:r>
+        <w:rPr>
+          <w:spacing w:val="-6"/>
+        </w:rPr>
+        <w:t xml:space="preserve"> </w:t>
+      </w:r>
+      <w:r>
+        <w:t>genuine</w:t>
+      </w:r>
+      <w:r>
+        <w:rPr>
+          <w:spacing w:val="-9"/>
+        </w:rPr>
+        <w:t xml:space="preserve"> </w:t>
+      </w:r>
+      <w:r>
+        <w:t>/</w:t>
+      </w:r>
+      <w:r>
+        <w:rPr>
+          <w:spacing w:val="-4"/>
+        </w:rPr>
+        <w:t xml:space="preserve"> </w:t>
+      </w:r>
+      <w:r>
+        <w:t>original.</w:t>
+      </w:r>
+      <w:r>
+        <w:rPr>
+          <w:spacing w:val="-8"/>
+        </w:rPr>
+        <w:t xml:space="preserve"> </w:t>
+      </w:r>
+      <w:r>
+        <w:t>We</w:t>
+      </w:r>
+      <w:r>
+        <w:rPr>
+          <w:spacing w:val="-9"/>
+        </w:rPr>
+        <w:t xml:space="preserve"> </w:t>
+      </w:r>
+      <w:r>
+        <w:t>understand that</w:t>
+      </w:r>
+      <w:r>
+        <w:rPr>
+          <w:spacing w:val="-15"/>
+        </w:rPr>
+        <w:t xml:space="preserve"> </w:t>
+      </w:r>
+      <w:r>
+        <w:t>in</w:t>
+      </w:r>
+      <w:r>
+        <w:rPr>
+          <w:spacing w:val="-15"/>
+        </w:rPr>
+        <w:t xml:space="preserve"> </w:t>
+      </w:r>
+      <w:r>
+        <w:t>case</w:t>
+      </w:r>
+      <w:r>
+        <w:rPr>
+          <w:spacing w:val="-15"/>
+        </w:rPr>
+        <w:t xml:space="preserve"> </w:t>
+      </w:r>
+      <w:r>
+        <w:t>of</w:t>
+      </w:r>
+      <w:r>
+        <w:rPr>
+          <w:spacing w:val="-15"/>
+        </w:rPr>
+        <w:t xml:space="preserve"> </w:t>
+      </w:r>
+      <w:r>
+        <w:t>discovery</w:t>
+      </w:r>
+      <w:r>
+        <w:rPr>
+          <w:spacing w:val="-15"/>
+        </w:rPr>
+        <w:t xml:space="preserve"> </w:t>
+      </w:r>
+      <w:r>
+        <w:t>of</w:t>
+      </w:r>
+      <w:r>
+        <w:rPr>
+          <w:spacing w:val="-15"/>
+        </w:rPr>
+        <w:t xml:space="preserve"> </w:t>
+      </w:r>
+      <w:r>
+        <w:t>any</w:t>
+      </w:r>
+      <w:r>
+        <w:rPr>
+          <w:spacing w:val="-15"/>
+        </w:rPr>
+        <w:t xml:space="preserve"> </w:t>
+      </w:r>
+      <w:r>
+        <w:t>PLAGIARISM</w:t>
+      </w:r>
+      <w:r>
+        <w:rPr>
+          <w:spacing w:val="-15"/>
+        </w:rPr>
+        <w:t xml:space="preserve"> </w:t>
+      </w:r>
+      <w:r>
+        <w:t>at</w:t>
+      </w:r>
+      <w:r>
+        <w:rPr>
+          <w:spacing w:val="-15"/>
+        </w:rPr>
+        <w:t xml:space="preserve"> </w:t>
+      </w:r>
+      <w:r>
+        <w:t>any</w:t>
+      </w:r>
+      <w:r>
+        <w:rPr>
+          <w:spacing w:val="-15"/>
+        </w:rPr>
+        <w:t xml:space="preserve"> </w:t>
+      </w:r>
+      <w:r>
+        <w:t>stage,</w:t>
+      </w:r>
+      <w:r>
+        <w:rPr>
+          <w:spacing w:val="-15"/>
+        </w:rPr>
+        <w:t xml:space="preserve"> </w:t>
+      </w:r>
+      <w:r>
+        <w:t>our</w:t>
+      </w:r>
+      <w:r>
+        <w:rPr>
+          <w:spacing w:val="-15"/>
+        </w:rPr>
+        <w:t xml:space="preserve"> </w:t>
+      </w:r>
+      <w:r>
+        <w:t>group</w:t>
+      </w:r>
+      <w:r>
+        <w:rPr>
+          <w:spacing w:val="-15"/>
+        </w:rPr>
+        <w:t xml:space="preserve"> </w:t>
+      </w:r>
+      <w:r>
+        <w:t>will</w:t>
+      </w:r>
+      <w:r>
+        <w:rPr>
+          <w:spacing w:val="-15"/>
+        </w:rPr>
+        <w:t xml:space="preserve"> </w:t>
+      </w:r>
+      <w:r>
+        <w:t>be</w:t>
+      </w:r>
+      <w:r>
+        <w:rPr>
+          <w:spacing w:val="-15"/>
+        </w:rPr>
+        <w:t xml:space="preserve"> </w:t>
+      </w:r>
+      <w:r>
+        <w:t>assigned</w:t>
+      </w:r>
+      <w:r>
+        <w:rPr>
+          <w:spacing w:val="-15"/>
+        </w:rPr>
+        <w:t xml:space="preserve"> </w:t>
+      </w:r>
+      <w:r>
+        <w:t>an</w:t>
+      </w:r>
+      <w:r>
+        <w:rPr>
+          <w:spacing w:val="-15"/>
+        </w:rPr>
+        <w:t xml:space="preserve"> </w:t>
+      </w:r>
+      <w:r>
+        <w:t>F</w:t>
+      </w:r>
+      <w:r>
+        <w:rPr>
+          <w:spacing w:val="-15"/>
+        </w:rPr>
+        <w:t xml:space="preserve"> </w:t>
+      </w:r>
+      <w:r>
+        <w:t xml:space="preserve">(FAIL) </w:t>
+      </w:r>
+      <w:proofErr w:type="gramStart"/>
+      <w:r>
+        <w:t>grade</w:t>
+      </w:r>
+      <w:proofErr w:type="gramEnd"/>
+      <w:r>
+        <w:t xml:space="preserve"> and it may result in withdrawal of our </w:t>
+      </w:r>
+      <w:proofErr w:type="gramStart"/>
+      <w:r>
+        <w:t>Bachelor’s</w:t>
+      </w:r>
+      <w:proofErr w:type="gramEnd"/>
+      <w:r>
+        <w:t xml:space="preserve"> degree.</w:t>
+      </w:r>
+    </w:p>
+    <w:p>
+      <w:pPr>
+        <w:pStyle w:val="BodyText0"/>
+        <w:spacing w:line="276" w:lineRule="auto"/>
+      </w:pPr>
+    </w:p>
+    <w:p>
+      <w:pPr>
+        <w:pStyle w:val="BodyText0"/>
+        <w:spacing w:before="61" w:line="276" w:lineRule="auto"/>
+      </w:pPr>
+    </w:p>
+    <w:p>
+      <w:pPr>
+        <w:pStyle w:val="BodyText0"/>
+        <w:spacing w:line="276" w:lineRule="auto"/>
+        <w:ind w:left="720"/>
+      </w:pPr>
+      <w:r>
+        <w:t>Group</w:t>
+      </w:r>
+      <w:r>
+        <w:rPr>
+          <w:spacing w:val="-2"/>
+        </w:rPr>
+        <w:t xml:space="preserve"> members:</w:t>
+      </w:r>
+    </w:p>
+    <w:p>
+      <w:pPr>
+        <w:pStyle w:val="BodyText0"/>
+        <w:spacing w:line="276" w:lineRule="auto"/>
+      </w:pPr>
+    </w:p>
+    <w:p>
+      <w:pPr>
+        <w:pStyle w:val="BodyText0"/>
+        <w:spacing w:before="5" w:line="276" w:lineRule="auto"/>
+      </w:pPr>
+    </w:p>
+    <w:p>
+      <w:pPr>
+        <w:pStyle w:val="Heading3"/>
+        <w:numPr>
+          <w:ilvl w:val="0"/>
+          <w:numId w:val="0"/>
+        </w:numPr>
+        <w:tabs>
+          <w:tab w:val="left" w:pos="6121"/>
+        </w:tabs>
+        <w:spacing w:before="1" w:line="276" w:lineRule="auto"/>
+        <w:ind w:left="120"/>
+      </w:pPr>
+      <w:r>
+        <w:rPr>
+          <w:spacing w:val="-4"/>
+        </w:rPr>
+        <w:t>Name</w:t>
+      </w:r>
+      <w:r>
+        <w:tab/>
+      </w:r>
+      <w:r>
+        <w:rPr>
+          <w:spacing w:val="-2"/>
+        </w:rPr>
+        <w:t>Signature</w:t>
+      </w:r>
+    </w:p>
+    <w:p>
+      <w:pPr>
+        <w:pStyle w:val="BodyText0"/>
+        <w:spacing w:line="276" w:lineRule="auto"/>
+        <w:rPr>
+          <w:b/>
+        </w:rPr>
+      </w:pPr>
+    </w:p>
+    <w:p>
+      <w:pPr>
+        <w:pStyle w:val="BodyText0"/>
+        <w:spacing w:line="276" w:lineRule="auto"/>
+        <w:rPr>
+          <w:b/>
+        </w:rPr>
+      </w:pPr>
+    </w:p>
+    <w:p>
+      <w:pPr>
+        <w:pStyle w:val="BodyText0"/>
+        <w:spacing w:before="134" w:line="276" w:lineRule="auto"/>
+        <w:rPr>
+          <w:b/>
+        </w:rPr>
+      </w:pPr>
+    </w:p>
+    <w:p>
+      <w:pPr>
+        <w:pStyle w:val="BodyText0"/>
+        <w:spacing w:line="276" w:lineRule="auto"/>
+        <w:ind w:left="720"/>
+      </w:pPr>
+      <w:r>
+        <w:t>Rawan Ehab</w:t>
+      </w:r>
+    </w:p>
+    <w:p>
+      <w:pPr>
+        <w:spacing w:line="276" w:lineRule="auto"/>
+        <w:ind w:left="5761"/>
+        <w:rPr>
+          <w:sz w:val="2"/>
+        </w:rPr>
+      </w:pPr>
+      <w:r>
+        <w:rPr>
+          <w:noProof/>
+          <w:sz w:val="2"/>
+        </w:rPr>
+        <mc:AlternateContent>
+          <mc:Choice Requires="wpg">
+            <w:drawing>
+              <wp:inline distT="0" distB="0" distL="0" distR="0" wp14:anchorId="63600C8B" wp14:editId="76CE224F">
+                <wp:extent cx="1448435" cy="6350"/>
+                <wp:effectExtent l="9525" t="0" r="0" b="3175"/>
+                <wp:docPr id="25" name="Group 25"/>
+                <wp:cNvGraphicFramePr>
+                  <a:graphicFrameLocks xmlns:a="http://schemas.openxmlformats.org/drawingml/2006/main"/>
+                </wp:cNvGraphicFramePr>
+                <a:graphic xmlns:a="http://schemas.openxmlformats.org/drawingml/2006/main">
+                  <a:graphicData uri="http://schemas.microsoft.com/office/word/2010/wordprocessingGroup">
+                    <wpg:wgp>
+                      <wpg:cNvGrpSpPr>
+                        <a:grpSpLocks/>
+                      </wpg:cNvGrpSpPr>
+                      <wpg:grpSpPr>
+                        <a:xfrm>
+                          <a:off x="0" y="0"/>
+                          <a:ext cx="1448435" cy="6350"/>
+                          <a:chOff x="0" y="0"/>
+                          <a:chExt cx="1448435" cy="6350"/>
+                        </a:xfrm>
+                      </wpg:grpSpPr>
+                      <wps:wsp>
+                        <wps:cNvPr id="26" name="Graphic 26"/>
+                        <wps:cNvSpPr/>
+                        <wps:spPr>
+                          <a:xfrm>
+                            <a:off x="0" y="3048"/>
+                            <a:ext cx="1448435" cy="1270"/>
+                          </a:xfrm>
+                          <a:custGeom>
+                            <a:avLst/>
+                            <a:gdLst/>
+                            <a:ahLst/>
+                            <a:cxnLst/>
+                            <a:rect l="l" t="t" r="r" b="b"/>
+                            <a:pathLst>
+                              <a:path w="1448435">
+                                <a:moveTo>
+                                  <a:pt x="0" y="0"/>
+                                </a:moveTo>
+                                <a:lnTo>
+                                  <a:pt x="1448054" y="0"/>
+                                </a:lnTo>
+                              </a:path>
+                            </a:pathLst>
+                          </a:custGeom>
+                          <a:ln w="6096">
+                            <a:solidFill>
+                              <a:srgbClr val="000000"/>
+                            </a:solidFill>
+                            <a:prstDash val="solid"/>
+                          </a:ln>
+                        </wps:spPr>
+                        <wps:bodyPr wrap="square" lIns="0" tIns="0" rIns="0" bIns="0" rtlCol="0">
+                          <a:prstTxWarp prst="textNoShape">
+                            <a:avLst/>
+                          </a:prstTxWarp>
+                          <a:noAutofit/>
+                        </wps:bodyPr>
+                      </wps:wsp>
+                    </wpg:wgp>
+                  </a:graphicData>
+                </a:graphic>
+              </wp:inline>
+            </w:drawing>
+          </mc:Choice>
+          <mc:Fallback>
+            <w:pict>
+              <v:group w14:anchorId="22E8BD3B" id="Group 25" o:spid="_x0000_s1026" style="width:114.05pt;height:.5pt;mso-position-horizontal-relative:char;mso-position-vertical-relative:line" coordsize="14484,63" o:gfxdata="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">
+                <v:shape id="Graphic 26" o:spid="_x0000_s1027" style="position:absolute;top:30;width:14484;height:13;visibility:visible;mso-wrap-style:square;v-text-anchor:top" coordsize="1448435,1270" o:gfxdata="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" path="m,l1448054,e" filled="f" strokeweight=".48pt">
+                  <v:path arrowok="t"/>
+                </v:shape>
+                <w10:anchorlock/>
+              </v:group>
+            </w:pict>
+          </mc:Fallback>
+        </mc:AlternateContent>
+      </w:r>
+    </w:p>
+    <w:p>
+      <w:pPr>
+        <w:pStyle w:val="BodyText0"/>
+        <w:spacing w:line="276" w:lineRule="auto"/>
+      </w:pPr>
+    </w:p>
+    <w:p>
+      <w:pPr>
+        <w:pStyle w:val="BodyText0"/>
+        <w:spacing w:line="276" w:lineRule="auto"/>
+      </w:pPr>
+      <w:r>
+        <w:tab/>
+        <w:t>Mohamed Osama</w:t>
+      </w:r>
+    </w:p>
+    <w:p>
+      <w:pPr>
+        <w:spacing w:line="276" w:lineRule="auto"/>
+        <w:ind w:left="5761"/>
+        <w:rPr>
+          <w:sz w:val="2"/>
+        </w:rPr>
+      </w:pPr>
+      <w:r>
+        <w:rPr>
+          <w:noProof/>
+          <w:sz w:val="2"/>
+        </w:rPr>
+        <mc:AlternateContent>
+          <mc:Choice Requires="wpg">
+            <w:drawing>
+              <wp:inline distT="0" distB="0" distL="0" distR="0" wp14:anchorId="5D072D87" wp14:editId="776A858E">
+                <wp:extent cx="1447800" cy="6350"/>
+                <wp:effectExtent l="9525" t="0" r="0" b="3175"/>
+                <wp:docPr id="27" name="Group 27"/>
+                <wp:cNvGraphicFramePr>
+                  <a:graphicFrameLocks xmlns:a="http://schemas.openxmlformats.org/drawingml/2006/main"/>
+                </wp:cNvGraphicFramePr>
+                <a:graphic xmlns:a="http://schemas.openxmlformats.org/drawingml/2006/main">
+                  <a:graphicData uri="http://schemas.microsoft.com/office/word/2010/wordprocessingGroup">
+                    <wpg:wgp>
+                      <wpg:cNvGrpSpPr>
+                        <a:grpSpLocks/>
+                      </wpg:cNvGrpSpPr>
+                      <wpg:grpSpPr>
+                        <a:xfrm>
+                          <a:off x="0" y="0"/>
+                          <a:ext cx="1447800" cy="6350"/>
+                          <a:chOff x="0" y="0"/>
+                          <a:chExt cx="1447800" cy="6350"/>
+                        </a:xfrm>
+                      </wpg:grpSpPr>
+                      <wps:wsp>
+                        <wps:cNvPr id="28" name="Graphic 28"/>
+                        <wps:cNvSpPr/>
+                        <wps:spPr>
+                          <a:xfrm>
+                            <a:off x="0" y="3048"/>
+                            <a:ext cx="1447800" cy="1270"/>
+                          </a:xfrm>
+                          <a:custGeom>
+                            <a:avLst/>
+                            <a:gdLst/>
+                            <a:ahLst/>
+                            <a:cxnLst/>
+                            <a:rect l="l" t="t" r="r" b="b"/>
+                            <a:pathLst>
+                              <a:path w="1447800">
+                                <a:moveTo>
+                                  <a:pt x="0" y="0"/>
+                                </a:moveTo>
+                                <a:lnTo>
+                                  <a:pt x="1447800" y="0"/>
+                                </a:lnTo>
+                              </a:path>
+                            </a:pathLst>
+                          </a:custGeom>
+                          <a:ln w="6096">
+                            <a:solidFill>
+                              <a:srgbClr val="000000"/>
+                            </a:solidFill>
+                            <a:prstDash val="solid"/>
+                          </a:ln>
+                        </wps:spPr>
+                        <wps:bodyPr wrap="square" lIns="0" tIns="0" rIns="0" bIns="0" rtlCol="0">
+                          <a:prstTxWarp prst="textNoShape">
+                            <a:avLst/>
+                          </a:prstTxWarp>
+                          <a:noAutofit/>
+                        </wps:bodyPr>
+                      </wps:wsp>
+                    </wpg:wgp>
+                  </a:graphicData>
+                </a:graphic>
+              </wp:inline>
+            </w:drawing>
+          </mc:Choice>
+          <mc:Fallback>
+            <w:pict>
+              <v:group w14:anchorId="5375A6AB" id="Group 27" o:spid="_x0000_s1026" style="width:114pt;height:.5pt;mso-position-horizontal-relative:char;mso-position-vertical-relative:line" coordsize="14478,63" o:gfxdata="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">
+                <v:shape id="Graphic 28" o:spid="_x0000_s1027" style="position:absolute;top:30;width:14478;height:13;visibility:visible;mso-wrap-style:square;v-text-anchor:top" coordsize="1447800,1270" o:gfxdata="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" path="m,l1447800,e" filled="f" strokeweight=".48pt">
+                  <v:path arrowok="t"/>
+                </v:shape>
+                <w10:anchorlock/>
+              </v:group>
+            </w:pict>
+          </mc:Fallback>
+        </mc:AlternateContent>
+      </w:r>
+    </w:p>
+    <w:p>
+      <w:pPr>
+        <w:pStyle w:val="BodyText0"/>
+        <w:spacing w:before="1" w:line="276" w:lineRule="auto"/>
+      </w:pPr>
+      <w:r>
+        <w:tab/>
+      </w:r>
+    </w:p>
+    <w:p>
+      <w:pPr>
+        <w:pStyle w:val="BodyText0"/>
+        <w:spacing w:line="276" w:lineRule="auto"/>
+        <w:ind w:left="720"/>
+      </w:pPr>
+      <w:r>
+        <w:t>Abd El-Rahman Ashraf</w:t>
+      </w:r>
+    </w:p>
+    <w:p>
+      <w:pPr>
+        <w:spacing w:line="276" w:lineRule="auto"/>
+        <w:ind w:left="5761"/>
+        <w:rPr>
+          <w:sz w:val="2"/>
+        </w:rPr>
+      </w:pPr>
+      <w:r>
+        <w:rPr>
+          <w:noProof/>
+          <w:sz w:val="2"/>
+        </w:rPr>
+        <mc:AlternateContent>
+          <mc:Choice Requires="wpg">
+            <w:drawing>
+              <wp:inline distT="0" distB="0" distL="0" distR="0" wp14:anchorId="6B4E51BB" wp14:editId="36A2716A">
+                <wp:extent cx="1448435" cy="6350"/>
+                <wp:effectExtent l="9525" t="0" r="0" b="3175"/>
+                <wp:docPr id="80443644" name="Group 80443644"/>
+                <wp:cNvGraphicFramePr>
+                  <a:graphicFrameLocks xmlns:a="http://schemas.openxmlformats.org/drawingml/2006/main"/>
+                </wp:cNvGraphicFramePr>
+                <a:graphic xmlns:a="http://schemas.openxmlformats.org/drawingml/2006/main">
+                  <a:graphicData uri="http://schemas.microsoft.com/office/word/2010/wordprocessingGroup">
+                    <wpg:wgp>
+                      <wpg:cNvGrpSpPr>
+                        <a:grpSpLocks/>
+                      </wpg:cNvGrpSpPr>
+                      <wpg:grpSpPr>
+                        <a:xfrm>
+                          <a:off x="0" y="0"/>
+                          <a:ext cx="1448435" cy="6350"/>
+                          <a:chOff x="0" y="0"/>
+                          <a:chExt cx="1448435" cy="6350"/>
+                        </a:xfrm>
+                      </wpg:grpSpPr>
+                      <wps:wsp>
+                        <wps:cNvPr id="1847079045" name="Graphic 26"/>
+                        <wps:cNvSpPr/>
+                        <wps:spPr>
+                          <a:xfrm>
+                            <a:off x="0" y="3048"/>
+                            <a:ext cx="1448435" cy="1270"/>
+                          </a:xfrm>
+                          <a:custGeom>
+                            <a:avLst/>
+                            <a:gdLst/>
+                            <a:ahLst/>
+                            <a:cxnLst/>
+                            <a:rect l="l" t="t" r="r" b="b"/>
+                            <a:pathLst>
+                              <a:path w="1448435">
+                                <a:moveTo>
+                                  <a:pt x="0" y="0"/>
+                                </a:moveTo>
+                                <a:lnTo>
+                                  <a:pt x="1448054" y="0"/>
+                                </a:lnTo>
+                              </a:path>
+                            </a:pathLst>
+                          </a:custGeom>
+                          <a:ln w="6096">
+                            <a:solidFill>
+                              <a:srgbClr val="000000"/>
+                            </a:solidFill>
+                            <a:prstDash val="solid"/>
+                          </a:ln>
+                        </wps:spPr>
+                        <wps:bodyPr wrap="square" lIns="0" tIns="0" rIns="0" bIns="0" rtlCol="0">
+                          <a:prstTxWarp prst="textNoShape">
+                            <a:avLst/>
+                          </a:prstTxWarp>
+                          <a:noAutofit/>
+                        </wps:bodyPr>
+                      </wps:wsp>
+                    </wpg:wgp>
+                  </a:graphicData>
+                </a:graphic>
+              </wp:inline>
+            </w:drawing>
+          </mc:Choice>
+          <mc:Fallback>
+            <w:pict>
+              <v:group w14:anchorId="21F248CF" id="Group 80443644" o:spid="_x0000_s1026" style="width:114.05pt;height:.5pt;mso-position-horizontal-relative:char;mso-position-vertical-relative:line" coordsize="14484,63" o:gfxdata="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">
+                <v:shape id="Graphic 26" o:spid="_x0000_s1027" style="position:absolute;top:30;width:14484;height:13;visibility:visible;mso-wrap-style:square;v-text-anchor:top" coordsize="1448435,1270" o:gfxdata="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" path="m,l1448054,e" filled="f" strokeweight=".48pt">
+                  <v:path arrowok="t"/>
+                </v:shape>
+                <w10:anchorlock/>
+              </v:group>
+            </w:pict>
+          </mc:Fallback>
+        </mc:AlternateContent>
+      </w:r>
+    </w:p>
+    <w:p>
+      <w:pPr>
+        <w:pStyle w:val="BodyText0"/>
+        <w:spacing w:line="276" w:lineRule="auto"/>
+        <w:ind w:left="720"/>
+      </w:pPr>
+    </w:p>
+    <w:p>
+      <w:pPr>
+        <w:pStyle w:val="BodyText0"/>
+        <w:spacing w:line="276" w:lineRule="auto"/>
+        <w:ind w:left="720"/>
+      </w:pPr>
+      <w:r>
+        <w:t xml:space="preserve">Ghassan Tarek </w:t>
+      </w:r>
+    </w:p>
+    <w:p>
+      <w:pPr>
+        <w:spacing w:line="276" w:lineRule="auto"/>
+        <w:ind w:left="5761"/>
+        <w:rPr>
+          <w:sz w:val="2"/>
+        </w:rPr>
+      </w:pPr>
+      <w:r>
+        <w:rPr>
+          <w:noProof/>
+          <w:sz w:val="2"/>
+        </w:rPr>
+        <mc:AlternateContent>
+          <mc:Choice Requires="wpg">
+            <w:drawing>
+              <wp:inline distT="0" distB="0" distL="0" distR="0" wp14:anchorId="6D14B558" wp14:editId="4E7DEB07">
+                <wp:extent cx="1448435" cy="6350"/>
+                <wp:effectExtent l="9525" t="0" r="0" b="3175"/>
+                <wp:docPr id="1995800681" name="Group 1995800681"/>
+                <wp:cNvGraphicFramePr>
+                  <a:graphicFrameLocks xmlns:a="http://schemas.openxmlformats.org/drawingml/2006/main"/>
+                </wp:cNvGraphicFramePr>
+                <a:graphic xmlns:a="http://schemas.openxmlformats.org/drawingml/2006/main">
+                  <a:graphicData uri="http://schemas.microsoft.com/office/word/2010/wordprocessingGroup">
+                    <wpg:wgp>
+                      <wpg:cNvGrpSpPr>
+                        <a:grpSpLocks/>
+                      </wpg:cNvGrpSpPr>
+                      <wpg:grpSpPr>
+                        <a:xfrm>
+                          <a:off x="0" y="0"/>
+                          <a:ext cx="1448435" cy="6350"/>
+                          <a:chOff x="0" y="0"/>
+                          <a:chExt cx="1448435" cy="6350"/>
+                        </a:xfrm>
+                      </wpg:grpSpPr>
+                      <wps:wsp>
+                        <wps:cNvPr id="1813457433" name="Graphic 26"/>
+                        <wps:cNvSpPr/>
+                        <wps:spPr>
+                          <a:xfrm>
+                            <a:off x="0" y="3048"/>
+                            <a:ext cx="1448435" cy="1270"/>
+                          </a:xfrm>
+                          <a:custGeom>
+                            <a:avLst/>
+                            <a:gdLst/>
+                            <a:ahLst/>
+                            <a:cxnLst/>
+                            <a:rect l="l" t="t" r="r" b="b"/>
+                            <a:pathLst>
+                              <a:path w="1448435">
+                                <a:moveTo>
+                                  <a:pt x="0" y="0"/>
+                                </a:moveTo>
+                                <a:lnTo>
+                                  <a:pt x="1448054" y="0"/>
+                                </a:lnTo>
+                              </a:path>
+                            </a:pathLst>
+                          </a:custGeom>
+                          <a:ln w="6096">
+                            <a:solidFill>
+                              <a:srgbClr val="000000"/>
+                            </a:solidFill>
+                            <a:prstDash val="solid"/>
+                          </a:ln>
+                        </wps:spPr>
+                        <wps:bodyPr wrap="square" lIns="0" tIns="0" rIns="0" bIns="0" rtlCol="0">
+                          <a:prstTxWarp prst="textNoShape">
+                            <a:avLst/>
+                          </a:prstTxWarp>
+                          <a:noAutofit/>
+                        </wps:bodyPr>
+                      </wps:wsp>
+                    </wpg:wgp>
+                  </a:graphicData>
+                </a:graphic>
+              </wp:inline>
+            </w:drawing>
+          </mc:Choice>
+          <mc:Fallback>
+            <w:pict>
+              <v:group w14:anchorId="75675F91" id="Group 1995800681" o:spid="_x0000_s1026" style="width:114.05pt;height:.5pt;mso-position-horizontal-relative:char;mso-position-vertical-relative:line" coordsize="14484,63" o:gfxdata="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">
+                <v:shape id="Graphic 26" o:spid="_x0000_s1027" style="position:absolute;top:30;width:14484;height:13;visibility:visible;mso-wrap-style:square;v-text-anchor:top" coordsize="1448435,1270" o:gfxdata="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" path="m,l1448054,e" filled="f" strokeweight=".48pt">
+                  <v:path arrowok="t"/>
+                </v:shape>
+                <w10:anchorlock/>
+              </v:group>
+            </w:pict>
+          </mc:Fallback>
+        </mc:AlternateContent>
+      </w:r>
+    </w:p>
+    <w:p>
+      <w:pPr>
+        <w:pStyle w:val="BodyText0"/>
+        <w:spacing w:line="276" w:lineRule="auto"/>
+        <w:ind w:left="720"/>
+      </w:pPr>
+    </w:p>
+    <w:p>
+      <w:pPr>
+        <w:pStyle w:val="BodyText0"/>
+        <w:spacing w:line="276" w:lineRule="auto"/>
+        <w:ind w:left="720"/>
+      </w:pPr>
+      <w:r>
+        <w:t>Ibrahim Medhat</w:t>
+      </w:r>
+    </w:p>
+    <w:p>
+      <w:pPr>
+        <w:spacing w:line="276" w:lineRule="auto"/>
+        <w:ind w:left="5761"/>
+        <w:rPr>
+          <w:sz w:val="2"/>
+        </w:rPr>
+      </w:pPr>
+      <w:r>
+        <w:rPr>
+          <w:noProof/>
+          <w:sz w:val="2"/>
+        </w:rPr>
+        <mc:AlternateContent>
+          <mc:Choice Requires="wpg">
+            <w:drawing>
+              <wp:inline distT="0" distB="0" distL="0" distR="0" wp14:anchorId="45BB1B84" wp14:editId="361B71EB">
+                <wp:extent cx="1448435" cy="6350"/>
+                <wp:effectExtent l="9525" t="0" r="0" b="3175"/>
+                <wp:docPr id="2085840384" name="Group 2085840384"/>
+                <wp:cNvGraphicFramePr>
+                  <a:graphicFrameLocks xmlns:a="http://schemas.openxmlformats.org/drawingml/2006/main"/>
+                </wp:cNvGraphicFramePr>
+                <a:graphic xmlns:a="http://schemas.openxmlformats.org/drawingml/2006/main">
+                  <a:graphicData uri="http://schemas.microsoft.com/office/word/2010/wordprocessingGroup">
+                    <wpg:wgp>
+                      <wpg:cNvGrpSpPr>
+                        <a:grpSpLocks/>
+                      </wpg:cNvGrpSpPr>
+                      <wpg:grpSpPr>
+                        <a:xfrm>
+                          <a:off x="0" y="0"/>
+                          <a:ext cx="1448435" cy="6350"/>
+                          <a:chOff x="0" y="0"/>
+                          <a:chExt cx="1448435" cy="6350"/>
+                        </a:xfrm>
+                      </wpg:grpSpPr>
+                      <wps:wsp>
+                        <wps:cNvPr id="1324194613" name="Graphic 26"/>
+                        <wps:cNvSpPr/>
+                        <wps:spPr>
+                          <a:xfrm>
+                            <a:off x="0" y="3048"/>
+                            <a:ext cx="1448435" cy="1270"/>
+                          </a:xfrm>
+                          <a:custGeom>
+                            <a:avLst/>
+                            <a:gdLst/>
+                            <a:ahLst/>
+                            <a:cxnLst/>
+                            <a:rect l="l" t="t" r="r" b="b"/>
+                            <a:pathLst>
+                              <a:path w="1448435">
+                                <a:moveTo>
+                                  <a:pt x="0" y="0"/>
+                                </a:moveTo>
+                                <a:lnTo>
+                                  <a:pt x="1448054" y="0"/>
+                                </a:lnTo>
+                              </a:path>
+                            </a:pathLst>
+                          </a:custGeom>
+                          <a:ln w="6096">
+                            <a:solidFill>
+                              <a:srgbClr val="000000"/>
+                            </a:solidFill>
+                            <a:prstDash val="solid"/>
+                          </a:ln>
+                        </wps:spPr>
+                        <wps:bodyPr wrap="square" lIns="0" tIns="0" rIns="0" bIns="0" rtlCol="0">
+                          <a:prstTxWarp prst="textNoShape">
+                            <a:avLst/>
+                          </a:prstTxWarp>
+                          <a:noAutofit/>
+                        </wps:bodyPr>
+                      </wps:wsp>
+                    </wpg:wgp>
+                  </a:graphicData>
+                </a:graphic>
+              </wp:inline>
+            </w:drawing>
+          </mc:Choice>
+          <mc:Fallback>
+            <w:pict>
+              <v:group w14:anchorId="6432A9A9" id="Group 2085840384" o:spid="_x0000_s1026" style="width:114.05pt;height:.5pt;mso-position-horizontal-relative:char;mso-position-vertical-relative:line" coordsize="14484,63" o:gfxdata="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">
+                <v:shape id="Graphic 26" o:spid="_x0000_s1027" style="position:absolute;top:30;width:14484;height:13;visibility:visible;mso-wrap-style:square;v-text-anchor:top" coordsize="1448435,1270" o:gfxdata="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" path="m,l1448054,e" filled="f" strokeweight=".48pt">
+                  <v:path arrowok="t"/>
+                </v:shape>
+                <w10:anchorlock/>
+              </v:group>
+            </w:pict>
+          </mc:Fallback>
+        </mc:AlternateContent>
+      </w:r>
+    </w:p>
+    <w:p>
+      <w:pPr>
+        <w:pStyle w:val="BodyText0"/>
+        <w:spacing w:before="1" w:line="276" w:lineRule="auto"/>
+      </w:pPr>
+    </w:p>
+    <w:p>
+      <w:pPr>
+        <w:spacing w:line="276" w:lineRule="auto"/>
+        <w:rPr>
+          <w:sz w:val="2"/>
+        </w:rPr>
+        <w:sectPr>
+          <w:pgSz w:w="12240" w:h="15840"/>
+          <w:pgMar w:top="420" w:right="360" w:bottom="1260" w:left="720" w:header="0" w:footer="1068" w:gutter="0"/>
+          <w:cols w:space="720"/>
+        </w:sectPr>
+      </w:pPr>
+    </w:p>
+    <w:p>
+      <w:pPr>
+        <w:pStyle w:val="Heading1"/>
+        <w:numPr>
+          <w:ilvl w:val="0"/>
+          <w:numId w:val="0"/>
+        </w:numPr>
+        <w:jc w:val="center"/>
+      </w:pPr>
+      <w:r>
+        <w:lastRenderedPageBreak/>
+        <w:t>PLAIGRISM</w:t>
+      </w:r>
+      <w:r>
+        <w:rPr>
+          <w:spacing w:val="-17"/>
+        </w:rPr>
+        <w:t xml:space="preserve"> </w:t>
+      </w:r>
+      <w:r>
+        <w:t>CERTIFICATE</w:t>
+      </w:r>
+    </w:p>
+    <w:p>
+      <w:pPr>
+        <w:pStyle w:val="BodyText0"/>
+        <w:spacing w:before="11" w:line="276" w:lineRule="auto"/>
+        <w:rPr>
+          <w:b/>
+          <w:sz w:val="32"/>
+        </w:rPr>
+      </w:pPr>
+    </w:p>
+    <w:p>
+      <w:pPr>
+        <w:pStyle w:val="BodyText"/>
+        <w:spacing w:line="276" w:lineRule="auto"/>
+      </w:pPr>
+      <w:r>
+        <w:t>This is to certify that the project entitled “--------------------------------------”, which is being submitted</w:t>
+      </w:r>
+      <w:r>
+        <w:t xml:space="preserve"> </w:t>
+      </w:r>
+      <w:r>
+        <w:t xml:space="preserve">here with for the award of the </w:t>
+      </w:r>
+      <w:r>
+        <w:rPr>
+          <w:b/>
+          <w:bCs/>
+        </w:rPr>
+        <w:t xml:space="preserve">“Bachelor of Computer and Artificial Intelligence Degree” in “Operations Research and Decision </w:t>
+      </w:r>
+      <w:proofErr w:type="gramStart"/>
+      <w:r>
+        <w:rPr>
+          <w:b/>
+          <w:bCs/>
+        </w:rPr>
+        <w:t>Support ”</w:t>
+      </w:r>
+      <w:proofErr w:type="gramEnd"/>
+      <w:r>
+        <w:rPr>
+          <w:b/>
+          <w:bCs/>
+        </w:rPr>
+        <w:t>.</w:t>
+      </w:r>
+      <w:r>
+        <w:t xml:space="preserve"> This is the result of the original work by </w:t>
+      </w:r>
+      <w:r>
+        <w:rPr>
+          <w:color w:val="C00000"/>
+        </w:rPr>
+        <w:t xml:space="preserve">Student 1 and Student 2 </w:t>
+      </w:r>
+      <w:r>
+        <w:t>under my supervision and guidance. The work embodied in this project has not been done earlier for the basis of award of any degree or compatible certificate or similar tile of this for any other diploma/examining body or university to the best of my knowledge and belief.</w:t>
+      </w:r>
+    </w:p>
+    <w:p>
+      <w:pPr>
+        <w:pStyle w:val="BodyText"/>
+        <w:spacing w:line="276" w:lineRule="auto"/>
+      </w:pPr>
+    </w:p>
+    <w:p>
+      <w:pPr>
+        <w:pStyle w:val="BodyText"/>
+        <w:spacing w:line="276" w:lineRule="auto"/>
+        <w:rPr>
+          <w:b/>
+        </w:rPr>
+      </w:pPr>
+      <w:r>
+        <w:rPr>
+          <w:b/>
+        </w:rPr>
+        <w:t>Turnitin Originality Report</w:t>
+      </w:r>
+    </w:p>
+    <w:p>
+      <w:pPr>
+        <w:pStyle w:val="BodyText"/>
+        <w:spacing w:line="276" w:lineRule="auto"/>
+        <w:rPr>
+          <w:color w:val="C00000"/>
+        </w:rPr>
+      </w:pPr>
+      <w:r>
+        <w:rPr>
+          <w:b/>
+          <w:color w:val="C00000"/>
+        </w:rPr>
+        <w:t xml:space="preserve"> </w:t>
+      </w:r>
+      <w:r>
+        <w:rPr>
+          <w:color w:val="C00000"/>
+        </w:rPr>
+        <w:t>Processed</w:t>
+      </w:r>
+      <w:r>
+        <w:rPr>
+          <w:color w:val="C00000"/>
+          <w:spacing w:val="-9"/>
+        </w:rPr>
+        <w:t xml:space="preserve"> </w:t>
+      </w:r>
+      <w:r>
+        <w:rPr>
+          <w:color w:val="C00000"/>
+        </w:rPr>
+        <w:t>on</w:t>
+      </w:r>
+      <w:r>
+        <w:rPr>
+          <w:color w:val="C00000"/>
+          <w:spacing w:val="-9"/>
+        </w:rPr>
+        <w:t xml:space="preserve"> </w:t>
+      </w:r>
+      <w:r>
+        <w:rPr>
+          <w:color w:val="C00000"/>
+        </w:rPr>
+        <w:t>31-May-2017</w:t>
+      </w:r>
+      <w:r>
+        <w:rPr>
+          <w:color w:val="C00000"/>
+          <w:spacing w:val="-9"/>
+        </w:rPr>
+        <w:t xml:space="preserve"> </w:t>
+      </w:r>
+      <w:r>
+        <w:rPr>
+          <w:color w:val="C00000"/>
+        </w:rPr>
+        <w:t>00:14</w:t>
+      </w:r>
+      <w:r>
+        <w:rPr>
+          <w:color w:val="C00000"/>
+          <w:spacing w:val="-9"/>
+        </w:rPr>
+        <w:t xml:space="preserve"> </w:t>
+      </w:r>
+      <w:r>
+        <w:rPr>
+          <w:color w:val="C00000"/>
+        </w:rPr>
+        <w:t xml:space="preserve">PKT </w:t>
+      </w:r>
+    </w:p>
+    <w:p>
+      <w:pPr>
+        <w:pStyle w:val="BodyText"/>
+        <w:spacing w:line="276" w:lineRule="auto"/>
+        <w:rPr>
+          <w:color w:val="C00000"/>
+        </w:rPr>
+      </w:pPr>
+      <w:r>
+        <w:rPr>
+          <w:color w:val="C00000"/>
+        </w:rPr>
+        <w:t>ID: 300502964</w:t>
+      </w:r>
+    </w:p>
+    <w:p>
+      <w:pPr>
+        <w:pStyle w:val="BodyText"/>
+        <w:spacing w:line="276" w:lineRule="auto"/>
+        <w:rPr>
+          <w:color w:val="C00000"/>
+        </w:rPr>
+      </w:pPr>
+      <w:r>
+        <w:rPr>
+          <w:color w:val="C00000"/>
+        </w:rPr>
+        <w:t>Word Count:</w:t>
+      </w:r>
+      <w:r>
+        <w:rPr>
+          <w:color w:val="C00000"/>
+          <w:spacing w:val="1"/>
+        </w:rPr>
+        <w:t xml:space="preserve"> </w:t>
+      </w:r>
+      <w:r>
+        <w:rPr>
+          <w:color w:val="C00000"/>
+          <w:spacing w:val="-2"/>
+        </w:rPr>
+        <w:t>12948</w:t>
+      </w:r>
+    </w:p>
+    <w:p>
+      <w:pPr>
+        <w:pStyle w:val="BodyText"/>
+        <w:spacing w:line="276" w:lineRule="auto"/>
+        <w:rPr>
+          <w:color w:val="C00000"/>
+          <w:sz w:val="20"/>
+        </w:rPr>
+      </w:pPr>
+    </w:p>
+    <w:tbl>
+      <w:tblPr>
+        <w:tblpPr w:leftFromText="180" w:rightFromText="180" w:vertAnchor="text" w:horzAnchor="margin" w:tblpY="46"/>
+        <w:tblW w:w="0" w:type="auto"/>
+        <w:tblLayout w:type="fixed"/>
+        <w:tblCellMar>
+          <w:left w:w="0" w:type="dxa"/>
+          <w:right w:w="0" w:type="dxa"/>
+        </w:tblCellMar>
+        <w:tblLook w:val="01E0" w:firstRow="1" w:lastRow="1" w:firstColumn="1" w:lastColumn="1" w:noHBand="0" w:noVBand="0"/>
+      </w:tblPr>
+      <w:tblGrid>
+        <w:gridCol w:w="2482"/>
+        <w:gridCol w:w="3176"/>
+        <w:gridCol w:w="3556"/>
+      </w:tblGrid>
+      <w:tr>
+        <w:trPr>
+          <w:trHeight w:val="340"/>
+        </w:trPr>
+        <w:tc>
+          <w:tcPr>
+            <w:tcW w:w="2482" w:type="dxa"/>
+          </w:tcPr>
+          <w:p>
+            <w:pPr>
+              <w:pStyle w:val="BodyText"/>
+              <w:spacing w:line="276" w:lineRule="auto"/>
+              <w:rPr>
+                <w:color w:val="C00000"/>
+              </w:rPr>
+            </w:pPr>
+            <w:r>
+              <w:rPr>
+                <w:color w:val="C00000"/>
+              </w:rPr>
+              <w:t>Similarity</w:t>
+            </w:r>
+            <w:r>
+              <w:rPr>
+                <w:color w:val="C00000"/>
+                <w:spacing w:val="-5"/>
+              </w:rPr>
+              <w:t xml:space="preserve"> </w:t>
+            </w:r>
+            <w:r>
+              <w:rPr>
+                <w:color w:val="C00000"/>
+                <w:spacing w:val="-4"/>
+              </w:rPr>
+              <w:t>Index</w:t>
+            </w:r>
+          </w:p>
+        </w:tc>
+        <w:tc>
+          <w:tcPr>
+            <w:tcW w:w="3176" w:type="dxa"/>
+          </w:tcPr>
+          <w:p>
+            <w:pPr>
+              <w:pStyle w:val="BodyText"/>
+              <w:spacing w:line="276" w:lineRule="auto"/>
+              <w:rPr>
+                <w:color w:val="C00000"/>
+              </w:rPr>
+            </w:pPr>
+          </w:p>
+        </w:tc>
+        <w:tc>
+          <w:tcPr>
+            <w:tcW w:w="3556" w:type="dxa"/>
+            <w:vMerge w:val="restart"/>
+          </w:tcPr>
+          <w:p>
+            <w:pPr>
+              <w:pStyle w:val="BodyText"/>
+              <w:spacing w:line="276" w:lineRule="auto"/>
+              <w:rPr>
+                <w:color w:val="C00000"/>
+              </w:rPr>
+            </w:pPr>
+          </w:p>
+        </w:tc>
+      </w:tr>
+      <w:tr>
+        <w:trPr>
+          <w:trHeight w:val="414"/>
+        </w:trPr>
+        <w:tc>
+          <w:tcPr>
+            <w:tcW w:w="2482" w:type="dxa"/>
+          </w:tcPr>
+          <w:p>
+            <w:pPr>
+              <w:pStyle w:val="BodyText"/>
+              <w:spacing w:line="276" w:lineRule="auto"/>
+              <w:rPr>
+                <w:color w:val="C00000"/>
+              </w:rPr>
+            </w:pPr>
+            <w:r>
+              <w:rPr>
+                <w:color w:val="C00000"/>
+                <w:spacing w:val="-5"/>
+              </w:rPr>
+              <w:t>10%</w:t>
+            </w:r>
+          </w:p>
+        </w:tc>
+        <w:tc>
+          <w:tcPr>
+            <w:tcW w:w="3176" w:type="dxa"/>
+          </w:tcPr>
+          <w:p>
+            <w:pPr>
+              <w:pStyle w:val="BodyText"/>
+              <w:spacing w:line="276" w:lineRule="auto"/>
+              <w:rPr>
+                <w:color w:val="C00000"/>
+              </w:rPr>
+            </w:pPr>
+          </w:p>
+        </w:tc>
+        <w:tc>
+          <w:tcPr>
+            <w:tcW w:w="3556" w:type="dxa"/>
+            <w:vMerge/>
+            <w:tcBorders>
+              <w:top w:val="nil"/>
+            </w:tcBorders>
+          </w:tcPr>
+          <w:p>
+            <w:pPr>
+              <w:pStyle w:val="BodyText"/>
+              <w:spacing w:line="276" w:lineRule="auto"/>
+              <w:rPr>
+                <w:color w:val="C00000"/>
+                <w:sz w:val="2"/>
+                <w:szCs w:val="2"/>
+              </w:rPr>
+            </w:pPr>
+          </w:p>
+        </w:tc>
+      </w:tr>
+      <w:tr>
+        <w:trPr>
+          <w:trHeight w:val="413"/>
+        </w:trPr>
+        <w:tc>
+          <w:tcPr>
+            <w:tcW w:w="2482" w:type="dxa"/>
+          </w:tcPr>
+          <w:p>
+            <w:pPr>
+              <w:pStyle w:val="BodyText"/>
+              <w:spacing w:line="276" w:lineRule="auto"/>
+              <w:rPr>
+                <w:color w:val="C00000"/>
+              </w:rPr>
+            </w:pPr>
+            <w:r>
+              <w:rPr>
+                <w:color w:val="C00000"/>
+              </w:rPr>
+              <w:t>Similarity</w:t>
+            </w:r>
+            <w:r>
+              <w:rPr>
+                <w:color w:val="C00000"/>
+                <w:spacing w:val="-6"/>
+              </w:rPr>
+              <w:t xml:space="preserve"> </w:t>
+            </w:r>
+            <w:r>
+              <w:rPr>
+                <w:color w:val="C00000"/>
+              </w:rPr>
+              <w:t>by</w:t>
+            </w:r>
+            <w:r>
+              <w:rPr>
+                <w:color w:val="C00000"/>
+                <w:spacing w:val="-2"/>
+              </w:rPr>
+              <w:t xml:space="preserve"> Source</w:t>
+            </w:r>
+          </w:p>
+        </w:tc>
+        <w:tc>
+          <w:tcPr>
+            <w:tcW w:w="3176" w:type="dxa"/>
+          </w:tcPr>
+          <w:p>
+            <w:pPr>
+              <w:pStyle w:val="BodyText"/>
+              <w:spacing w:line="276" w:lineRule="auto"/>
+              <w:rPr>
+                <w:color w:val="C00000"/>
+              </w:rPr>
+            </w:pPr>
+          </w:p>
+        </w:tc>
+        <w:tc>
+          <w:tcPr>
+            <w:tcW w:w="3556" w:type="dxa"/>
+            <w:vMerge/>
+            <w:tcBorders>
+              <w:top w:val="nil"/>
+            </w:tcBorders>
+          </w:tcPr>
+          <w:p>
+            <w:pPr>
+              <w:pStyle w:val="BodyText"/>
+              <w:spacing w:line="276" w:lineRule="auto"/>
+              <w:rPr>
+                <w:color w:val="C00000"/>
+                <w:sz w:val="2"/>
+                <w:szCs w:val="2"/>
+              </w:rPr>
+            </w:pPr>
+          </w:p>
+        </w:tc>
+      </w:tr>
+      <w:tr>
+        <w:trPr>
+          <w:trHeight w:val="414"/>
+        </w:trPr>
+        <w:tc>
+          <w:tcPr>
+            <w:tcW w:w="2482" w:type="dxa"/>
+          </w:tcPr>
+          <w:p>
+            <w:pPr>
+              <w:pStyle w:val="BodyText"/>
+              <w:spacing w:line="276" w:lineRule="auto"/>
+              <w:rPr>
+                <w:color w:val="C00000"/>
+              </w:rPr>
+            </w:pPr>
+            <w:r>
+              <w:rPr>
+                <w:color w:val="C00000"/>
+              </w:rPr>
+              <w:t>Internet</w:t>
+            </w:r>
+            <w:r>
+              <w:rPr>
+                <w:color w:val="C00000"/>
+                <w:spacing w:val="-5"/>
+              </w:rPr>
+              <w:t xml:space="preserve"> </w:t>
+            </w:r>
+            <w:r>
+              <w:rPr>
+                <w:color w:val="C00000"/>
+                <w:spacing w:val="-2"/>
+              </w:rPr>
+              <w:t>Sources:</w:t>
+            </w:r>
+          </w:p>
+        </w:tc>
+        <w:tc>
+          <w:tcPr>
+            <w:tcW w:w="3176" w:type="dxa"/>
+          </w:tcPr>
+          <w:p>
+            <w:pPr>
+              <w:pStyle w:val="BodyText"/>
+              <w:spacing w:line="276" w:lineRule="auto"/>
+              <w:rPr>
+                <w:color w:val="C00000"/>
+              </w:rPr>
+            </w:pPr>
+            <w:r>
+              <w:rPr>
+                <w:color w:val="C00000"/>
+                <w:spacing w:val="-5"/>
+              </w:rPr>
+              <w:t>06%</w:t>
+            </w:r>
+          </w:p>
+        </w:tc>
+        <w:tc>
+          <w:tcPr>
+            <w:tcW w:w="3556" w:type="dxa"/>
+            <w:vMerge/>
+            <w:tcBorders>
+              <w:top w:val="nil"/>
+            </w:tcBorders>
+          </w:tcPr>
+          <w:p>
+            <w:pPr>
+              <w:pStyle w:val="BodyText"/>
+              <w:spacing w:line="276" w:lineRule="auto"/>
+              <w:rPr>
+                <w:color w:val="C00000"/>
+                <w:sz w:val="2"/>
+                <w:szCs w:val="2"/>
+              </w:rPr>
+            </w:pPr>
+          </w:p>
+        </w:tc>
+      </w:tr>
+      <w:tr>
+        <w:trPr>
+          <w:trHeight w:val="414"/>
+        </w:trPr>
+        <w:tc>
+          <w:tcPr>
+            <w:tcW w:w="2482" w:type="dxa"/>
+          </w:tcPr>
+          <w:p>
+            <w:pPr>
+              <w:pStyle w:val="BodyText"/>
+              <w:spacing w:line="276" w:lineRule="auto"/>
+              <w:rPr>
+                <w:color w:val="C00000"/>
+              </w:rPr>
+            </w:pPr>
+            <w:r>
+              <w:rPr>
+                <w:color w:val="C00000"/>
+                <w:spacing w:val="-2"/>
+              </w:rPr>
+              <w:t>Publications:</w:t>
+            </w:r>
+          </w:p>
+        </w:tc>
+        <w:tc>
+          <w:tcPr>
+            <w:tcW w:w="3176" w:type="dxa"/>
+          </w:tcPr>
+          <w:p>
+            <w:pPr>
+              <w:pStyle w:val="BodyText"/>
+              <w:spacing w:line="276" w:lineRule="auto"/>
+              <w:rPr>
+                <w:color w:val="C00000"/>
+              </w:rPr>
+            </w:pPr>
+            <w:r>
+              <w:rPr>
+                <w:color w:val="C00000"/>
+              </w:rPr>
+              <w:t xml:space="preserve">0 </w:t>
+            </w:r>
+            <w:r>
+              <w:rPr>
+                <w:color w:val="C00000"/>
+                <w:spacing w:val="-10"/>
+              </w:rPr>
+              <w:t>%</w:t>
+            </w:r>
+          </w:p>
+        </w:tc>
+        <w:tc>
+          <w:tcPr>
+            <w:tcW w:w="3556" w:type="dxa"/>
+          </w:tcPr>
+          <w:p>
+            <w:pPr>
+              <w:pStyle w:val="BodyText"/>
+              <w:spacing w:line="276" w:lineRule="auto"/>
+              <w:rPr>
+                <w:color w:val="C00000"/>
+              </w:rPr>
+            </w:pPr>
+          </w:p>
+        </w:tc>
+      </w:tr>
+      <w:tr>
+        <w:trPr>
+          <w:trHeight w:val="708"/>
+        </w:trPr>
+        <w:tc>
+          <w:tcPr>
+            <w:tcW w:w="2482" w:type="dxa"/>
+          </w:tcPr>
+          <w:p>
+            <w:pPr>
+              <w:pStyle w:val="BodyText"/>
+              <w:spacing w:line="276" w:lineRule="auto"/>
+              <w:rPr>
+                <w:color w:val="C00000"/>
+              </w:rPr>
+            </w:pPr>
+            <w:r>
+              <w:rPr>
+                <w:color w:val="C00000"/>
+              </w:rPr>
+              <w:t>Student</w:t>
+            </w:r>
+            <w:r>
+              <w:rPr>
+                <w:color w:val="C00000"/>
+                <w:spacing w:val="-2"/>
+              </w:rPr>
+              <w:t xml:space="preserve"> Papers:</w:t>
+            </w:r>
+          </w:p>
+        </w:tc>
+        <w:tc>
+          <w:tcPr>
+            <w:tcW w:w="3176" w:type="dxa"/>
+          </w:tcPr>
+          <w:p>
+            <w:pPr>
+              <w:pStyle w:val="BodyText"/>
+              <w:spacing w:line="276" w:lineRule="auto"/>
+              <w:rPr>
+                <w:color w:val="C00000"/>
+              </w:rPr>
+            </w:pPr>
+            <w:r>
+              <w:rPr>
+                <w:color w:val="C00000"/>
+                <w:spacing w:val="-5"/>
+              </w:rPr>
+              <w:t>08%</w:t>
+            </w:r>
+          </w:p>
+        </w:tc>
+        <w:tc>
+          <w:tcPr>
+            <w:tcW w:w="3556" w:type="dxa"/>
+            <w:tcBorders>
+              <w:bottom w:val="single" w:sz="12" w:space="0" w:color="000000"/>
+            </w:tcBorders>
+          </w:tcPr>
+          <w:p>
+            <w:pPr>
+              <w:pStyle w:val="BodyText"/>
+              <w:spacing w:line="276" w:lineRule="auto"/>
+              <w:rPr>
+                <w:color w:val="C00000"/>
+              </w:rPr>
+            </w:pPr>
+          </w:p>
+        </w:tc>
+      </w:tr>
+      <w:tr>
+        <w:trPr>
+          <w:trHeight w:val="429"/>
+        </w:trPr>
+        <w:tc>
+          <w:tcPr>
+            <w:tcW w:w="2482" w:type="dxa"/>
+          </w:tcPr>
+          <w:p>
+            <w:pPr>
+              <w:pStyle w:val="BodyText"/>
+              <w:spacing w:line="276" w:lineRule="auto"/>
+              <w:rPr>
+                <w:color w:val="C00000"/>
+              </w:rPr>
+            </w:pPr>
+            <w:r>
+              <w:rPr>
+                <w:color w:val="C00000"/>
+                <w:spacing w:val="-2"/>
+              </w:rPr>
+              <w:t>Date:</w:t>
+            </w:r>
+            <w:r>
+              <w:rPr>
+                <w:color w:val="C00000"/>
+              </w:rPr>
+              <w:tab/>
+            </w:r>
+            <w:r>
+              <w:rPr>
+                <w:color w:val="C00000"/>
+                <w:spacing w:val="-2"/>
+              </w:rPr>
+              <w:t>30/05/2017</w:t>
+            </w:r>
+          </w:p>
+        </w:tc>
+        <w:tc>
+          <w:tcPr>
+            <w:tcW w:w="3176" w:type="dxa"/>
+          </w:tcPr>
+          <w:p>
+            <w:pPr>
+              <w:pStyle w:val="BodyText"/>
+              <w:spacing w:line="276" w:lineRule="auto"/>
+              <w:rPr>
+                <w:color w:val="C00000"/>
+              </w:rPr>
+            </w:pPr>
+          </w:p>
+        </w:tc>
+        <w:tc>
+          <w:tcPr>
+            <w:tcW w:w="3556" w:type="dxa"/>
+            <w:tcBorders>
+              <w:top w:val="single" w:sz="12" w:space="0" w:color="000000"/>
+            </w:tcBorders>
+          </w:tcPr>
+          <w:p>
+            <w:pPr>
+              <w:pStyle w:val="BodyText"/>
+              <w:spacing w:line="276" w:lineRule="auto"/>
+              <w:rPr>
+                <w:color w:val="C00000"/>
+              </w:rPr>
+            </w:pPr>
+            <w:r>
+              <w:rPr>
+                <w:color w:val="C00000"/>
+              </w:rPr>
+              <w:t>Supervisor</w:t>
+            </w:r>
+            <w:r>
+              <w:rPr>
+                <w:color w:val="C00000"/>
+                <w:spacing w:val="-3"/>
+              </w:rPr>
+              <w:t xml:space="preserve"> </w:t>
+            </w:r>
+            <w:r>
+              <w:rPr>
+                <w:color w:val="C00000"/>
+              </w:rPr>
+              <w:t>Name</w:t>
+            </w:r>
+            <w:r>
+              <w:rPr>
+                <w:color w:val="C00000"/>
+                <w:spacing w:val="-2"/>
+              </w:rPr>
+              <w:t xml:space="preserve"> (Supervisor)</w:t>
+            </w:r>
+          </w:p>
+        </w:tc>
+      </w:tr>
+    </w:tbl>
+    <w:p>
+      <w:pPr>
+        <w:pStyle w:val="BodyText"/>
+        <w:spacing w:line="276" w:lineRule="auto"/>
+        <w:rPr>
+          <w:sz w:val="20"/>
+        </w:rPr>
+      </w:pPr>
+    </w:p>
+    <w:p>
+      <w:pPr>
+        <w:pStyle w:val="BodyText"/>
+        <w:spacing w:line="276" w:lineRule="auto"/>
+      </w:pPr>
+    </w:p>
+    <w:p>
+      <w:pPr>
+        <w:pStyle w:val="BodyText"/>
+        <w:spacing w:line="276" w:lineRule="auto"/>
+      </w:pPr>
+    </w:p>
+    <w:p>
+      <w:pPr>
+        <w:pStyle w:val="BodyText"/>
+        <w:spacing w:line="276" w:lineRule="auto"/>
+      </w:pPr>
+    </w:p>
+    <w:p>
+      <w:pPr>
+        <w:pStyle w:val="BodyText"/>
+        <w:spacing w:line="276" w:lineRule="auto"/>
+      </w:pPr>
+    </w:p>
+    <w:p>
+      <w:pPr>
+        <w:rPr>
+          <w:rFonts w:asciiTheme="majorBidi" w:eastAsiaTheme="majorEastAsia" w:hAnsiTheme="majorBidi" w:cstheme="majorBidi"/>
+          <w:b/>
+          <w:color w:val="000000" w:themeColor="text1"/>
+          <w:sz w:val="32"/>
+          <w:szCs w:val="32"/>
+        </w:rPr>
+      </w:pPr>
+      <w:r>
+        <w:br w:type="page"/>
+      </w:r>
+    </w:p>
+    <w:p>
+      <w:pPr>
+        <w:pStyle w:val="Heading1"/>
+        <w:numPr>
+          <w:ilvl w:val="0"/>
+          <w:numId w:val="0"/>
+        </w:numPr>
+        <w:jc w:val="center"/>
+      </w:pPr>
+      <w:r>
+        <w:lastRenderedPageBreak/>
+        <w:t>TABLE</w:t>
+      </w:r>
+      <w:r>
+        <w:rPr>
+          <w:spacing w:val="-8"/>
+        </w:rPr>
+        <w:t xml:space="preserve"> </w:t>
+      </w:r>
+      <w:r>
+        <w:t>OF</w:t>
+      </w:r>
+      <w:r>
+        <w:rPr>
+          <w:spacing w:val="-9"/>
+        </w:rPr>
+        <w:t xml:space="preserve"> </w:t>
+      </w:r>
+      <w:r>
+        <w:rPr>
+          <w:spacing w:val="-2"/>
+        </w:rPr>
+        <w:t>CONTENTS</w:t>
+      </w:r>
+    </w:p>
+    <w:p>
+      <w:pPr>
+        <w:spacing w:line="276" w:lineRule="auto"/>
+        <w:rPr>
+          <w:rFonts w:ascii="Times New Roman" w:eastAsia="Times New Roman" w:hAnsi="Times New Roman" w:cs="Times New Roman"/>
+          <w:b/>
+          <w:bCs/>
+          <w:sz w:val="32"/>
+          <w:szCs w:val="32"/>
+        </w:rPr>
+      </w:pPr>
+      <w:r>
+        <w:br w:type="page"/>
+      </w:r>
+    </w:p>
+    <w:p>
+      <w:pPr>
+        <w:pStyle w:val="Heading1"/>
+        <w:numPr>
+          <w:ilvl w:val="0"/>
+          <w:numId w:val="0"/>
+        </w:numPr>
+        <w:jc w:val="center"/>
+      </w:pPr>
+      <w:r>
+        <w:lastRenderedPageBreak/>
+        <w:t>LIST</w:t>
+      </w:r>
+      <w:r>
+        <w:rPr>
+          <w:spacing w:val="-7"/>
+        </w:rPr>
+        <w:t xml:space="preserve"> </w:t>
+      </w:r>
+      <w:r>
+        <w:t>OF</w:t>
+      </w:r>
+      <w:r>
+        <w:rPr>
+          <w:spacing w:val="-7"/>
+        </w:rPr>
+        <w:t xml:space="preserve"> </w:t>
+      </w:r>
+      <w:r>
+        <w:rPr>
+          <w:spacing w:val="-2"/>
+        </w:rPr>
+        <w:t>FIGURES</w:t>
+      </w:r>
+    </w:p>
+    <w:p>
+      <w:pPr>
+        <w:spacing w:line="276" w:lineRule="auto"/>
+        <w:rPr>
+          <w:spacing w:val="-2"/>
+        </w:rPr>
+      </w:pPr>
+      <w:r>
+        <w:rPr>
+          <w:spacing w:val="-2"/>
+        </w:rPr>
+        <w:br w:type="page"/>
+      </w:r>
+    </w:p>
+    <w:p>
+      <w:pPr>
+        <w:spacing w:line="276" w:lineRule="auto"/>
+        <w:rPr>
+          <w:rFonts w:ascii="Times New Roman" w:eastAsia="Times New Roman" w:hAnsi="Times New Roman" w:cs="Times New Roman"/>
+          <w:b/>
+          <w:bCs/>
+          <w:spacing w:val="-2"/>
+          <w:sz w:val="32"/>
+          <w:szCs w:val="32"/>
+        </w:rPr>
+      </w:pPr>
+    </w:p>
+    <w:p>
+      <w:pPr>
+        <w:pStyle w:val="Heading1"/>
+        <w:numPr>
+          <w:ilvl w:val="0"/>
+          <w:numId w:val="0"/>
+        </w:numPr>
+        <w:jc w:val="center"/>
+      </w:pPr>
+      <w:r>
+        <w:t>LIST</w:t>
+      </w:r>
+      <w:r>
+        <w:rPr>
+          <w:spacing w:val="-7"/>
+        </w:rPr>
+        <w:t xml:space="preserve"> </w:t>
+      </w:r>
+      <w:r>
+        <w:t>OF</w:t>
+      </w:r>
+      <w:r>
+        <w:rPr>
+          <w:spacing w:val="-6"/>
+        </w:rPr>
+        <w:t xml:space="preserve"> </w:t>
+      </w:r>
+      <w:r>
+        <w:t>TABLES</w:t>
+      </w:r>
+    </w:p>
+    <w:p>
+      <w:pPr>
+        <w:spacing w:line="276" w:lineRule="auto"/>
+        <w:rPr>
+          <w:rFonts w:ascii="Times New Roman" w:eastAsia="Times New Roman" w:hAnsi="Times New Roman" w:cs="Times New Roman"/>
+          <w:b/>
+          <w:bCs/>
+          <w:spacing w:val="-2"/>
+          <w:sz w:val="32"/>
+          <w:szCs w:val="32"/>
+        </w:rPr>
+      </w:pPr>
+      <w:r>
+        <w:rPr>
+          <w:spacing w:val="-2"/>
+        </w:rPr>
+        <w:br w:type="page"/>
+      </w:r>
+    </w:p>
+    <w:p>
+      <w:pPr>
+        <w:pStyle w:val="Heading2"/>
+        <w:numPr>
+          <w:ilvl w:val="0"/>
+          <w:numId w:val="0"/>
+        </w:numPr>
+        <w:spacing w:line="276" w:lineRule="auto"/>
+        <w:ind w:left="-284"/>
+      </w:pPr>
+    </w:p>
+    <w:p>
+      <w:pPr>
+        <w:pStyle w:val="Heading1"/>
+        <w:numPr>
+          <w:ilvl w:val="0"/>
+          <w:numId w:val="0"/>
+        </w:numPr>
+        <w:jc w:val="center"/>
+        <w:rPr>
+          <w:spacing w:val="-10"/>
+        </w:rPr>
+      </w:pPr>
+      <w:r>
+        <w:t xml:space="preserve">CHAPTER </w:t>
+      </w:r>
+      <w:r>
+        <w:rPr>
+          <w:spacing w:val="-10"/>
+        </w:rPr>
+        <w:t>1</w:t>
+      </w:r>
+    </w:p>
+    <w:p>
+      <w:pPr>
+        <w:pStyle w:val="Chapteri"/>
+        <w:spacing w:line="276" w:lineRule="auto"/>
+      </w:pPr>
+    </w:p>
+    <w:p>
+      <w:pPr>
+        <w:pStyle w:val="Heading1"/>
+        <w:numPr>
+          <w:ilvl w:val="0"/>
+          <w:numId w:val="0"/>
+        </w:numPr>
+        <w:jc w:val="center"/>
+      </w:pPr>
+      <w:r>
+        <w:t>INTRODUCTION TO THE PROJECT REPORT AND PROJECT OVERVIEW</w:t>
+      </w:r>
+    </w:p>
+    <w:p>
+      <w:pPr>
+        <w:spacing w:line="276" w:lineRule="auto"/>
+        <w:rPr>
+          <w:rFonts w:asciiTheme="majorBidi" w:hAnsiTheme="majorBidi"/>
+          <w:b/>
+          <w:spacing w:val="-2"/>
+          <w:sz w:val="36"/>
+        </w:rPr>
+      </w:pPr>
+      <w:r>
+        <w:rPr>
+          <w:spacing w:val="-2"/>
+        </w:rPr>
+        <w:br w:type="page"/>
+      </w:r>
+    </w:p>
+    <w:p>
+      <w:pPr>
+        <w:pStyle w:val="Heading1"/>
+      </w:pPr>
+      <w:r>
+        <w:lastRenderedPageBreak/>
+        <w:t>Introduction</w:t>
+      </w:r>
+    </w:p>
+    <w:p>
+      <w:pPr>
+        <w:pStyle w:val="BodyText0"/>
+        <w:spacing w:line="276" w:lineRule="auto"/>
+      </w:pPr>
+      <w:r>
+        <w:t xml:space="preserve">Football competitions are complex systems that require careful planning and coordination between many parties, including teams, stadiums, broadcasters, and governing bodies. The Egyptian Premier League is one of the most followed sports competitions in the country and involves </w:t>
+      </w:r>
+      <w:proofErr w:type="gramStart"/>
+      <w:r>
+        <w:t>a large number of</w:t>
+      </w:r>
+      <w:proofErr w:type="gramEnd"/>
+      <w:r>
+        <w:t xml:space="preserve"> matches played over a long season. Creating a league schedule that satisfies all operational requirements while maintaining fairness between teams is a challenging task known in the field of Operations Research as the "Sports Scheduling Problem</w:t>
+      </w:r>
+      <w:r>
+        <w:t>”</w:t>
+      </w:r>
+      <w:sdt>
+        <w:sdtPr>
+          <w:id w:val="44421005"/>
+          <w:citation/>
+        </w:sdtPr>
+        <w:sdtEndPr/>
+        <w:sdtContent>
+          <w:r>
+            <w:fldChar w:fldCharType="begin"/>
+          </w:r>
+          <w:r>
+            <w:instrText xml:space="preserve"> CITATION Ras08 \l 1033 </w:instrText>
+          </w:r>
+          <w:r>
+            <w:fldChar w:fldCharType="separate"/>
+          </w:r>
+          <w:r>
+            <w:rPr>
+              <w:noProof/>
+            </w:rPr>
+            <w:t xml:space="preserve"> [1]</w:t>
+          </w:r>
+          <w:r>
+            <w:fldChar w:fldCharType="end"/>
+          </w:r>
+        </w:sdtContent>
+      </w:sdt>
+      <w:r>
+        <w:t>.</w:t>
+      </w:r>
+    </w:p>
+    <w:p>
+      <w:pPr>
+        <w:pStyle w:val="BodyText0"/>
+        <w:spacing w:line="276" w:lineRule="auto"/>
+      </w:pPr>
+    </w:p>
+    <w:p>
+      <w:pPr>
+        <w:pStyle w:val="BodyText"/>
+        <w:spacing w:line="276" w:lineRule="auto"/>
+      </w:pPr>
+      <w:r>
+        <w:t xml:space="preserve">In recent years, the league scheduling process has improved and now considers several important factors such as competition calendars, stadium availability, and security requirements, notably through partnerships with specialized scheduling firms </w:t>
+      </w:r>
+      <w:sdt>
+        <w:sdtPr>
+          <w:id w:val="-62636631"/>
+          <w:citation/>
+        </w:sdtPr>
+        <w:sdtEndPr/>
+        <w:sdtContent>
+          <w:r>
+            <w:fldChar w:fldCharType="begin"/>
+          </w:r>
+          <w:r>
+            <w:rPr>
+              <w:b/>
+              <w:bCs/>
+            </w:rPr>
+            <w:instrText xml:space="preserve"> CITATION Ahr24 \l 1033 </w:instrText>
+          </w:r>
+          <w:r>
+            <w:fldChar w:fldCharType="separate"/>
+          </w:r>
+          <w:r>
+            <w:rPr>
+              <w:noProof/>
+            </w:rPr>
+            <w:t>[2]</w:t>
+          </w:r>
+          <w:r>
+            <w:fldChar w:fldCharType="end"/>
+          </w:r>
+        </w:sdtContent>
+      </w:sdt>
+      <w:r>
+        <w:t>. However, despite these developments, league seasons continue to suffer from delays, congestion, and frequent rescheduling due to external factors like CAF interruptions. These issues suggest that while the scheduling process exists, it is not fully optimized and does not always provide the best possible outcomes under complex constraints.</w:t>
+      </w:r>
+    </w:p>
+    <w:p>
+      <w:pPr>
+        <w:pStyle w:val="BodyText"/>
+        <w:spacing w:line="276" w:lineRule="auto"/>
+      </w:pPr>
+      <w:r>
+        <w:t xml:space="preserve">This project focuses on enhancing league scheduling </w:t>
+      </w:r>
+      <w:r>
+        <w:t>using</w:t>
+      </w:r>
+      <w:r>
+        <w:t xml:space="preserve"> mathematical optimization techniques. By modeling the Egyptian Premier League as an optimization problem, </w:t>
+      </w:r>
+      <w:r>
+        <w:t>we</w:t>
+      </w:r>
+      <w:r>
+        <w:t xml:space="preserve"> aim to generate a complete and balanced schedule that respects all constraints while fitting within a fixed seasonal timeframe. </w:t>
+      </w:r>
+      <w:r>
+        <w:t>It</w:t>
+      </w:r>
+      <w:r>
+        <w:t xml:space="preserve"> demonstrates how structured optimization models can support decision-making in sports scheduling and improve the overall organization of league competitions.</w:t>
+      </w:r>
+    </w:p>
+    <w:p>
+      <w:pPr>
+        <w:pStyle w:val="BodyText"/>
+        <w:spacing w:line="276" w:lineRule="auto"/>
+      </w:pPr>
+    </w:p>
+    <w:p>
+      <w:pPr>
+        <w:pStyle w:val="Heading2"/>
+      </w:pPr>
+      <w:r>
+        <w:t>Problem Domain</w:t>
+      </w:r>
+    </w:p>
+    <w:p>
+      <w:pPr>
+        <w:pStyle w:val="BodyText"/>
+        <w:spacing w:line="276" w:lineRule="auto"/>
+      </w:pPr>
+      <w:r>
+        <w:t>The problem domain of this project falls under sports scheduling optimization, which is a subfield of operations research and applied mathematics. Sports scheduling problems involve assigning matches to time slots and venues while respecting a wide range of constraints related to logistics, fairness, and competition rules.</w:t>
+      </w:r>
+    </w:p>
+    <w:p>
+      <w:pPr>
+        <w:pStyle w:val="BodyText"/>
+        <w:spacing w:line="276" w:lineRule="auto"/>
+      </w:pPr>
+      <w:r>
+        <w:t xml:space="preserve">In the context of the Egyptian Premier League, scheduling must account for domestic league matches, cup competitions, continental tournaments organized by CAF, international breaks, stadium sharing, and security considerations. Each of these factors imposes limitations on when and where matches can be played. </w:t>
+      </w:r>
+    </w:p>
+    <w:p>
+      <w:pPr>
+        <w:pStyle w:val="BodyText"/>
+        <w:spacing w:line="276" w:lineRule="auto"/>
+      </w:pPr>
+      <w:r>
+        <w:t>Additionally, teams differ in geographical location, stadium ownership, competitive importance, and participation in continental competitions. This leads to unequal travel demands and varying levels of schedule pressure across teams. Addressing these differences in a fair and systematic way places the scheduling problem firmly within the domain of constrained optimization rather than simple timetable generation.</w:t>
+      </w:r>
+    </w:p>
+    <w:p>
+      <w:pPr>
+        <w:pStyle w:val="BodyText"/>
+        <w:spacing w:line="276" w:lineRule="auto"/>
+      </w:pPr>
+      <w:r>
+        <w:lastRenderedPageBreak/>
+        <w:t xml:space="preserve">Because of the large number of variables and constraints involved, this problem is well-suited for mathematical modeling </w:t>
+      </w:r>
+      <w:r>
+        <w:t>approaches</w:t>
+      </w:r>
+      <w:r>
+        <w:t>,</w:t>
+      </w:r>
+      <w:r>
+        <w:t xml:space="preserve"> specifically</w:t>
+      </w:r>
+      <w:r>
+        <w:t xml:space="preserve"> Integer Linear Programming (</w:t>
+      </w:r>
+      <w:r>
+        <w:t>ILP)</w:t>
+      </w:r>
+      <w:r>
+        <w:t>that can evaluate many possible schedules and identify solutions that best satisfy defined objectives</w:t>
+      </w:r>
+      <w:sdt>
+        <w:sdtPr>
+          <w:id w:val="1273597170"/>
+          <w:citation/>
+        </w:sdtPr>
+        <w:sdtEndPr/>
+        <w:sdtContent>
+          <w:r>
+            <w:fldChar w:fldCharType="begin"/>
+          </w:r>
+          <w:r>
+            <w:instrText xml:space="preserve"> CITATION Van23 \l 1033 </w:instrText>
+          </w:r>
+          <w:r>
+            <w:fldChar w:fldCharType="separate"/>
+          </w:r>
+          <w:r>
+            <w:rPr>
+              <w:noProof/>
+            </w:rPr>
+            <w:t xml:space="preserve"> </w:t>
+          </w:r>
+          <w:r>
+            <w:rPr>
+              <w:noProof/>
+            </w:rPr>
+            <w:t>[3]</w:t>
+          </w:r>
+          <w:r>
+            <w:fldChar w:fldCharType="end"/>
+          </w:r>
+        </w:sdtContent>
+      </w:sdt>
+      <w:r>
+        <w:t>.</w:t>
+      </w:r>
+    </w:p>
+    <w:p>
+      <w:pPr>
+        <w:pStyle w:val="Heading2"/>
+      </w:pPr>
+      <w:r>
+        <w:t xml:space="preserve"> Problem Statement</w:t>
+      </w:r>
+    </w:p>
+    <w:p>
+      <w:pPr>
+        <w:pStyle w:val="BodyText"/>
+        <w:spacing w:line="276" w:lineRule="auto"/>
+      </w:pPr>
+      <w:r>
+        <w:t xml:space="preserve">Although the Egyptian Premier League scheduling process considers multiple constraints, it continues to experience structural issues that affect competition quality and fairness. </w:t>
+      </w:r>
+      <w:r>
+        <w:t xml:space="preserve">The roots of this chronic instability can be traced back to the 2018/2019 season. When Egypt was selected as the emergency host for the 2019 African Cup of Nations (AFCON) replacing Cameroon, the domestic league was forced into a severe hiatus to facilitate stadium preparations. </w:t>
+      </w:r>
+      <w:r>
+        <w:t xml:space="preserve">This disruption was soon followed by the global </w:t>
+      </w:r>
+      <w:r>
+        <w:t>COVID-19 pandemic</w:t>
+      </w:r>
+      <w:r>
+        <w:t>, which forced a four-month suspension of all football activities in 2020. The cumulative impact of these two consecutive shocks created a "domino effect" of delayed start dates and congested fixtures that the league has yet to fully recover from</w:t>
+      </w:r>
+      <w:sdt>
+        <w:sdtPr>
+          <w:id w:val="-497652902"/>
+          <w:citation/>
+        </w:sdtPr>
+        <w:sdtEndPr/>
+        <w:sdtContent>
+          <w:r>
+            <w:fldChar w:fldCharType="begin"/>
+          </w:r>
+          <w:r>
+            <w:instrText xml:space="preserve"> CITATION Ahr22 \l 1033 </w:instrText>
+          </w:r>
+          <w:r>
+            <w:fldChar w:fldCharType="separate"/>
+          </w:r>
+          <w:r>
+            <w:rPr>
+              <w:noProof/>
+            </w:rPr>
+            <w:t xml:space="preserve"> </w:t>
+          </w:r>
+          <w:r>
+            <w:rPr>
+              <w:noProof/>
+            </w:rPr>
+            <w:t>[4]</w:t>
+          </w:r>
+          <w:r>
+            <w:fldChar w:fldCharType="end"/>
+          </w:r>
+        </w:sdtContent>
+      </w:sdt>
+      <w:r>
+        <w:t xml:space="preserve">. </w:t>
+      </w:r>
+    </w:p>
+    <w:p>
+      <w:pPr>
+        <w:pStyle w:val="BodyText"/>
+        <w:spacing w:line="276" w:lineRule="auto"/>
+      </w:pPr>
+      <w:r>
+        <w:t>The core problem is the absence of a unified optimization framework that simultaneously considers all scheduling constraints and objectives. Existing approaches tend to address constraints individually, which can result in local solutions that create larger conflicts later in the season. As a result, league organizers are frequently forced to introduce exceptional arrangements that reduce competitive balance.</w:t>
+      </w:r>
+    </w:p>
+    <w:p>
+      <w:pPr>
+        <w:pStyle w:val="BodyText"/>
+        <w:spacing w:line="276" w:lineRule="auto"/>
+      </w:pPr>
+      <w:r>
+        <w:t>The problem addressed in this project is how to construct a complete Egyptian Premier League schedule that satisfies operational constraints, improves fairness, and fits within a fixed August-to-May season without modifying the league structure. The project investigates whether an optimization-based approach can systematically improve scheduling outcomes compared to existing practices</w:t>
+      </w:r>
+    </w:p>
+    <w:p>
+      <w:pPr>
+        <w:pStyle w:val="Heading2"/>
+        <w:rPr>
+          <w:rStyle w:val="Strong"/>
+          <w:b/>
+          <w:bCs/>
+        </w:rPr>
+      </w:pPr>
+      <w:r>
+        <w:rPr>
+          <w:rStyle w:val="Strong"/>
+          <w:b/>
+          <w:bCs/>
+        </w:rPr>
+        <w:t>Proposed System</w:t>
+      </w:r>
+    </w:p>
+    <w:p>
+      <w:pPr>
+        <w:pStyle w:val="NormalWeb"/>
+        <w:spacing w:line="276" w:lineRule="auto"/>
+      </w:pPr>
+      <w:r>
+        <w:t xml:space="preserve">The proposed system is an optimization-based league scheduling model developed using </w:t>
+      </w:r>
+      <w:r>
+        <w:rPr>
+          <w:rStyle w:val="Strong"/>
+        </w:rPr>
+        <w:t>Integer Linear Programming (ILP)</w:t>
+      </w:r>
+      <w:r>
+        <w:t>. Rather than replacing existing scheduling practices, the system aims to formalize and enhance them by introducing a structured mathematical framework that evaluates all constraints and objectives simultaneously.</w:t>
+      </w:r>
+    </w:p>
+    <w:p>
+      <w:pPr>
+        <w:pStyle w:val="NormalWeb"/>
+        <w:spacing w:line="276" w:lineRule="auto"/>
+      </w:pPr>
+      <w:r>
+        <w:t>The league season is represented as a set of decision variables that determine whether a specific match is assigned to a particular time slot and venue. Constraints are defined to enforce league rules, competition calendars, stadium availability, security restrictions, and rest requirements. An objective function is then used to guide the model toward schedules that maximize fairness and operational efficiency.</w:t>
+      </w:r>
+    </w:p>
+    <w:p>
+      <w:pPr>
+        <w:pStyle w:val="NormalWeb"/>
+        <w:spacing w:line="276" w:lineRule="auto"/>
+        <w:rPr>
+          <w:color w:val="C00000"/>
+        </w:rPr>
+      </w:pPr>
+      <w:r>
+        <w:t xml:space="preserve">The system is implemented using Python, where optimization libraries are used to define the model structure. External solvers are employed to efficiently explore possible scheduling </w:t>
+      </w:r>
+      <w:r>
+        <w:lastRenderedPageBreak/>
+        <w:t xml:space="preserve">combinations and identify feasible solutions. </w:t>
+      </w:r>
+      <w:r>
+        <w:rPr>
+          <w:color w:val="C00000"/>
+        </w:rPr>
+        <w:t>The final output of the system is a complete season schedule accompanied by performance statistics that allow evaluation of schedule quality.</w:t>
+      </w:r>
+    </w:p>
+    <w:p>
+      <w:pPr>
+        <w:pStyle w:val="Heading3"/>
+        <w:rPr>
+          <w:rFonts w:eastAsia="Times New Roman"/>
+        </w:rPr>
+      </w:pPr>
+      <w:r>
+        <w:rPr>
+          <w:rFonts w:eastAsia="Times New Roman"/>
+        </w:rPr>
+        <w:t>Aims and Objectives</w:t>
+      </w:r>
+    </w:p>
+    <w:p>
+      <w:pPr>
+        <w:pStyle w:val="BodyText"/>
+      </w:pPr>
+      <w:r>
+        <w:t>The main aim of this project is to demonstrate the effectiveness of mathematical optimization techniques in improving professional football league scheduling. The project seeks to show that a standard league format can be maintained when scheduling decisions are supported by structured optimization models.</w:t>
+      </w:r>
+    </w:p>
+    <w:p>
+      <w:pPr>
+        <w:pStyle w:val="BodyText"/>
+      </w:pPr>
+      <w:r>
+        <w:t>The specific objectives of the project are:</w:t>
+      </w:r>
+    </w:p>
+    <w:p>
+      <w:pPr>
+        <w:pStyle w:val="BodyText"/>
+        <w:numPr>
+          <w:ilvl w:val="0"/>
+          <w:numId w:val="14"/>
+        </w:numPr>
+      </w:pPr>
+      <w:r>
+        <w:t>To model the Egyptian Premier League scheduling problem using Integer Linear Programming.</w:t>
+      </w:r>
+    </w:p>
+    <w:p>
+      <w:pPr>
+        <w:pStyle w:val="BodyText"/>
+        <w:numPr>
+          <w:ilvl w:val="0"/>
+          <w:numId w:val="14"/>
+        </w:numPr>
+      </w:pPr>
+      <w:r>
+        <w:t>To generate a complete 18-team double round-robin league schedule.</w:t>
+      </w:r>
+    </w:p>
+    <w:p>
+      <w:pPr>
+        <w:pStyle w:val="BodyText"/>
+        <w:numPr>
+          <w:ilvl w:val="0"/>
+          <w:numId w:val="14"/>
+        </w:numPr>
+      </w:pPr>
+      <w:r>
+        <w:t>To ensure the season fits within the August to May timeframe.</w:t>
+      </w:r>
+    </w:p>
+    <w:p>
+      <w:pPr>
+        <w:pStyle w:val="BodyText"/>
+        <w:numPr>
+          <w:ilvl w:val="0"/>
+          <w:numId w:val="14"/>
+        </w:numPr>
+      </w:pPr>
+      <w:r>
+        <w:t>To respect continental competitions, domestic cups, and international breaks.</w:t>
+      </w:r>
+    </w:p>
+    <w:p>
+      <w:pPr>
+        <w:pStyle w:val="BodyText"/>
+        <w:numPr>
+          <w:ilvl w:val="0"/>
+          <w:numId w:val="14"/>
+        </w:numPr>
+      </w:pPr>
+      <w:r>
+        <w:t>To avoid stadium and security conflicts.</w:t>
+      </w:r>
+    </w:p>
+    <w:p>
+      <w:pPr>
+        <w:pStyle w:val="BodyText"/>
+        <w:numPr>
+          <w:ilvl w:val="0"/>
+          <w:numId w:val="14"/>
+        </w:numPr>
+      </w:pPr>
+      <w:r>
+        <w:t>To improve fairness by balancing home and away matches and rest periods.</w:t>
+      </w:r>
+    </w:p>
+    <w:p>
+      <w:pPr>
+        <w:pStyle w:val="BodyText"/>
+        <w:numPr>
+          <w:ilvl w:val="0"/>
+          <w:numId w:val="14"/>
+        </w:numPr>
+      </w:pPr>
+      <w:r>
+        <w:t>Reducing</w:t>
+      </w:r>
+      <w:r>
+        <w:t xml:space="preserve"> excessive travel demands where possible.</w:t>
+      </w:r>
+    </w:p>
+    <w:p>
+      <w:pPr>
+        <w:pStyle w:val="BodyText"/>
+        <w:numPr>
+          <w:ilvl w:val="0"/>
+          <w:numId w:val="14"/>
+        </w:numPr>
+      </w:pPr>
+      <w:r>
+        <w:t>To evaluate schedule quality using measurable performance indicators.</w:t>
+      </w:r>
+    </w:p>
+    <w:p>
+      <w:pPr>
+        <w:pStyle w:val="Heading3"/>
+      </w:pPr>
+      <w:r>
+        <w:t>Proposed System Features</w:t>
+      </w:r>
+    </w:p>
+    <w:p>
+      <w:pPr>
+        <w:pStyle w:val="BodyText"/>
+        <w:spacing w:line="276" w:lineRule="auto"/>
+      </w:pPr>
+      <w:r>
+        <w:t>The proposed system includes several features designed to improve scheduling outcomes. It automatically handles stadium conflicts by shifting match times or assigning alternative venues when required. It also blocks league matches during periods reserved for continental competitions or cup rounds.</w:t>
+      </w:r>
+    </w:p>
+    <w:p>
+      <w:pPr>
+        <w:pStyle w:val="BodyText"/>
+        <w:spacing w:line="276" w:lineRule="auto"/>
+      </w:pPr>
+      <w:r>
+        <w:t>Fairness-related features are incorporated into the model, such as limiting consecutive away matches and ensuring that the final rounds of the season are played simultaneously. The system also considers travel distance between matches and penalizes schedules that impose excessive travel fatigue on teams.</w:t>
+      </w:r>
+    </w:p>
+    <w:p>
+      <w:pPr>
+        <w:pStyle w:val="BodyText"/>
+        <w:spacing w:line="276" w:lineRule="auto"/>
+      </w:pPr>
+      <w:r>
+        <w:t>Another key feature is adaptability. When external conditions change, such as updates to competition calendars or stadium availability, the system can be re-run using updated data to produce a revised schedule within a short time.</w:t>
+      </w:r>
+    </w:p>
+    <w:p>
+      <w:pPr>
+        <w:rPr>
+          <w:rFonts w:asciiTheme="majorBidi" w:hAnsiTheme="majorBidi"/>
+          <w:sz w:val="24"/>
+        </w:rPr>
+      </w:pPr>
+      <w:r>
+        <w:br w:type="page"/>
+      </w:r>
+    </w:p>
+    <w:p>
+      <w:pPr>
+        <w:pStyle w:val="Heading2"/>
+        <w:rPr>
+          <w:rFonts w:asciiTheme="majorBidi" w:hAnsiTheme="majorBidi"/>
+          <w:sz w:val="24"/>
+        </w:rPr>
+      </w:pPr>
+      <w:r>
+        <w:lastRenderedPageBreak/>
+        <w:t>Development Methodology</w:t>
+      </w:r>
+    </w:p>
+    <w:p>
+      <w:pPr>
+        <w:pStyle w:val="BodyText"/>
+        <w:spacing w:line="276" w:lineRule="auto"/>
+      </w:pPr>
+      <w:r>
+        <w:t>The development of the project followed a structured methodology. The first stage involved analyzing the league structure and identifying all relevant constraints and data requirements. This was followed by the design of input data sheets representing teams, stadiums, calendar slots, security restrictions, continental commitments, and cup competitions.</w:t>
+      </w:r>
+    </w:p>
+    <w:p>
+      <w:pPr>
+        <w:pStyle w:val="BodyText"/>
+        <w:spacing w:line="276" w:lineRule="auto"/>
+        <w:rPr>
+          <w:color w:val="C00000"/>
+        </w:rPr>
+      </w:pPr>
+      <w:r>
+        <w:rPr>
+          <w:color w:val="C00000"/>
+        </w:rPr>
+        <w:t>Next, the mathematical model was formulated using Integer Linear Programming. Decision variables were defined to represent match assignments, and constraints were added incrementally to ensure correctness. An objective function was then constructed to reflect fairness and efficiency goals.</w:t>
+      </w:r>
+    </w:p>
+    <w:p>
+      <w:pPr>
+        <w:pStyle w:val="BodyText"/>
+        <w:spacing w:line="276" w:lineRule="auto"/>
+        <w:rPr>
+          <w:color w:val="C00000"/>
+        </w:rPr>
+      </w:pPr>
+      <w:r>
+        <w:rPr>
+          <w:color w:val="C00000"/>
+        </w:rPr>
+        <w:t>The model was implemented in Python using optimization libraries, and multiple test scenarios were executed to validate feasibility and performance. The resulting schedules were analyzed using statistical measures to assess fairness, travel, and constraint satisfaction.</w:t>
+      </w:r>
+    </w:p>
+    <w:p>
+      <w:pPr>
+        <w:pStyle w:val="Heading2"/>
+        <w:numPr>
+          <w:ilvl w:val="0"/>
+          <w:numId w:val="0"/>
+        </w:numPr>
+        <w:ind w:left="576"/>
+        <w:rPr>
+          <w:rFonts w:asciiTheme="majorBidi" w:hAnsiTheme="majorBidi"/>
+          <w:sz w:val="24"/>
+        </w:rPr>
+      </w:pPr>
+    </w:p>
+    <w:p>
+      <w:pPr>
+        <w:pStyle w:val="Heading2"/>
+      </w:pPr>
+      <w:r>
+        <w:t>Resource Requirement</w:t>
+      </w:r>
+    </w:p>
+    <w:p>
+      <w:pPr>
+        <w:pStyle w:val="BodyText"/>
+        <w:spacing w:line="276" w:lineRule="auto"/>
+      </w:pPr>
+      <w:r>
+        <w:t xml:space="preserve">The project requires a limited set of resources. Software requirements include Python, spreadsheet tools for data preparation, </w:t>
+      </w:r>
+      <w:r>
+        <w:rPr>
+          <w:color w:val="C00000"/>
+        </w:rPr>
+        <w:t xml:space="preserve">and optimization solvers such as CBC or </w:t>
+      </w:r>
+      <w:proofErr w:type="spellStart"/>
+      <w:r>
+        <w:rPr>
+          <w:color w:val="C00000"/>
+        </w:rPr>
+        <w:t>Gurobi</w:t>
+      </w:r>
+      <w:proofErr w:type="spellEnd"/>
+      <w:r>
+        <w:t>. These tools are sufficient to model and solve the scheduling problem efficiently.</w:t>
+      </w:r>
+    </w:p>
+    <w:p>
+      <w:pPr>
+        <w:pStyle w:val="BodyText"/>
+        <w:spacing w:line="276" w:lineRule="auto"/>
+      </w:pPr>
+      <w:r>
+        <w:t>From a hardware perspective, a standard personal computer is adequate for running the optimization model. The most significant effort lies in data collection and validation, which involves gathering information about teams, stadiums, competition calendars, and constraints.</w:t>
+      </w:r>
+    </w:p>
+    <w:p>
+      <w:pPr>
+        <w:pStyle w:val="BodyText"/>
+        <w:spacing w:line="276" w:lineRule="auto"/>
+      </w:pPr>
+      <w:r>
+        <w:t>Human resources are limited to the project developer, who is responsible for data preparation, model design, implementation, testing, and analysis. No specialized infrastructure or external systems are required.</w:t>
+      </w:r>
+    </w:p>
+    <w:p>
+      <w:pPr>
+        <w:pStyle w:val="Heading2"/>
+      </w:pPr>
+      <w:r>
+        <w:t>Report Layout</w:t>
+      </w:r>
+    </w:p>
+    <w:p>
+      <w:pPr>
+        <w:pStyle w:val="BodyText"/>
+        <w:spacing w:line="276" w:lineRule="auto"/>
+      </w:pPr>
+      <w:r>
+        <w:t xml:space="preserve">This report is organized into several chapters. Chapter One introduces the project, defines the problem domain, and presents the proposed system. Chapter Two reviews </w:t>
+      </w:r>
+      <w:r>
+        <w:t>project background and existing work</w:t>
+      </w:r>
+      <w:r>
+        <w:t>.</w:t>
+      </w:r>
+    </w:p>
+    <w:p>
+      <w:pPr>
+        <w:pStyle w:val="BodyText"/>
+        <w:spacing w:line="276" w:lineRule="auto"/>
+      </w:pPr>
+      <w:r>
+        <w:t>Chapter</w:t>
+      </w:r>
+      <w:r>
+        <w:t xml:space="preserve">s 3,4,5 </w:t>
+      </w:r>
+      <w:r>
+        <w:t>describe</w:t>
+      </w:r>
+      <w:r>
+        <w:t xml:space="preserve"> the system design and mathematical model in detail, including decision variables, constraints, and objective </w:t>
+      </w:r>
+      <w:r>
+        <w:t xml:space="preserve">functions. They also include validation and testing of created </w:t>
+      </w:r>
+      <w:r>
+        <w:t>schedules</w:t>
+      </w:r>
+      <w:r>
+        <w:t xml:space="preserve"> compared to old schedules</w:t>
+      </w:r>
+      <w:r>
+        <w:t>.</w:t>
+      </w:r>
+    </w:p>
+    <w:p>
+      <w:pPr>
+        <w:pStyle w:val="BodyText"/>
+        <w:spacing w:line="276" w:lineRule="auto"/>
+      </w:pPr>
+      <w:r>
+        <w:t xml:space="preserve">Chapter </w:t>
+      </w:r>
+      <w:r>
+        <w:t xml:space="preserve">six explains the output and discusses </w:t>
+      </w:r>
+      <w:r>
+        <w:t xml:space="preserve">features and </w:t>
+      </w:r>
+      <w:r>
+        <w:t>limitation</w:t>
+      </w:r>
+      <w:r>
+        <w:t>s</w:t>
+      </w:r>
+      <w:r>
+        <w:t xml:space="preserve"> that</w:t>
+      </w:r>
+      <w:r>
+        <w:t xml:space="preserve"> </w:t>
+      </w:r>
+      <w:r>
+        <w:t xml:space="preserve">were beyond project </w:t>
+      </w:r>
+      <w:proofErr w:type="gramStart"/>
+      <w:r>
+        <w:t>scope</w:t>
+      </w:r>
+      <w:proofErr w:type="gramEnd"/>
+      <w:r>
+        <w:t xml:space="preserve"> </w:t>
+      </w:r>
+      <w:r>
+        <w:t>could be done in future work.</w:t>
+      </w:r>
+    </w:p>
+    <w:p>
+      <w:pPr>
+        <w:pStyle w:val="Heading1"/>
+        <w:numPr>
+          <w:ilvl w:val="0"/>
+          <w:numId w:val="0"/>
+        </w:numPr>
+        <w:jc w:val="center"/>
+        <w:rPr>
+          <w:spacing w:val="-10"/>
+        </w:rPr>
+      </w:pPr>
+      <w:r>
+        <w:br w:type="page"/>
+      </w:r>
+      <w:r>
+        <w:lastRenderedPageBreak/>
+        <w:t xml:space="preserve">CHAPTER </w:t>
+      </w:r>
+      <w:r>
+        <w:rPr>
+          <w:spacing w:val="-10"/>
+        </w:rPr>
+        <w:t>2</w:t>
+      </w:r>
+    </w:p>
+    <w:p>
+      <w:pPr>
+        <w:pStyle w:val="Heading1"/>
+        <w:numPr>
+          <w:ilvl w:val="0"/>
+          <w:numId w:val="0"/>
+        </w:numPr>
+        <w:ind w:left="432"/>
+        <w:jc w:val="center"/>
+      </w:pPr>
+      <w:r>
+        <w:t>BACKGROUND/EXISTING WORK</w:t>
+      </w:r>
+    </w:p>
+    <w:p>
+      <w:pPr>
+        <w:rPr>
+          <w:rFonts w:asciiTheme="majorBidi" w:eastAsiaTheme="majorEastAsia" w:hAnsiTheme="majorBidi" w:cstheme="majorBidi"/>
+          <w:b/>
+          <w:bCs/>
+          <w:color w:val="000000" w:themeColor="text1"/>
+          <w:sz w:val="32"/>
+          <w:szCs w:val="32"/>
+        </w:rPr>
+      </w:pPr>
+      <w:r>
+        <w:rPr>
+          <w:bCs/>
+        </w:rPr>
+        <w:br w:type="page"/>
+      </w:r>
+    </w:p>
+    <w:p>
+      <w:pPr>
+        <w:pStyle w:val="Heading1"/>
+      </w:pPr>
+      <w:r>
+        <w:lastRenderedPageBreak/>
+        <w:t>Background</w:t>
+      </w:r>
+    </w:p>
+    <w:p>
+      <w:pPr>
+        <w:pStyle w:val="Heading2"/>
+      </w:pPr>
+      <w:r>
+        <w:t>Introduction to Sports Scheduling</w:t>
+      </w:r>
+    </w:p>
+    <w:p>
+      <w:pPr>
+        <w:pStyle w:val="BodyText"/>
+        <w:spacing w:line="276" w:lineRule="auto"/>
+      </w:pPr>
+      <w:r>
+        <w:t xml:space="preserve">Sports scheduling is a specialized domain within Operations Research (OR) and Combinatorial Optimization. While it may appear to be a simple administrative task, mathematically, it is classified as an </w:t>
+      </w:r>
+      <w:r>
+        <w:rPr>
+          <w:b/>
+          <w:bCs/>
+        </w:rPr>
+        <w:t>NP-hard</w:t>
+      </w:r>
+      <w:r>
+        <w:t xml:space="preserve"> problem, meaning the computational complexity increases exponentially with the number of teams and constraints</w:t>
+      </w:r>
+      <w:sdt>
+        <w:sdtPr>
+          <w:id w:val="-2023998916"/>
+          <w:citation/>
+        </w:sdtPr>
+        <w:sdtEndPr/>
+        <w:sdtContent>
+          <w:r>
+            <w:fldChar w:fldCharType="begin"/>
+          </w:r>
+          <w:r>
+            <w:instrText xml:space="preserve"> CITATION Ras08 \l 1033 </w:instrText>
+          </w:r>
+          <w:r>
+            <w:fldChar w:fldCharType="separate"/>
+          </w:r>
+          <w:r>
+            <w:rPr>
+              <w:noProof/>
+            </w:rPr>
+            <w:t xml:space="preserve"> </w:t>
+          </w:r>
+          <w:r>
+            <w:rPr>
+              <w:noProof/>
+            </w:rPr>
+            <w:t>[1]</w:t>
+          </w:r>
+          <w:r>
+            <w:fldChar w:fldCharType="end"/>
+          </w:r>
+        </w:sdtContent>
+      </w:sdt>
+      <w:r>
+        <w:t>.</w:t>
+      </w:r>
+    </w:p>
+    <w:p>
+      <w:pPr>
+        <w:pStyle w:val="BodyText"/>
+        <w:spacing w:line="276" w:lineRule="auto"/>
+      </w:pPr>
+      <w:r>
+        <w:t xml:space="preserve">In a standard football league, the core structure is the </w:t>
+      </w:r>
+      <w:r>
+        <w:rPr>
+          <w:b/>
+          <w:bCs/>
+        </w:rPr>
+        <w:t>Double Round Robin (DRR)</w:t>
+      </w:r>
+      <w:r>
+        <w:t xml:space="preserve"> tournament. In a DRR with </w:t>
+      </w:r>
+      <w:r>
+        <w:rPr>
+          <w:rStyle w:val="math-inline"/>
+          <w:rFonts w:cstheme="majorBidi"/>
+          <w:b/>
+          <w:bCs/>
+          <w:i/>
+          <w:iCs/>
+        </w:rPr>
+        <w:t>n</w:t>
+      </w:r>
+      <w:r>
+        <w:t xml:space="preserve"> teams, every team must play every other team twice—once at home and once away. This results in a total number of matches calculated as</w:t>
+      </w:r>
+      <w:r>
+        <w:t xml:space="preserve"> </w:t>
+      </w:r>
+      <w:r>
+        <w:rPr>
+          <w:rStyle w:val="math-inline"/>
+          <w:rFonts w:cstheme="majorBidi"/>
+          <w:b/>
+          <w:bCs/>
+          <w:i/>
+          <w:iCs/>
+        </w:rPr>
+        <w:t>n(n-1)</w:t>
+      </w:r>
+      <w:r>
+        <w:rPr>
+          <w:rFonts w:cstheme="majorBidi"/>
+          <w:i/>
+          <w:iCs/>
+        </w:rPr>
+        <w:t>.</w:t>
+      </w:r>
+      <w:r>
+        <w:t xml:space="preserve"> For an 18-team league like the Egyptian Premier League, this equates to 306 total matches played over 34 rounds (or "weeks").</w:t>
+      </w:r>
+    </w:p>
+    <w:p>
+      <w:pPr>
+        <w:pStyle w:val="BodyText"/>
+        <w:spacing w:line="276" w:lineRule="auto"/>
+      </w:pPr>
+      <w:r>
+        <w:t xml:space="preserve">The goal of scheduling is not merely to find </w:t>
+      </w:r>
+      <w:r>
+        <w:rPr>
+          <w:i/>
+          <w:iCs/>
+        </w:rPr>
+        <w:t>any</w:t>
+      </w:r>
+      <w:r>
+        <w:t xml:space="preserve"> valid schedule, but to find an </w:t>
+      </w:r>
+      <w:r>
+        <w:rPr>
+          <w:i/>
+          <w:iCs/>
+        </w:rPr>
+        <w:t>optimal</w:t>
+      </w:r>
+      <w:r>
+        <w:t xml:space="preserve"> one that satisfies a set of rigorous constraints (rules) while optimizing specific objectives (such as minimizing travel or maximizing fairness)</w:t>
+      </w:r>
+      <w:sdt>
+        <w:sdtPr>
+          <w:id w:val="-83230791"/>
+          <w:citation/>
+        </w:sdtPr>
+        <w:sdtEndPr/>
+        <w:sdtContent>
+          <w:r>
+            <w:fldChar w:fldCharType="begin"/>
+          </w:r>
+          <w:r>
+            <w:instrText xml:space="preserve"> CITATION Sta09 \l 1033 </w:instrText>
+          </w:r>
+          <w:r>
+            <w:fldChar w:fldCharType="separate"/>
+          </w:r>
+          <w:r>
+            <w:rPr>
+              <w:noProof/>
+            </w:rPr>
+            <w:t xml:space="preserve"> </w:t>
+          </w:r>
+          <w:r>
+            <w:rPr>
+              <w:noProof/>
+            </w:rPr>
+            <w:t>[5]</w:t>
+          </w:r>
+          <w:r>
+            <w:fldChar w:fldCharType="end"/>
+          </w:r>
+        </w:sdtContent>
+      </w:sdt>
+      <w:r>
+        <w:t>.</w:t>
+      </w:r>
+    </w:p>
+    <w:p>
+      <w:pPr>
+        <w:pStyle w:val="Heading2"/>
+      </w:pPr>
+      <w:r>
+        <w:t>Theoretical Concepts</w:t>
+      </w:r>
+    </w:p>
+    <w:p>
+      <w:pPr>
+        <w:pStyle w:val="BodyText"/>
+        <w:spacing w:line="276" w:lineRule="auto"/>
+      </w:pPr>
+      <w:r>
+        <w:t>To understand the complexity of the problem, several key theoretical concepts from existing literature must be defined.</w:t>
+      </w:r>
+    </w:p>
+    <w:p>
+      <w:pPr>
+        <w:pStyle w:val="Heading3"/>
+      </w:pPr>
+    </w:p>
+    <w:p>
+      <w:pPr>
+        <w:pStyle w:val="Heading3"/>
+      </w:pPr>
+      <w:r>
+        <w:t xml:space="preserve"> Patterns and Breaks</w:t>
+      </w:r>
+    </w:p>
+    <w:p>
+      <w:pPr>
+        <w:pStyle w:val="BodyText"/>
+        <w:spacing w:line="276" w:lineRule="auto"/>
+      </w:pPr>
+      <w:r>
+        <w:t xml:space="preserve">A "pattern" represents the sequence of home (H) and away (A) games for a specific team. For example, a pattern H-A-H-A is considered perfect alternation. A </w:t>
+      </w:r>
+      <w:r>
+        <w:rPr>
+          <w:b/>
+          <w:bCs/>
+        </w:rPr>
+        <w:t>"Break"</w:t>
+      </w:r>
+      <w:r>
+        <w:t xml:space="preserve"> occurs when a team plays two consecutive matches at the same venue (e.g., H-H or A-A).</w:t>
+      </w:r>
+    </w:p>
+    <w:p>
+      <w:pPr>
+        <w:pStyle w:val="BodyText"/>
+        <w:numPr>
+          <w:ilvl w:val="0"/>
+          <w:numId w:val="15"/>
+        </w:numPr>
+        <w:spacing w:line="276" w:lineRule="auto"/>
+      </w:pPr>
+      <w:r>
+        <w:rPr>
+          <w:b/>
+          <w:bCs/>
+        </w:rPr>
+        <w:t>Home Break:</w:t>
+      </w:r>
+      <w:r>
+        <w:t xml:space="preserve"> Playing two home games in a row. This is generally desirable for revenue but can lead to "clumping" of difficult fixtures.</w:t>
+      </w:r>
+    </w:p>
+    <w:p>
+      <w:pPr>
+        <w:pStyle w:val="BodyText"/>
+        <w:numPr>
+          <w:ilvl w:val="0"/>
+          <w:numId w:val="15"/>
+        </w:numPr>
+        <w:spacing w:line="276" w:lineRule="auto"/>
+      </w:pPr>
+      <w:r>
+        <w:rPr>
+          <w:b/>
+          <w:bCs/>
+        </w:rPr>
+        <w:t>Away Break:</w:t>
+      </w:r>
+      <w:r>
+        <w:t xml:space="preserve"> Playing two away games in a row. This is considered undesirable due to travel fatigue and lack of revenue continuity. Literature suggests that minimizing the total number of breaks across the league is a primary objective for fairness </w:t>
+      </w:r>
+      <w:r>
+        <w:rPr>
+          <w:b/>
+          <w:bCs/>
+        </w:rPr>
+        <w:t>[8]</w:t>
+      </w:r>
+      <w:r>
+        <w:t>.</w:t>
+      </w:r>
+    </w:p>
+    <w:p>
+      <w:pPr>
+        <w:pStyle w:val="BodyText"/>
+        <w:spacing w:line="276" w:lineRule="auto"/>
+      </w:pPr>
+      <w:r>
+        <w:t xml:space="preserve">In their survey of 25 European leagues, Goossens and </w:t>
+      </w:r>
+      <w:proofErr w:type="spellStart"/>
+      <w:r>
+        <w:t>Spieksma</w:t>
+      </w:r>
+      <w:proofErr w:type="spellEnd"/>
+      <w:r>
+        <w:t xml:space="preserve"> (2012) found that minimizing breaks is a universal objective. However, they noted that perfect alternation (H-A-H-A) is mathematically impossible for all teams simultaneously in standard league formats, necessitating optimization models to distribute these breaks fairly</w:t>
+      </w:r>
+      <w:sdt>
+        <w:sdtPr>
+          <w:id w:val="-453945125"/>
+          <w:citation/>
+        </w:sdtPr>
+        <w:sdtEndPr/>
+        <w:sdtContent>
+          <w:r>
+            <w:fldChar w:fldCharType="begin"/>
+          </w:r>
+          <w:r>
+            <w:instrText xml:space="preserve"> CITATION Goo12 \l 1033 </w:instrText>
+          </w:r>
+          <w:r>
+            <w:fldChar w:fldCharType="separate"/>
+          </w:r>
+          <w:r>
+            <w:rPr>
+              <w:noProof/>
+            </w:rPr>
+            <w:t xml:space="preserve"> </w:t>
+          </w:r>
+          <w:r>
+            <w:rPr>
+              <w:noProof/>
+            </w:rPr>
+            <w:t>[6]</w:t>
+          </w:r>
+          <w:r>
+            <w:fldChar w:fldCharType="end"/>
+          </w:r>
+        </w:sdtContent>
+      </w:sdt>
+      <w:r>
+        <w:t>.</w:t>
+      </w:r>
+    </w:p>
+    <w:p>
+      <w:pPr>
+        <w:rPr>
+          <w:rFonts w:asciiTheme="majorBidi" w:hAnsiTheme="majorBidi"/>
+          <w:sz w:val="24"/>
+        </w:rPr>
+      </w:pPr>
+      <w:r>
+        <w:br w:type="page"/>
+      </w:r>
+    </w:p>
+    <w:p>
+      <w:pPr>
+        <w:pStyle w:val="Heading3"/>
+      </w:pPr>
+      <w:r>
+        <w:lastRenderedPageBreak/>
+        <w:t>The Traveling Tournament Problem (TTP)</w:t>
+      </w:r>
+    </w:p>
+    <w:p>
+      <w:pPr>
+        <w:pStyle w:val="BodyText"/>
+        <w:spacing w:line="276" w:lineRule="auto"/>
+      </w:pPr>
+      <w:r>
+        <w:t xml:space="preserve">A major focus of existing work is the Traveling Tournament Problem (TTP), first defined by Easton et al. (2001). </w:t>
+      </w:r>
+      <w:proofErr w:type="gramStart"/>
+      <w:r>
+        <w:t>The TTP</w:t>
+      </w:r>
+      <w:proofErr w:type="gramEnd"/>
+      <w:r>
+        <w:t xml:space="preserve"> aims to minimize the total distance traveled by all teams during the season. This is particularly critical in large countries (like the USA or Brazil) or leagues where teams are geographically dispersed. While Egypt's teams are concentrated around Cairo and Alexandria, travel to Upper Egypt (e.g., Aswan) or canal cities (e.g., Ismailia) still presents a logistical cost that optimization models seek to balance</w:t>
+      </w:r>
+      <w:sdt>
+        <w:sdtPr>
+          <w:id w:val="1387611270"/>
+          <w:citation/>
+        </w:sdtPr>
+        <w:sdtEndPr/>
+        <w:sdtContent>
+          <w:r>
+            <w:fldChar w:fldCharType="begin"/>
+          </w:r>
+          <w:r>
+            <w:instrText xml:space="preserve"> CITATION Eas01 \l 1033 </w:instrText>
+          </w:r>
+          <w:r>
+            <w:fldChar w:fldCharType="separate"/>
+          </w:r>
+          <w:r>
+            <w:rPr>
+              <w:noProof/>
+            </w:rPr>
+            <w:t xml:space="preserve"> </w:t>
+          </w:r>
+          <w:r>
+            <w:rPr>
+              <w:noProof/>
+            </w:rPr>
+            <w:t>[7]</w:t>
+          </w:r>
+          <w:r>
+            <w:fldChar w:fldCharType="end"/>
+          </w:r>
+        </w:sdtContent>
+      </w:sdt>
+      <w:r>
+        <w:t>.</w:t>
+      </w:r>
+    </w:p>
+    <w:p>
+      <w:pPr>
+        <w:pStyle w:val="Heading2"/>
+      </w:pPr>
+      <w:r>
+        <w:t xml:space="preserve"> Mathematical Approaches</w:t>
+      </w:r>
+    </w:p>
+    <w:p>
+      <w:pPr>
+        <w:pStyle w:val="BodyText"/>
+        <w:spacing w:line="276" w:lineRule="auto"/>
+      </w:pPr>
+      <w:r>
+        <w:t>Over the past two decades, the transition from manual to automated scheduling has been driven by advances in Integer Linear Programming (ILP)</w:t>
+      </w:r>
+      <w:r>
+        <w:t>.</w:t>
+      </w:r>
+    </w:p>
+    <w:p>
+      <w:pPr>
+        <w:pStyle w:val="Heading3"/>
+        <w:spacing w:line="276" w:lineRule="auto"/>
+      </w:pPr>
+      <w:r>
+        <w:t>Integer Linear Programming (ILP)</w:t>
+      </w:r>
+    </w:p>
+    <w:p>
+      <w:pPr>
+        <w:pStyle w:val="BodyText"/>
+        <w:spacing w:line="276" w:lineRule="auto"/>
+      </w:pPr>
+      <w:r>
+        <w:t>ILP is the most widely adopted method for professional sports scheduling. It involves defining the schedule as a set of linear equations where variables must be integers (0 or 1).</w:t>
+      </w:r>
+    </w:p>
+    <w:p>
+      <w:pPr>
+        <w:pStyle w:val="BodyText"/>
+        <w:spacing w:line="276" w:lineRule="auto"/>
+      </w:pPr>
+      <w:r>
+        <w:rPr>
+          <w:b/>
+          <w:bCs/>
+        </w:rPr>
+        <w:t>Decision Variable:</w:t>
+      </w:r>
+      <w:r>
+        <w:t xml:space="preserve"> </w:t>
+      </w:r>
+      <w:proofErr w:type="gramStart"/>
+      <w:r>
+        <w:rPr>
+          <w:i/>
+          <w:iCs/>
+        </w:rPr>
+        <w:t>X</w:t>
+      </w:r>
+      <w:r>
+        <w:rPr>
+          <w:i/>
+          <w:iCs/>
+          <w:vertAlign w:val="subscript"/>
+        </w:rPr>
+        <w:t>i,j</w:t>
+      </w:r>
+      <w:proofErr w:type="gramEnd"/>
+      <w:r>
+        <w:rPr>
+          <w:i/>
+          <w:iCs/>
+          <w:vertAlign w:val="subscript"/>
+        </w:rPr>
+        <w:t>,k</w:t>
+      </w:r>
+      <w:r>
+        <w:t xml:space="preserve"> = 1</w:t>
+      </w:r>
+      <w:r>
+        <w:t xml:space="preserve"> </w:t>
+      </w:r>
+      <w:r>
+        <w:t xml:space="preserve">if team </w:t>
+      </w:r>
+      <w:proofErr w:type="spellStart"/>
+      <w:r>
+        <w:rPr>
+          <w:i/>
+          <w:iCs/>
+        </w:rPr>
+        <w:t>i</w:t>
+      </w:r>
+      <w:proofErr w:type="spellEnd"/>
+      <w:r>
+        <w:t xml:space="preserve"> plays team </w:t>
+      </w:r>
+      <w:r>
+        <w:rPr>
+          <w:i/>
+          <w:iCs/>
+        </w:rPr>
+        <w:t>j</w:t>
+      </w:r>
+      <w:r>
+        <w:t xml:space="preserve"> in round </w:t>
+      </w:r>
+      <w:r>
+        <w:rPr>
+          <w:i/>
+          <w:iCs/>
+        </w:rPr>
+        <w:t>k</w:t>
+      </w:r>
+      <w:r>
+        <w:t>, and 0 otherwise.</w:t>
+      </w:r>
+    </w:p>
+    <w:p>
+      <w:pPr>
+        <w:pStyle w:val="BodyText"/>
+        <w:spacing w:line="276" w:lineRule="auto"/>
+      </w:pPr>
+      <w:r>
+        <w:rPr>
+          <w:b/>
+          <w:bCs/>
+        </w:rPr>
+        <w:t>Constraints:</w:t>
+      </w:r>
+      <w:r>
+        <w:t xml:space="preserve"> Mathematical inequalities that enforce rules</w:t>
+      </w:r>
+      <w:r>
+        <w:t>.</w:t>
+      </w:r>
+    </w:p>
+    <w:p>
+      <w:pPr>
+        <w:pStyle w:val="BodyText"/>
+        <w:spacing w:line="276" w:lineRule="auto"/>
+      </w:pPr>
+      <w:r>
+        <w:rPr>
+          <w:b/>
+          <w:bCs/>
+        </w:rPr>
+        <w:t>Objective Function:</w:t>
+      </w:r>
+      <w:r>
+        <w:t xml:space="preserve"> A mathematical formula to minimize a penalty score (e.g., "Minimize total travel distance" or "Minimize security conflicts").</w:t>
+      </w:r>
+    </w:p>
+    <w:p>
+      <w:pPr>
+        <w:pStyle w:val="Heading2"/>
+      </w:pPr>
+      <w:r>
+        <w:t xml:space="preserve"> Review of Existing Real-World Implementations</w:t>
+      </w:r>
+    </w:p>
+    <w:p>
+      <w:pPr>
+        <w:pStyle w:val="Heading3"/>
+      </w:pPr>
+      <w:r>
+        <w:t>The Chilean First Division (The "Gold Standard")</w:t>
+      </w:r>
+    </w:p>
+    <w:p>
+      <w:pPr>
+        <w:pStyle w:val="BodyText0"/>
+        <w:spacing w:line="276" w:lineRule="auto"/>
+      </w:pPr>
+      <w:r>
+        <w:t>One of the most successful applications of sports scheduling optimization occurred in Chile. In 2005, the National Association of Professional Football (ANFP) replaced their manual system (which used a random draw) with an ILP model developed by the University of Chile.</w:t>
+      </w:r>
+    </w:p>
+    <w:p>
+      <w:pPr>
+        <w:pStyle w:val="BodyText0"/>
+        <w:numPr>
+          <w:ilvl w:val="0"/>
+          <w:numId w:val="18"/>
+        </w:numPr>
+        <w:spacing w:line="276" w:lineRule="auto"/>
+      </w:pPr>
+      <w:r>
+        <w:rPr>
+          <w:b/>
+          <w:bCs/>
+        </w:rPr>
+        <w:t>Problem:</w:t>
+      </w:r>
+      <w:r>
+        <w:t xml:space="preserve"> The manual schedule resulted in high travel costs and unfair sequences where small teams faced "giants" (top teams) consecutively.</w:t>
+      </w:r>
+    </w:p>
+    <w:p>
+      <w:pPr>
+        <w:pStyle w:val="BodyText0"/>
+        <w:numPr>
+          <w:ilvl w:val="0"/>
+          <w:numId w:val="18"/>
+        </w:numPr>
+        <w:spacing w:line="276" w:lineRule="auto"/>
+      </w:pPr>
+      <w:r>
+        <w:rPr>
+          <w:b/>
+          <w:bCs/>
+        </w:rPr>
+        <w:t>Solution:</w:t>
+      </w:r>
+      <w:r>
+        <w:t xml:space="preserve"> The new system considered geography, stadium capacities, and TV requirements.</w:t>
+      </w:r>
+    </w:p>
+    <w:p>
+      <w:pPr>
+        <w:pStyle w:val="BodyText0"/>
+        <w:numPr>
+          <w:ilvl w:val="0"/>
+          <w:numId w:val="18"/>
+        </w:numPr>
+        <w:spacing w:line="276" w:lineRule="auto"/>
+      </w:pPr>
+      <w:r>
+        <w:rPr>
+          <w:b/>
+          <w:bCs/>
+        </w:rPr>
+        <w:t>Outcome:</w:t>
+      </w:r>
+      <w:r>
+        <w:t xml:space="preserve"> </w:t>
+      </w:r>
+      <w:r>
+        <w:t>The implementation of an optimization-based scheduling system in the Chilean League directly resulted in a 32–39% increase in average attendance and a near-doubling of ticket revenue by strategically placing high-profile matches later in the season and optimizing fixtures for tourist regions</w:t>
+      </w:r>
+      <w:sdt>
+        <w:sdtPr>
+          <w:id w:val="921606211"/>
+          <w:citation/>
+        </w:sdtPr>
+        <w:sdtEndPr/>
+        <w:sdtContent>
+          <w:r>
+            <w:fldChar w:fldCharType="begin"/>
+          </w:r>
+          <w:r>
+            <w:instrText xml:space="preserve"> CITATION Dur07 \l 1033 </w:instrText>
+          </w:r>
+          <w:r>
+            <w:fldChar w:fldCharType="separate"/>
+          </w:r>
+          <w:r>
+            <w:rPr>
+              <w:noProof/>
+            </w:rPr>
+            <w:t xml:space="preserve"> [8]</w:t>
+          </w:r>
+          <w:r>
+            <w:fldChar w:fldCharType="end"/>
+          </w:r>
+        </w:sdtContent>
+      </w:sdt>
+      <w:r>
+        <w:t>.</w:t>
+      </w:r>
+    </w:p>
+    <w:p>
+      <w:pPr>
+        <w:rPr>
+          <w:rFonts w:ascii="Times New Roman" w:eastAsia="Times New Roman" w:hAnsi="Times New Roman" w:cs="Times New Roman"/>
+          <w:sz w:val="24"/>
+          <w:szCs w:val="24"/>
+        </w:rPr>
+      </w:pPr>
+      <w:r>
+        <w:br w:type="page"/>
+      </w:r>
+    </w:p>
+    <w:p>
+      <w:pPr>
+        <w:pStyle w:val="Heading2"/>
+      </w:pPr>
+      <w:r>
+        <w:lastRenderedPageBreak/>
+        <w:t>The Egyptian Context: Gaps in Current Practice</w:t>
+      </w:r>
+    </w:p>
+    <w:p>
+      <w:pPr>
+        <w:pStyle w:val="BodyText0"/>
+        <w:spacing w:line="276" w:lineRule="auto"/>
+      </w:pPr>
+    </w:p>
+    <w:p>
+      <w:pPr>
+        <w:pStyle w:val="BodyText"/>
+      </w:pPr>
+      <w:r>
+        <w:t>In the context of the Egyptian Premier League, the scheduling approach has historically been manual or semi-automated, managed by the Competitions Committee. Unlike the European examples above, the Egyptian league faces unique "hard constraints" that standard commercial software often fails to address:</w:t>
+      </w:r>
+    </w:p>
+    <w:p>
+      <w:pPr>
+        <w:pStyle w:val="BodyText"/>
+        <w:numPr>
+          <w:ilvl w:val="0"/>
+          <w:numId w:val="20"/>
+        </w:numPr>
+      </w:pPr>
+      <w:r>
+        <w:rPr>
+          <w:b/>
+          <w:bCs/>
+        </w:rPr>
+        <w:t>Security Approvals:</w:t>
+      </w:r>
+      <w:r>
+        <w:t xml:space="preserve"> Match venues and dates are subject to approval by security authorities, often requiring last-minute changes.</w:t>
+      </w:r>
+    </w:p>
+    <w:p>
+      <w:pPr>
+        <w:pStyle w:val="BodyText"/>
+        <w:numPr>
+          <w:ilvl w:val="0"/>
+          <w:numId w:val="20"/>
+        </w:numPr>
+      </w:pPr>
+      <w:r>
+        <w:rPr>
+          <w:b/>
+          <w:bCs/>
+        </w:rPr>
+        <w:t>Stadium Sharing:</w:t>
+      </w:r>
+      <w:r>
+        <w:t xml:space="preserve"> A significant number of teams select the </w:t>
+      </w:r>
+      <w:r>
+        <w:rPr>
+          <w:b/>
+          <w:bCs/>
+        </w:rPr>
+        <w:t>Cairo International Stadium</w:t>
+      </w:r>
+      <w:r>
+        <w:t xml:space="preserve"> or </w:t>
+      </w:r>
+      <w:r>
+        <w:rPr>
+          <w:b/>
+          <w:bCs/>
+        </w:rPr>
+        <w:t>Borg Al-Arab</w:t>
+      </w:r>
+      <w:r>
+        <w:t xml:space="preserve"> as their home venue, creating a massive bottleneck that does not exist in leagues where every team owns its stadium.</w:t>
+      </w:r>
+    </w:p>
+    <w:p>
+      <w:pPr>
+        <w:pStyle w:val="BodyText"/>
+        <w:numPr>
+          <w:ilvl w:val="0"/>
+          <w:numId w:val="20"/>
+        </w:numPr>
+      </w:pPr>
+      <w:r>
+        <w:rPr>
+          <w:b/>
+          <w:bCs/>
+        </w:rPr>
+        <w:t>CAF Competition Uncertainty:</w:t>
+      </w:r>
+      <w:r>
+        <w:t xml:space="preserve"> The scheduling of Al Ahly and Zamalek in the CAF Champions League often forces indefinite postponements, breaking the rhythm of the standard mathematical "patterns" discussed in Section 2.2.1.</w:t>
+      </w:r>
+    </w:p>
+    <w:p/>
+    <w:p>
+      <w:pPr>
+        <w:rPr>
+          <w:rFonts w:ascii="Times New Roman" w:eastAsia="Times New Roman" w:hAnsi="Times New Roman" w:cs="Times New Roman"/>
+          <w:sz w:val="24"/>
+          <w:szCs w:val="24"/>
+        </w:rPr>
+      </w:pPr>
+      <w:r>
+        <w:br w:type="page"/>
+      </w:r>
+    </w:p>
+    <w:p>
+      <w:pPr>
+        <w:pStyle w:val="NormalWeb"/>
+        <w:spacing w:line="276" w:lineRule="auto"/>
+      </w:pPr>
+    </w:p>
+    <w:p>
+      <w:pPr>
+        <w:pStyle w:val="Heading2"/>
+        <w:numPr>
+          <w:ilvl w:val="0"/>
+          <w:numId w:val="0"/>
+        </w:numPr>
+        <w:ind w:left="576"/>
+      </w:pPr>
+    </w:p>
+    <w:sdt>
+      <w:sdtPr>
+        <w:rPr>
+          <w:rFonts w:asciiTheme="minorHAnsi" w:eastAsiaTheme="minorHAnsi" w:hAnsiTheme="minorHAnsi" w:cstheme="minorBidi"/>
+          <w:b w:val="0"/>
+          <w:color w:val="auto"/>
+          <w:sz w:val="22"/>
+          <w:szCs w:val="22"/>
+        </w:rPr>
+        <w:id w:val="994000085"/>
+        <w:docPartObj>
+          <w:docPartGallery w:val="Bibliographies"/>
+          <w:docPartUnique/>
+        </w:docPartObj>
+      </w:sdtPr>
+      <w:sdtEndPr/>
+      <w:sdtContent>
+        <w:p>
+          <w:pPr>
+            <w:pStyle w:val="Heading1"/>
+          </w:pPr>
+          <w:r>
+            <w:t>References</w:t>
+          </w:r>
+        </w:p>
+        <w:sdt>
+          <w:sdtPr>
+            <w:id w:val="-573587230"/>
+            <w:bibliography/>
+          </w:sdtPr>
+          <w:sdtEndPr/>
+          <w:sdtContent>
+            <w:p>
+              <w:pPr>
+                <w:rPr>
+                  <w:noProof/>
+                </w:rPr>
+              </w:pPr>
+              <w:r>
+                <w:fldChar w:fldCharType="begin"/>
+              </w:r>
+              <w:r>
+                <w:instrText xml:space="preserve"> BIBLIOGRAPHY </w:instrText>
+              </w:r>
+              <w:r>
+                <w:fldChar w:fldCharType="separate"/>
+              </w:r>
+            </w:p>
+            <w:tbl>
+              <w:tblPr>
+                <w:tblW w:w="5000" w:type="pct"/>
+                <w:tblCellSpacing w:w="15" w:type="dxa"/>
+                <w:tblCellMar>
+                  <w:top w:w="15" w:type="dxa"/>
+                  <w:left w:w="15" w:type="dxa"/>
+                  <w:bottom w:w="15" w:type="dxa"/>
+                  <w:right w:w="15" w:type="dxa"/>
+                </w:tblCellMar>
+                <w:tblLook w:val="04A0" w:firstRow="1" w:lastRow="0" w:firstColumn="1" w:lastColumn="0" w:noHBand="0" w:noVBand="1"/>
+              </w:tblPr>
+              <w:tblGrid>
+                <w:gridCol w:w="322"/>
+                <w:gridCol w:w="9038"/>
+              </w:tblGrid>
+              <w:tr>
+                <w:trPr>
+                  <w:divId w:val="1945260141"/>
+                  <w:tblCellSpacing w:w="15" w:type="dxa"/>
+                </w:trPr>
+                <w:tc>
+                  <w:tcPr>
+                    <w:tcW w:w="50" w:type="pct"/>
+                    <w:hideMark/>
+                  </w:tcPr>
+                  <w:p>
+                    <w:pPr>
+                      <w:pStyle w:val="Bibliography"/>
+                      <w:rPr>
+                        <w:noProof/>
+                        <w:sz w:val="24"/>
+                        <w:szCs w:val="24"/>
+                      </w:rPr>
+                    </w:pPr>
+                    <w:r>
+                      <w:rPr>
+                        <w:noProof/>
+                      </w:rPr>
+                      <w:t xml:space="preserve">[1] </w:t>
+                    </w:r>
+                  </w:p>
+                </w:tc>
+                <w:tc>
+                  <w:tcPr>
+                    <w:tcW w:w="0" w:type="auto"/>
+                    <w:hideMark/>
+                  </w:tcPr>
+                  <w:p>
+                    <w:pPr>
+                      <w:pStyle w:val="Bibliography"/>
+                      <w:rPr>
+                        <w:noProof/>
+                      </w:rPr>
+                    </w:pPr>
+                    <w:r>
+                      <w:rPr>
+                        <w:noProof/>
+                      </w:rPr>
+                      <w:t xml:space="preserve">R. V. Rasmussen and M. A. Trick, "Round robin scheduling – a survey," </w:t>
+                    </w:r>
+                    <w:r>
+                      <w:rPr>
+                        <w:i/>
+                        <w:iCs/>
+                        <w:noProof/>
+                      </w:rPr>
+                      <w:t xml:space="preserve">European Journal of Operational Research, </w:t>
+                    </w:r>
+                    <w:r>
+                      <w:rPr>
+                        <w:noProof/>
+                      </w:rPr>
+                      <w:t xml:space="preserve">2008. </w:t>
+                    </w:r>
+                  </w:p>
+                </w:tc>
+              </w:tr>
+              <w:tr>
+                <w:trPr>
+                  <w:divId w:val="1945260141"/>
+                  <w:tblCellSpacing w:w="15" w:type="dxa"/>
+                </w:trPr>
+                <w:tc>
+                  <w:tcPr>
+                    <w:tcW w:w="50" w:type="pct"/>
+                    <w:hideMark/>
+                  </w:tcPr>
+                  <w:p>
+                    <w:pPr>
+                      <w:pStyle w:val="Bibliography"/>
+                      <w:rPr>
+                        <w:noProof/>
+                      </w:rPr>
+                    </w:pPr>
+                    <w:r>
+                      <w:rPr>
+                        <w:noProof/>
+                      </w:rPr>
+                      <w:t xml:space="preserve">[2] </w:t>
+                    </w:r>
+                  </w:p>
+                </w:tc>
+                <w:tc>
+                  <w:tcPr>
+                    <w:tcW w:w="0" w:type="auto"/>
+                    <w:hideMark/>
+                  </w:tcPr>
+                  <w:p>
+                    <w:pPr>
+                      <w:pStyle w:val="Bibliography"/>
+                      <w:rPr>
+                        <w:noProof/>
+                      </w:rPr>
+                    </w:pPr>
+                    <w:r>
+                      <w:rPr>
+                        <w:noProof/>
+                      </w:rPr>
+                      <w:t>Ahram online, "EPL approve new format for Egyptian Premier League next season," 2024. [Online]. Available: https://english.ahram.org.eg/NewsContent/6/51/532092/Sports/Egyptian-Football/EPL-approve-new-format-for-Egyptian-Premier-League.aspx.</w:t>
+                    </w:r>
+                  </w:p>
+                </w:tc>
+              </w:tr>
+              <w:tr>
+                <w:trPr>
+                  <w:divId w:val="1945260141"/>
+                  <w:tblCellSpacing w:w="15" w:type="dxa"/>
+                </w:trPr>
+                <w:tc>
+                  <w:tcPr>
+                    <w:tcW w:w="50" w:type="pct"/>
+                    <w:hideMark/>
+                  </w:tcPr>
+                  <w:p>
+                    <w:pPr>
+                      <w:pStyle w:val="Bibliography"/>
+                      <w:rPr>
+                        <w:noProof/>
+                      </w:rPr>
+                    </w:pPr>
+                    <w:r>
+                      <w:rPr>
+                        <w:noProof/>
+                      </w:rPr>
+                      <w:t xml:space="preserve">[3] </w:t>
+                    </w:r>
+                  </w:p>
+                </w:tc>
+                <w:tc>
+                  <w:tcPr>
+                    <w:tcW w:w="0" w:type="auto"/>
+                    <w:hideMark/>
+                  </w:tcPr>
+                  <w:p>
+                    <w:pPr>
+                      <w:pStyle w:val="Bibliography"/>
+                      <w:rPr>
+                        <w:noProof/>
+                      </w:rPr>
+                    </w:pPr>
+                    <w:r>
+                      <w:rPr>
+                        <w:noProof/>
+                      </w:rPr>
+                      <w:t xml:space="preserve">D. Van Bulck, D. Goossens and F. Spieksma, "Integer programming models for round robin tournaments," </w:t>
+                    </w:r>
+                    <w:r>
+                      <w:rPr>
+                        <w:i/>
+                        <w:iCs/>
+                        <w:noProof/>
+                      </w:rPr>
+                      <w:t xml:space="preserve">European Journal of Operational Research, </w:t>
+                    </w:r>
+                    <w:r>
+                      <w:rPr>
+                        <w:noProof/>
+                      </w:rPr>
+                      <w:t xml:space="preserve">2023. </w:t>
+                    </w:r>
+                  </w:p>
+                </w:tc>
+              </w:tr>
+              <w:tr>
+                <w:trPr>
+                  <w:divId w:val="1945260141"/>
+                  <w:tblCellSpacing w:w="15" w:type="dxa"/>
+                </w:trPr>
+                <w:tc>
+                  <w:tcPr>
+                    <w:tcW w:w="50" w:type="pct"/>
+                    <w:hideMark/>
+                  </w:tcPr>
+                  <w:p>
+                    <w:pPr>
+                      <w:pStyle w:val="Bibliography"/>
+                      <w:rPr>
+                        <w:noProof/>
+                      </w:rPr>
+                    </w:pPr>
+                    <w:r>
+                      <w:rPr>
+                        <w:noProof/>
+                      </w:rPr>
+                      <w:t xml:space="preserve">[4] </w:t>
+                    </w:r>
+                  </w:p>
+                </w:tc>
+                <w:tc>
+                  <w:tcPr>
+                    <w:tcW w:w="0" w:type="auto"/>
+                    <w:hideMark/>
+                  </w:tcPr>
+                  <w:p>
+                    <w:pPr>
+                      <w:pStyle w:val="Bibliography"/>
+                      <w:rPr>
+                        <w:noProof/>
+                      </w:rPr>
+                    </w:pPr>
+                    <w:r>
+                      <w:rPr>
+                        <w:noProof/>
+                      </w:rPr>
+                      <w:t>Ahram online, "Worn-out Egypt players in 'critical zone' due to congested schedules," 2022. [Online]. Available: https://english.ahram.org.eg/News/467780.aspx.</w:t>
+                    </w:r>
+                  </w:p>
+                </w:tc>
+              </w:tr>
+              <w:tr>
+                <w:trPr>
+                  <w:divId w:val="1945260141"/>
+                  <w:tblCellSpacing w:w="15" w:type="dxa"/>
+                </w:trPr>
+                <w:tc>
+                  <w:tcPr>
+                    <w:tcW w:w="50" w:type="pct"/>
+                    <w:hideMark/>
+                  </w:tcPr>
+                  <w:p>
+                    <w:pPr>
+                      <w:pStyle w:val="Bibliography"/>
+                      <w:rPr>
+                        <w:noProof/>
+                      </w:rPr>
+                    </w:pPr>
+                    <w:r>
+                      <w:rPr>
+                        <w:noProof/>
+                      </w:rPr>
+                      <w:t xml:space="preserve">[5] </w:t>
+                    </w:r>
+                  </w:p>
+                </w:tc>
+                <w:tc>
+                  <w:tcPr>
+                    <w:tcW w:w="0" w:type="auto"/>
+                    <w:hideMark/>
+                  </w:tcPr>
+                  <w:p>
+                    <w:pPr>
+                      <w:pStyle w:val="Bibliography"/>
+                      <w:rPr>
+                        <w:noProof/>
+                      </w:rPr>
+                    </w:pPr>
+                    <w:r>
+                      <w:rPr>
+                        <w:noProof/>
+                      </w:rPr>
+                      <w:t>P. Staats, "Generic Scheduling of Sports Tournaments," Utrecht University, Utrecht, 2009.</w:t>
+                    </w:r>
+                  </w:p>
+                </w:tc>
+              </w:tr>
+              <w:tr>
+                <w:trPr>
+                  <w:divId w:val="1945260141"/>
+                  <w:tblCellSpacing w:w="15" w:type="dxa"/>
+                </w:trPr>
+                <w:tc>
+                  <w:tcPr>
+                    <w:tcW w:w="50" w:type="pct"/>
+                    <w:hideMark/>
+                  </w:tcPr>
+                  <w:p>
+                    <w:pPr>
+                      <w:pStyle w:val="Bibliography"/>
+                      <w:rPr>
+                        <w:noProof/>
+                      </w:rPr>
+                    </w:pPr>
+                    <w:r>
+                      <w:rPr>
+                        <w:noProof/>
+                      </w:rPr>
+                      <w:t xml:space="preserve">[6] </w:t>
+                    </w:r>
+                  </w:p>
+                </w:tc>
+                <w:tc>
+                  <w:tcPr>
+                    <w:tcW w:w="0" w:type="auto"/>
+                    <w:hideMark/>
+                  </w:tcPr>
+                  <w:p>
+                    <w:pPr>
+                      <w:pStyle w:val="Bibliography"/>
+                      <w:rPr>
+                        <w:noProof/>
+                      </w:rPr>
+                    </w:pPr>
+                    <w:r>
+                      <w:rPr>
+                        <w:noProof/>
+                      </w:rPr>
+                      <w:t xml:space="preserve">D. R. Goossens and F. C. R. Spieksma, "Soccer schedules in Europe: an overview," </w:t>
+                    </w:r>
+                    <w:r>
+                      <w:rPr>
+                        <w:i/>
+                        <w:iCs/>
+                        <w:noProof/>
+                      </w:rPr>
+                      <w:t xml:space="preserve">Journal of Scheduling, </w:t>
+                    </w:r>
+                    <w:r>
+                      <w:rPr>
+                        <w:noProof/>
+                      </w:rPr>
+                      <w:t xml:space="preserve">vol. 15, no. 5, pp. 641-651, 2012. </w:t>
+                    </w:r>
+                  </w:p>
+                </w:tc>
+              </w:tr>
+              <w:tr>
+                <w:trPr>
+                  <w:divId w:val="1945260141"/>
+                  <w:tblCellSpacing w:w="15" w:type="dxa"/>
+                </w:trPr>
+                <w:tc>
+                  <w:tcPr>
+                    <w:tcW w:w="50" w:type="pct"/>
+                    <w:hideMark/>
+                  </w:tcPr>
+                  <w:p>
+                    <w:pPr>
+                      <w:pStyle w:val="Bibliography"/>
+                      <w:rPr>
+                        <w:noProof/>
+                      </w:rPr>
+                    </w:pPr>
+                    <w:r>
+                      <w:rPr>
+                        <w:noProof/>
+                      </w:rPr>
+                      <w:t xml:space="preserve">[7] </w:t>
+                    </w:r>
+                  </w:p>
+                </w:tc>
+                <w:tc>
+                  <w:tcPr>
+                    <w:tcW w:w="0" w:type="auto"/>
+                    <w:hideMark/>
+                  </w:tcPr>
+                  <w:p>
+                    <w:pPr>
+                      <w:pStyle w:val="Bibliography"/>
+                      <w:rPr>
+                        <w:noProof/>
+                      </w:rPr>
+                    </w:pPr>
+                    <w:r>
+                      <w:rPr>
+                        <w:noProof/>
+                      </w:rPr>
+                      <w:t xml:space="preserve">K. Easton, G. Nemhauser and M. Trick, "The traveling tournament problem description and benchmarks," </w:t>
+                    </w:r>
+                    <w:r>
+                      <w:rPr>
+                        <w:i/>
+                        <w:iCs/>
+                        <w:noProof/>
+                      </w:rPr>
+                      <w:t xml:space="preserve">Principles and Practice of Constraint Programming, </w:t>
+                    </w:r>
+                    <w:r>
+                      <w:rPr>
+                        <w:noProof/>
+                      </w:rPr>
+                      <w:t xml:space="preserve">pp. 580-584, 2001. </w:t>
+                    </w:r>
+                  </w:p>
+                </w:tc>
+              </w:tr>
+              <w:tr>
+                <w:trPr>
+                  <w:divId w:val="1945260141"/>
+                  <w:tblCellSpacing w:w="15" w:type="dxa"/>
+                </w:trPr>
+                <w:tc>
+                  <w:tcPr>
+                    <w:tcW w:w="50" w:type="pct"/>
+                    <w:hideMark/>
+                  </w:tcPr>
+                  <w:p>
+                    <w:pPr>
+                      <w:pStyle w:val="Bibliography"/>
+                      <w:rPr>
+                        <w:noProof/>
+                      </w:rPr>
+                    </w:pPr>
+                    <w:r>
+                      <w:rPr>
+                        <w:noProof/>
+                      </w:rPr>
+                      <w:t xml:space="preserve">[8] </w:t>
+                    </w:r>
+                  </w:p>
+                </w:tc>
+                <w:tc>
+                  <w:tcPr>
+                    <w:tcW w:w="0" w:type="auto"/>
+                    <w:hideMark/>
+                  </w:tcPr>
+                  <w:p>
+                    <w:pPr>
+                      <w:pStyle w:val="Bibliography"/>
+                      <w:rPr>
+                        <w:noProof/>
+                      </w:rPr>
+                    </w:pPr>
+                    <w:r>
+                      <w:rPr>
+                        <w:noProof/>
+                      </w:rPr>
+                      <w:t xml:space="preserve">G. Durán, M. Guajardo and J. Wolf-Yadlin, "Scheduling the Chilean soccer league by integer programming," </w:t>
+                    </w:r>
+                    <w:r>
+                      <w:rPr>
+                        <w:i/>
+                        <w:iCs/>
+                        <w:noProof/>
+                      </w:rPr>
+                      <w:t xml:space="preserve">Interfaces, </w:t>
+                    </w:r>
+                    <w:r>
+                      <w:rPr>
+                        <w:noProof/>
+                      </w:rPr>
+                      <w:t xml:space="preserve">vol. 37, no. 6, pp. 539-552, 2007. </w:t>
+                    </w:r>
+                  </w:p>
+                </w:tc>
+              </w:tr>
+            </w:tbl>
+            <w:p>
+              <w:pPr>
+                <w:divId w:val="1945260141"/>
+                <w:rPr>
+                  <w:rFonts w:eastAsia="Times New Roman"/>
+                  <w:noProof/>
+                </w:rPr>
+              </w:pPr>
+            </w:p>
+            <w:p>
+              <w:r>
+                <w:rPr>
+                  <w:b/>
+                  <w:bCs/>
+                  <w:noProof/>
+                </w:rPr>
+                <w:fldChar w:fldCharType="end"/>
+              </w:r>
+            </w:p>
+          </w:sdtContent>
+        </w:sdt>
+      </w:sdtContent>
+    </w:sdt>
+    <w:p>
+      <w:pPr>
+        <w:pStyle w:val="Heading2"/>
+        <w:numPr>
+          <w:ilvl w:val="0"/>
+          <w:numId w:val="0"/>
+        </w:numPr>
+      </w:pPr>
+    </w:p>
+    <w:p>
+      <w:pPr>
+        <w:pStyle w:val="Heading2"/>
+        <w:numPr>
+          <w:ilvl w:val="0"/>
+          <w:numId w:val="0"/>
+        </w:numPr>
+      </w:pPr>
+    </w:p>
+    <w:p/>
+    <w:p>
+      <w:pPr>
+        <w:pStyle w:val="BodyText"/>
+        <w:spacing w:line="276" w:lineRule="auto"/>
+      </w:pPr>
+    </w:p>
+    <w:p>
+      <w:pPr>
+        <w:pStyle w:val="BodyText"/>
+        <w:spacing w:line="276" w:lineRule="auto"/>
+      </w:pPr>
+    </w:p>
+    <w:p>
+      <w:pPr>
+        <w:pStyle w:val="BodyText"/>
+        <w:spacing w:line="276" w:lineRule="auto"/>
+      </w:pPr>
     </w:p>
     <w:sectPr>
+      <w:footerReference w:type="default" r:id="rId13"/>
       <w:pgSz w:w="12240" w:h="15840"/>
       <w:pgMar w:top="1440" w:right="1440" w:bottom="1440" w:left="1440" w:header="720" w:footer="720" w:gutter="0"/>
       <w:cols w:space="720"/>
@@ -19,8 +5698,2292 @@
 </w:document>
 </file>
 
+<file path=word/endnotes.xml><?xml version="1.0" encoding="utf-8"?>
+<w:endnotes xmlns:wpc="http://schemas.microsoft.com/office/word/2010/wordprocessingCanvas" xmlns:cx="http://schemas.microsoft.com/office/drawing/2014/chartex" xmlns:cx1="http://schemas.microsoft.com/office/drawing/2015/9/8/chartex" xmlns:cx2="http://schemas.microsoft.com/office/drawing/2015/10/21/chartex" xmlns:cx3="http://schemas.microsoft.com/office/drawing/2016/5/9/chartex" xmlns:cx4="http://schemas.microsoft.com/office/drawing/2016/5/10/chartex" xmlns:cx5="http://schemas.microsoft.com/office/drawing/2016/5/11/chartex" xmlns:cx6="http://schemas.microsoft.com/office/drawing/2016/5/12/chartex" xmlns:cx7="http://schemas.microsoft.com/office/drawing/2016/5/13/chartex" xmlns:cx8="http://schemas.microsoft.com/office/drawing/2016/5/14/chartex" xmlns:mc="http://schemas.openxmlformats.org/markup-compatibility/2006" xmlns:aink="http://schemas.microsoft.com/office/drawing/2016/ink" xmlns:am3d="http://schemas.microsoft.com/office/drawing/2017/model3d" xmlns:o="urn:schemas-microsoft-com:office:office" xmlns:oel="http://schemas.microsoft.com/office/2019/extlst" xmlns:r="http://schemas.openxmlformats.org/officeDocument/2006/relationships" xmlns:m="http://schemas.openxmlformats.org/officeDocument/2006/math" xmlns:v="urn:schemas-microsoft-com:vml" xmlns:wp14="http://schemas.microsoft.com/office/word/2010/wordprocessingDrawing" xmlns:wp="http://schemas.openxmlformats.org/drawingml/2006/wordprocessingDrawing" xmlns:w10="urn:schemas-microsoft-com:office:word" xmlns:w="http://schemas.openxmlformats.org/wordprocessingml/2006/main" xmlns:w14="http://schemas.microsoft.com/office/word/2010/wordml" xmlns:w15="http://schemas.microsoft.com/office/word/2012/wordml" xmlns:w16cex="http://schemas.microsoft.com/office/word/2018/wordml/cex" xmlns:w16cid="http://schemas.microsoft.com/office/word/2016/wordml/cid" xmlns:w16="http://schemas.microsoft.com/office/word/2018/wordml" xmlns:w16du="http://schemas.microsoft.com/office/word/2023/wordml/word16du" xmlns:w16sdtdh="http://schemas.microsoft.com/office/word/2020/wordml/sdtdatahash" xmlns:w16sdtfl="http://schemas.microsoft.com/office/word/2024/wordml/sdtformatlock" xmlns:w16se="http://schemas.microsoft.com/office/word/2015/wordml/symex" xmlns:wpg="http://schemas.microsoft.com/office/word/2010/wordprocessingGroup" xmlns:wpi="http://schemas.microsoft.com/office/word/2010/wordprocessingInk" xmlns:wne="http://schemas.microsoft.com/office/word/2006/wordml" xmlns:wps="http://schemas.microsoft.com/office/word/2010/wordprocessingShape" mc:Ignorable="w14 w15 w16se w16cid w16 w16cex w16sdtdh w16sdtfl w16du wp14">
+  <w:endnote w:type="separator" w:id="-1">
+    <w:p>
+      <w:pPr>
+        <w:spacing w:after="0" w:line="240" w:lineRule="auto"/>
+      </w:pPr>
+      <w:r>
+        <w:separator/>
+      </w:r>
+    </w:p>
+  </w:endnote>
+  <w:endnote w:type="continuationSeparator" w:id="0">
+    <w:p>
+      <w:pPr>
+        <w:spacing w:after="0" w:line="240" w:lineRule="auto"/>
+      </w:pPr>
+      <w:r>
+        <w:continuationSeparator/>
+      </w:r>
+    </w:p>
+  </w:endnote>
+</w:endnotes>
+</file>
+
+<file path=word/footer1.xml><?xml version="1.0" encoding="utf-8"?>
+<w:ftr xmlns:wpc="http://schemas.microsoft.com/office/word/2010/wordprocessingCanvas" xmlns:cx="http://schemas.microsoft.com/office/drawing/2014/chartex" xmlns:cx1="http://schemas.microsoft.com/office/drawing/2015/9/8/chartex" xmlns:cx2="http://schemas.microsoft.com/office/drawing/2015/10/21/chartex" xmlns:cx3="http://schemas.microsoft.com/office/drawing/2016/5/9/chartex" xmlns:cx4="http://schemas.microsoft.com/office/drawing/2016/5/10/chartex" xmlns:cx5="http://schemas.microsoft.com/office/drawing/2016/5/11/chartex" xmlns:cx6="http://schemas.microsoft.com/office/drawing/2016/5/12/chartex" xmlns:cx7="http://schemas.microsoft.com/office/drawing/2016/5/13/chartex" xmlns:cx8="http://schemas.microsoft.com/office/drawing/2016/5/14/chartex" xmlns:mc="http://schemas.openxmlformats.org/markup-compatibility/2006" xmlns:aink="http://schemas.microsoft.com/office/drawing/2016/ink" xmlns:am3d="http://schemas.microsoft.com/office/drawing/2017/model3d" xmlns:o="urn:schemas-microsoft-com:office:office" xmlns:oel="http://schemas.microsoft.com/office/2019/extlst" xmlns:r="http://schemas.openxmlformats.org/officeDocument/2006/relationships" xmlns:m="http://schemas.openxmlformats.org/officeDocument/2006/math" xmlns:v="urn:schemas-microsoft-com:vml" xmlns:wp14="http://schemas.microsoft.com/office/word/2010/wordprocessingDrawing" xmlns:wp="http://schemas.openxmlformats.org/drawingml/2006/wordprocessingDrawing" xmlns:w10="urn:schemas-microsoft-com:office:word" xmlns:w="http://schemas.openxmlformats.org/wordprocessingml/2006/main" xmlns:w14="http://schemas.microsoft.com/office/word/2010/wordml" xmlns:w15="http://schemas.microsoft.com/office/word/2012/wordml" xmlns:w16cex="http://schemas.microsoft.com/office/word/2018/wordml/cex" xmlns:w16cid="http://schemas.microsoft.com/office/word/2016/wordml/cid" xmlns:w16="http://schemas.microsoft.com/office/word/2018/wordml" xmlns:w16du="http://schemas.microsoft.com/office/word/2023/wordml/word16du" xmlns:w16sdtdh="http://schemas.microsoft.com/office/word/2020/wordml/sdtdatahash" xmlns:w16sdtfl="http://schemas.microsoft.com/office/word/2024/wordml/sdtformatlock" xmlns:w16se="http://schemas.microsoft.com/office/word/2015/wordml/symex" xmlns:wpg="http://schemas.microsoft.com/office/word/2010/wordprocessingGroup" xmlns:wpi="http://schemas.microsoft.com/office/word/2010/wordprocessingInk" xmlns:wne="http://schemas.microsoft.com/office/word/2006/wordml" xmlns:wps="http://schemas.microsoft.com/office/word/2010/wordprocessingShape" mc:Ignorable="w14 w15 w16se w16cid w16 w16cex w16sdtdh w16sdtfl w16du wp14">
+  <w:sdt>
+    <w:sdtPr>
+      <w:id w:val="-374625161"/>
+      <w:docPartObj>
+        <w:docPartGallery w:val="Page Numbers (Bottom of Page)"/>
+        <w:docPartUnique/>
+      </w:docPartObj>
+    </w:sdtPr>
+    <w:sdtEndPr>
+      <w:rPr>
+        <w:noProof/>
+      </w:rPr>
+    </w:sdtEndPr>
+    <w:sdtContent>
+      <w:p>
+        <w:pPr>
+          <w:pStyle w:val="Footer"/>
+          <w:jc w:val="center"/>
+        </w:pPr>
+        <w:r>
+          <w:fldChar w:fldCharType="begin"/>
+        </w:r>
+        <w:r>
+          <w:instrText xml:space="preserve"> PAGE   \* MERGEFORMAT </w:instrText>
+        </w:r>
+        <w:r>
+          <w:fldChar w:fldCharType="separate"/>
+        </w:r>
+        <w:r>
+          <w:rPr>
+            <w:noProof/>
+          </w:rPr>
+          <w:t>2</w:t>
+        </w:r>
+        <w:r>
+          <w:rPr>
+            <w:noProof/>
+          </w:rPr>
+          <w:fldChar w:fldCharType="end"/>
+        </w:r>
+      </w:p>
+    </w:sdtContent>
+  </w:sdt>
+  <w:p>
+    <w:pPr>
+      <w:pStyle w:val="Footer"/>
+    </w:pPr>
+  </w:p>
+</w:ftr>
+</file>
+
+<file path=word/footnotes.xml><?xml version="1.0" encoding="utf-8"?>
+<w:footnotes xmlns:wpc="http://schemas.microsoft.com/office/word/2010/wordprocessingCanvas" xmlns:cx="http://schemas.microsoft.com/office/drawing/2014/chartex" xmlns:cx1="http://schemas.microsoft.com/office/drawing/2015/9/8/chartex" xmlns:cx2="http://schemas.microsoft.com/office/drawing/2015/10/21/chartex" xmlns:cx3="http://schemas.microsoft.com/office/drawing/2016/5/9/chartex" xmlns:cx4="http://schemas.microsoft.com/office/drawing/2016/5/10/chartex" xmlns:cx5="http://schemas.microsoft.com/office/drawing/2016/5/11/chartex" xmlns:cx6="http://schemas.microsoft.com/office/drawing/2016/5/12/chartex" xmlns:cx7="http://schemas.microsoft.com/office/drawing/2016/5/13/chartex" xmlns:cx8="http://schemas.microsoft.com/office/drawing/2016/5/14/chartex" xmlns:mc="http://schemas.openxmlformats.org/markup-compatibility/2006" xmlns:aink="http://schemas.microsoft.com/office/drawing/2016/ink" xmlns:am3d="http://schemas.microsoft.com/office/drawing/2017/model3d" xmlns:o="urn:schemas-microsoft-com:office:office" xmlns:oel="http://schemas.microsoft.com/office/2019/extlst" xmlns:r="http://schemas.openxmlformats.org/officeDocument/2006/relationships" xmlns:m="http://schemas.openxmlformats.org/officeDocument/2006/math" xmlns:v="urn:schemas-microsoft-com:vml" xmlns:wp14="http://schemas.microsoft.com/office/word/2010/wordprocessingDrawing" xmlns:wp="http://schemas.openxmlformats.org/drawingml/2006/wordprocessingDrawing" xmlns:w10="urn:schemas-microsoft-com:office:word" xmlns:w="http://schemas.openxmlformats.org/wordprocessingml/2006/main" xmlns:w14="http://schemas.microsoft.com/office/word/2010/wordml" xmlns:w15="http://schemas.microsoft.com/office/word/2012/wordml" xmlns:w16cex="http://schemas.microsoft.com/office/word/2018/wordml/cex" xmlns:w16cid="http://schemas.microsoft.com/office/word/2016/wordml/cid" xmlns:w16="http://schemas.microsoft.com/office/word/2018/wordml" xmlns:w16du="http://schemas.microsoft.com/office/word/2023/wordml/word16du" xmlns:w16sdtdh="http://schemas.microsoft.com/office/word/2020/wordml/sdtdatahash" xmlns:w16sdtfl="http://schemas.microsoft.com/office/word/2024/wordml/sdtformatlock" xmlns:w16se="http://schemas.microsoft.com/office/word/2015/wordml/symex" xmlns:wpg="http://schemas.microsoft.com/office/word/2010/wordprocessingGroup" xmlns:wpi="http://schemas.microsoft.com/office/word/2010/wordprocessingInk" xmlns:wne="http://schemas.microsoft.com/office/word/2006/wordml" xmlns:wps="http://schemas.microsoft.com/office/word/2010/wordprocessingShape" mc:Ignorable="w14 w15 w16se w16cid w16 w16cex w16sdtdh w16sdtfl w16du wp14">
+  <w:footnote w:type="separator" w:id="-1">
+    <w:p>
+      <w:pPr>
+        <w:spacing w:after="0" w:line="240" w:lineRule="auto"/>
+      </w:pPr>
+      <w:r>
+        <w:separator/>
+      </w:r>
+    </w:p>
+  </w:footnote>
+  <w:footnote w:type="continuationSeparator" w:id="0">
+    <w:p>
+      <w:pPr>
+        <w:spacing w:after="0" w:line="240" w:lineRule="auto"/>
+      </w:pPr>
+      <w:r>
+        <w:continuationSeparator/>
+      </w:r>
+    </w:p>
+  </w:footnote>
+</w:footnotes>
+</file>
+
+<file path=word/numbering.xml><?xml version="1.0" encoding="utf-8"?>
+<w:numbering xmlns:wpc="http://schemas.microsoft.com/office/word/2010/wordprocessingCanvas" xmlns:cx="http://schemas.microsoft.com/office/drawing/2014/chartex" xmlns:cx1="http://schemas.microsoft.com/office/drawing/2015/9/8/chartex" xmlns:cx2="http://schemas.microsoft.com/office/drawing/2015/10/21/chartex" xmlns:cx3="http://schemas.microsoft.com/office/drawing/2016/5/9/chartex" xmlns:cx4="http://schemas.microsoft.com/office/drawing/2016/5/10/chartex" xmlns:cx5="http://schemas.microsoft.com/office/drawing/2016/5/11/chartex" xmlns:cx6="http://schemas.microsoft.com/office/drawing/2016/5/12/chartex" xmlns:cx7="http://schemas.microsoft.com/office/drawing/2016/5/13/chartex" xmlns:cx8="http://schemas.microsoft.com/office/drawing/2016/5/14/chartex" xmlns:mc="http://schemas.openxmlformats.org/markup-compatibility/2006" xmlns:aink="http://schemas.microsoft.com/office/drawing/2016/ink" xmlns:am3d="http://schemas.microsoft.com/office/drawing/2017/model3d" xmlns:o="urn:schemas-microsoft-com:office:office" xmlns:oel="http://schemas.microsoft.com/office/2019/extlst" xmlns:r="http://schemas.openxmlformats.org/officeDocument/2006/relationships" xmlns:m="http://schemas.openxmlformats.org/officeDocument/2006/math" xmlns:v="urn:schemas-microsoft-com:vml" xmlns:wp14="http://schemas.microsoft.com/office/word/2010/wordprocessingDrawing" xmlns:wp="http://schemas.openxmlformats.org/drawingml/2006/wordprocessingDrawing" xmlns:w10="urn:schemas-microsoft-com:office:word" xmlns:w="http://schemas.openxmlformats.org/wordprocessingml/2006/main" xmlns:w14="http://schemas.microsoft.com/office/word/2010/wordml" xmlns:w15="http://schemas.microsoft.com/office/word/2012/wordml" xmlns:w16cex="http://schemas.microsoft.com/office/word/2018/wordml/cex" xmlns:w16cid="http://schemas.microsoft.com/office/word/2016/wordml/cid" xmlns:w16="http://schemas.microsoft.com/office/word/2018/wordml" xmlns:w16du="http://schemas.microsoft.com/office/word/2023/wordml/word16du" xmlns:w16sdtdh="http://schemas.microsoft.com/office/word/2020/wordml/sdtdatahash" xmlns:w16sdtfl="http://schemas.microsoft.com/office/word/2024/wordml/sdtformatlock" xmlns:w16se="http://schemas.microsoft.com/office/word/2015/wordml/symex" xmlns:wpg="http://schemas.microsoft.com/office/word/2010/wordprocessingGroup" xmlns:wpi="http://schemas.microsoft.com/office/word/2010/wordprocessingInk" xmlns:wne="http://schemas.microsoft.com/office/word/2006/wordml" xmlns:wps="http://schemas.microsoft.com/office/word/2010/wordprocessingShape" mc:Ignorable="w14 w15 w16se w16cid w16 w16cex w16sdtdh w16sdtfl w16du wp14">
+  <w:abstractNum w:abstractNumId="0" w15:restartNumberingAfterBreak="0">
+    <w:nsid w:val="02D0218E"/>
+    <w:multiLevelType w:val="multilevel"/>
+    <w:tmpl w:val="DB668408"/>
+    <w:lvl w:ilvl="0">
+      <w:start w:val="1"/>
+      <w:numFmt w:val="bullet"/>
+      <w:lvlText w:val=""/>
+      <w:lvlJc w:val="left"/>
+      <w:pPr>
+        <w:tabs>
+          <w:tab w:val="num" w:pos="720"/>
+        </w:tabs>
+        <w:ind w:left="720" w:hanging="360"/>
+      </w:pPr>
+      <w:rPr>
+        <w:rFonts w:ascii="Symbol" w:hAnsi="Symbol" w:hint="default"/>
+        <w:sz w:val="20"/>
+      </w:rPr>
+    </w:lvl>
+    <w:lvl w:ilvl="1" w:tentative="1">
+      <w:start w:val="1"/>
+      <w:numFmt w:val="bullet"/>
+      <w:lvlText w:val="o"/>
+      <w:lvlJc w:val="left"/>
+      <w:pPr>
+        <w:tabs>
+          <w:tab w:val="num" w:pos="1440"/>
+        </w:tabs>
+        <w:ind w:left="1440" w:hanging="360"/>
+      </w:pPr>
+      <w:rPr>
+        <w:rFonts w:ascii="Courier New" w:hAnsi="Courier New" w:hint="default"/>
+        <w:sz w:val="20"/>
+      </w:rPr>
+    </w:lvl>
+    <w:lvl w:ilvl="2" w:tentative="1">
+      <w:start w:val="1"/>
+      <w:numFmt w:val="bullet"/>
+      <w:lvlText w:val=""/>
+      <w:lvlJc w:val="left"/>
+      <w:pPr>
+        <w:tabs>
+          <w:tab w:val="num" w:pos="2160"/>
+        </w:tabs>
+        <w:ind w:left="2160" w:hanging="360"/>
+      </w:pPr>
+      <w:rPr>
+        <w:rFonts w:ascii="Wingdings" w:hAnsi="Wingdings" w:hint="default"/>
+        <w:sz w:val="20"/>
+      </w:rPr>
+    </w:lvl>
+    <w:lvl w:ilvl="3" w:tentative="1">
+      <w:start w:val="1"/>
+      <w:numFmt w:val="bullet"/>
+      <w:lvlText w:val=""/>
+      <w:lvlJc w:val="left"/>
+      <w:pPr>
+        <w:tabs>
+          <w:tab w:val="num" w:pos="2880"/>
+        </w:tabs>
+        <w:ind w:left="2880" w:hanging="360"/>
+      </w:pPr>
+      <w:rPr>
+        <w:rFonts w:ascii="Wingdings" w:hAnsi="Wingdings" w:hint="default"/>
+        <w:sz w:val="20"/>
+      </w:rPr>
+    </w:lvl>
+    <w:lvl w:ilvl="4" w:tentative="1">
+      <w:start w:val="1"/>
+      <w:numFmt w:val="bullet"/>
+      <w:lvlText w:val=""/>
+      <w:lvlJc w:val="left"/>
+      <w:pPr>
+        <w:tabs>
+          <w:tab w:val="num" w:pos="3600"/>
+        </w:tabs>
+        <w:ind w:left="3600" w:hanging="360"/>
+      </w:pPr>
+      <w:rPr>
+        <w:rFonts w:ascii="Wingdings" w:hAnsi="Wingdings" w:hint="default"/>
+        <w:sz w:val="20"/>
+      </w:rPr>
+    </w:lvl>
+    <w:lvl w:ilvl="5" w:tentative="1">
+      <w:start w:val="1"/>
+      <w:numFmt w:val="bullet"/>
+      <w:lvlText w:val=""/>
+      <w:lvlJc w:val="left"/>
+      <w:pPr>
+        <w:tabs>
+          <w:tab w:val="num" w:pos="4320"/>
+        </w:tabs>
+        <w:ind w:left="4320" w:hanging="360"/>
+      </w:pPr>
+      <w:rPr>
+        <w:rFonts w:ascii="Wingdings" w:hAnsi="Wingdings" w:hint="default"/>
+        <w:sz w:val="20"/>
+      </w:rPr>
+    </w:lvl>
+    <w:lvl w:ilvl="6" w:tentative="1">
+      <w:start w:val="1"/>
+      <w:numFmt w:val="bullet"/>
+      <w:lvlText w:val=""/>
+      <w:lvlJc w:val="left"/>
+      <w:pPr>
+        <w:tabs>
+          <w:tab w:val="num" w:pos="5040"/>
+        </w:tabs>
+        <w:ind w:left="5040" w:hanging="360"/>
+      </w:pPr>
+      <w:rPr>
+        <w:rFonts w:ascii="Wingdings" w:hAnsi="Wingdings" w:hint="default"/>
+        <w:sz w:val="20"/>
+      </w:rPr>
+    </w:lvl>
+    <w:lvl w:ilvl="7" w:tentative="1">
+      <w:start w:val="1"/>
+      <w:numFmt w:val="bullet"/>
+      <w:lvlText w:val=""/>
+      <w:lvlJc w:val="left"/>
+      <w:pPr>
+        <w:tabs>
+          <w:tab w:val="num" w:pos="5760"/>
+        </w:tabs>
+        <w:ind w:left="5760" w:hanging="360"/>
+      </w:pPr>
+      <w:rPr>
+        <w:rFonts w:ascii="Wingdings" w:hAnsi="Wingdings" w:hint="default"/>
+        <w:sz w:val="20"/>
+      </w:rPr>
+    </w:lvl>
+    <w:lvl w:ilvl="8" w:tentative="1">
+      <w:start w:val="1"/>
+      <w:numFmt w:val="bullet"/>
+      <w:lvlText w:val=""/>
+      <w:lvlJc w:val="left"/>
+      <w:pPr>
+        <w:tabs>
+          <w:tab w:val="num" w:pos="6480"/>
+        </w:tabs>
+        <w:ind w:left="6480" w:hanging="360"/>
+      </w:pPr>
+      <w:rPr>
+        <w:rFonts w:ascii="Wingdings" w:hAnsi="Wingdings" w:hint="default"/>
+        <w:sz w:val="20"/>
+      </w:rPr>
+    </w:lvl>
+  </w:abstractNum>
+  <w:abstractNum w:abstractNumId="1" w15:restartNumberingAfterBreak="0">
+    <w:nsid w:val="02EF27BA"/>
+    <w:multiLevelType w:val="multilevel"/>
+    <w:tmpl w:val="A1B88C94"/>
+    <w:lvl w:ilvl="0">
+      <w:start w:val="1"/>
+      <w:numFmt w:val="bullet"/>
+      <w:lvlText w:val=""/>
+      <w:lvlJc w:val="left"/>
+      <w:pPr>
+        <w:tabs>
+          <w:tab w:val="num" w:pos="720"/>
+        </w:tabs>
+        <w:ind w:left="720" w:hanging="360"/>
+      </w:pPr>
+      <w:rPr>
+        <w:rFonts w:ascii="Symbol" w:hAnsi="Symbol" w:hint="default"/>
+        <w:sz w:val="20"/>
+      </w:rPr>
+    </w:lvl>
+    <w:lvl w:ilvl="1" w:tentative="1">
+      <w:start w:val="1"/>
+      <w:numFmt w:val="bullet"/>
+      <w:lvlText w:val="o"/>
+      <w:lvlJc w:val="left"/>
+      <w:pPr>
+        <w:tabs>
+          <w:tab w:val="num" w:pos="1440"/>
+        </w:tabs>
+        <w:ind w:left="1440" w:hanging="360"/>
+      </w:pPr>
+      <w:rPr>
+        <w:rFonts w:ascii="Courier New" w:hAnsi="Courier New" w:hint="default"/>
+        <w:sz w:val="20"/>
+      </w:rPr>
+    </w:lvl>
+    <w:lvl w:ilvl="2" w:tentative="1">
+      <w:start w:val="1"/>
+      <w:numFmt w:val="bullet"/>
+      <w:lvlText w:val=""/>
+      <w:lvlJc w:val="left"/>
+      <w:pPr>
+        <w:tabs>
+          <w:tab w:val="num" w:pos="2160"/>
+        </w:tabs>
+        <w:ind w:left="2160" w:hanging="360"/>
+      </w:pPr>
+      <w:rPr>
+        <w:rFonts w:ascii="Wingdings" w:hAnsi="Wingdings" w:hint="default"/>
+        <w:sz w:val="20"/>
+      </w:rPr>
+    </w:lvl>
+    <w:lvl w:ilvl="3" w:tentative="1">
+      <w:start w:val="1"/>
+      <w:numFmt w:val="bullet"/>
+      <w:lvlText w:val=""/>
+      <w:lvlJc w:val="left"/>
+      <w:pPr>
+        <w:tabs>
+          <w:tab w:val="num" w:pos="2880"/>
+        </w:tabs>
+        <w:ind w:left="2880" w:hanging="360"/>
+      </w:pPr>
+      <w:rPr>
+        <w:rFonts w:ascii="Wingdings" w:hAnsi="Wingdings" w:hint="default"/>
+        <w:sz w:val="20"/>
+      </w:rPr>
+    </w:lvl>
+    <w:lvl w:ilvl="4" w:tentative="1">
+      <w:start w:val="1"/>
+      <w:numFmt w:val="bullet"/>
+      <w:lvlText w:val=""/>
+      <w:lvlJc w:val="left"/>
+      <w:pPr>
+        <w:tabs>
+          <w:tab w:val="num" w:pos="3600"/>
+        </w:tabs>
+        <w:ind w:left="3600" w:hanging="360"/>
+      </w:pPr>
+      <w:rPr>
+        <w:rFonts w:ascii="Wingdings" w:hAnsi="Wingdings" w:hint="default"/>
+        <w:sz w:val="20"/>
+      </w:rPr>
+    </w:lvl>
+    <w:lvl w:ilvl="5" w:tentative="1">
+      <w:start w:val="1"/>
+      <w:numFmt w:val="bullet"/>
+      <w:lvlText w:val=""/>
+      <w:lvlJc w:val="left"/>
+      <w:pPr>
+        <w:tabs>
+          <w:tab w:val="num" w:pos="4320"/>
+        </w:tabs>
+        <w:ind w:left="4320" w:hanging="360"/>
+      </w:pPr>
+      <w:rPr>
+        <w:rFonts w:ascii="Wingdings" w:hAnsi="Wingdings" w:hint="default"/>
+        <w:sz w:val="20"/>
+      </w:rPr>
+    </w:lvl>
+    <w:lvl w:ilvl="6" w:tentative="1">
+      <w:start w:val="1"/>
+      <w:numFmt w:val="bullet"/>
+      <w:lvlText w:val=""/>
+      <w:lvlJc w:val="left"/>
+      <w:pPr>
+        <w:tabs>
+          <w:tab w:val="num" w:pos="5040"/>
+        </w:tabs>
+        <w:ind w:left="5040" w:hanging="360"/>
+      </w:pPr>
+      <w:rPr>
+        <w:rFonts w:ascii="Wingdings" w:hAnsi="Wingdings" w:hint="default"/>
+        <w:sz w:val="20"/>
+      </w:rPr>
+    </w:lvl>
+    <w:lvl w:ilvl="7" w:tentative="1">
+      <w:start w:val="1"/>
+      <w:numFmt w:val="bullet"/>
+      <w:lvlText w:val=""/>
+      <w:lvlJc w:val="left"/>
+      <w:pPr>
+        <w:tabs>
+          <w:tab w:val="num" w:pos="5760"/>
+        </w:tabs>
+        <w:ind w:left="5760" w:hanging="360"/>
+      </w:pPr>
+      <w:rPr>
+        <w:rFonts w:ascii="Wingdings" w:hAnsi="Wingdings" w:hint="default"/>
+        <w:sz w:val="20"/>
+      </w:rPr>
+    </w:lvl>
+    <w:lvl w:ilvl="8" w:tentative="1">
+      <w:start w:val="1"/>
+      <w:numFmt w:val="bullet"/>
+      <w:lvlText w:val=""/>
+      <w:lvlJc w:val="left"/>
+      <w:pPr>
+        <w:tabs>
+          <w:tab w:val="num" w:pos="6480"/>
+        </w:tabs>
+        <w:ind w:left="6480" w:hanging="360"/>
+      </w:pPr>
+      <w:rPr>
+        <w:rFonts w:ascii="Wingdings" w:hAnsi="Wingdings" w:hint="default"/>
+        <w:sz w:val="20"/>
+      </w:rPr>
+    </w:lvl>
+  </w:abstractNum>
+  <w:abstractNum w:abstractNumId="2" w15:restartNumberingAfterBreak="0">
+    <w:nsid w:val="04D1737A"/>
+    <w:multiLevelType w:val="hybridMultilevel"/>
+    <w:tmpl w:val="62BEAB30"/>
+    <w:lvl w:ilvl="0" w:tplc="0409000F">
+      <w:start w:val="1"/>
+      <w:numFmt w:val="decimal"/>
+      <w:lvlText w:val="%1."/>
+      <w:lvlJc w:val="left"/>
+      <w:pPr>
+        <w:ind w:left="720" w:hanging="360"/>
+      </w:pPr>
+    </w:lvl>
+    <w:lvl w:ilvl="1" w:tplc="04090019" w:tentative="1">
+      <w:start w:val="1"/>
+      <w:numFmt w:val="lowerLetter"/>
+      <w:lvlText w:val="%2."/>
+      <w:lvlJc w:val="left"/>
+      <w:pPr>
+        <w:ind w:left="1440" w:hanging="360"/>
+      </w:pPr>
+    </w:lvl>
+    <w:lvl w:ilvl="2" w:tplc="0409001B" w:tentative="1">
+      <w:start w:val="1"/>
+      <w:numFmt w:val="lowerRoman"/>
+      <w:lvlText w:val="%3."/>
+      <w:lvlJc w:val="right"/>
+      <w:pPr>
+        <w:ind w:left="2160" w:hanging="180"/>
+      </w:pPr>
+    </w:lvl>
+    <w:lvl w:ilvl="3" w:tplc="0409000F" w:tentative="1">
+      <w:start w:val="1"/>
+      <w:numFmt w:val="decimal"/>
+      <w:lvlText w:val="%4."/>
+      <w:lvlJc w:val="left"/>
+      <w:pPr>
+        <w:ind w:left="2880" w:hanging="360"/>
+      </w:pPr>
+    </w:lvl>
+    <w:lvl w:ilvl="4" w:tplc="04090019" w:tentative="1">
+      <w:start w:val="1"/>
+      <w:numFmt w:val="lowerLetter"/>
+      <w:lvlText w:val="%5."/>
+      <w:lvlJc w:val="left"/>
+      <w:pPr>
+        <w:ind w:left="3600" w:hanging="360"/>
+      </w:pPr>
+    </w:lvl>
+    <w:lvl w:ilvl="5" w:tplc="0409001B" w:tentative="1">
+      <w:start w:val="1"/>
+      <w:numFmt w:val="lowerRoman"/>
+      <w:lvlText w:val="%6."/>
+      <w:lvlJc w:val="right"/>
+      <w:pPr>
+        <w:ind w:left="4320" w:hanging="180"/>
+      </w:pPr>
+    </w:lvl>
+    <w:lvl w:ilvl="6" w:tplc="0409000F" w:tentative="1">
+      <w:start w:val="1"/>
+      <w:numFmt w:val="decimal"/>
+      <w:lvlText w:val="%7."/>
+      <w:lvlJc w:val="left"/>
+      <w:pPr>
+        <w:ind w:left="5040" w:hanging="360"/>
+      </w:pPr>
+    </w:lvl>
+    <w:lvl w:ilvl="7" w:tplc="04090019" w:tentative="1">
+      <w:start w:val="1"/>
+      <w:numFmt w:val="lowerLetter"/>
+      <w:lvlText w:val="%8."/>
+      <w:lvlJc w:val="left"/>
+      <w:pPr>
+        <w:ind w:left="5760" w:hanging="360"/>
+      </w:pPr>
+    </w:lvl>
+    <w:lvl w:ilvl="8" w:tplc="0409001B" w:tentative="1">
+      <w:start w:val="1"/>
+      <w:numFmt w:val="lowerRoman"/>
+      <w:lvlText w:val="%9."/>
+      <w:lvlJc w:val="right"/>
+      <w:pPr>
+        <w:ind w:left="6480" w:hanging="180"/>
+      </w:pPr>
+    </w:lvl>
+  </w:abstractNum>
+  <w:abstractNum w:abstractNumId="3" w15:restartNumberingAfterBreak="0">
+    <w:nsid w:val="0F7C47DA"/>
+    <w:multiLevelType w:val="hybridMultilevel"/>
+    <w:tmpl w:val="84CAD02A"/>
+    <w:lvl w:ilvl="0" w:tplc="0409000F">
+      <w:start w:val="1"/>
+      <w:numFmt w:val="decimal"/>
+      <w:lvlText w:val="%1."/>
+      <w:lvlJc w:val="left"/>
+      <w:pPr>
+        <w:ind w:left="1010" w:hanging="360"/>
+      </w:pPr>
+    </w:lvl>
+    <w:lvl w:ilvl="1" w:tplc="04090019" w:tentative="1">
+      <w:start w:val="1"/>
+      <w:numFmt w:val="lowerLetter"/>
+      <w:lvlText w:val="%2."/>
+      <w:lvlJc w:val="left"/>
+      <w:pPr>
+        <w:ind w:left="1730" w:hanging="360"/>
+      </w:pPr>
+    </w:lvl>
+    <w:lvl w:ilvl="2" w:tplc="0409001B" w:tentative="1">
+      <w:start w:val="1"/>
+      <w:numFmt w:val="lowerRoman"/>
+      <w:lvlText w:val="%3."/>
+      <w:lvlJc w:val="right"/>
+      <w:pPr>
+        <w:ind w:left="2450" w:hanging="180"/>
+      </w:pPr>
+    </w:lvl>
+    <w:lvl w:ilvl="3" w:tplc="0409000F" w:tentative="1">
+      <w:start w:val="1"/>
+      <w:numFmt w:val="decimal"/>
+      <w:lvlText w:val="%4."/>
+      <w:lvlJc w:val="left"/>
+      <w:pPr>
+        <w:ind w:left="3170" w:hanging="360"/>
+      </w:pPr>
+    </w:lvl>
+    <w:lvl w:ilvl="4" w:tplc="04090019" w:tentative="1">
+      <w:start w:val="1"/>
+      <w:numFmt w:val="lowerLetter"/>
+      <w:lvlText w:val="%5."/>
+      <w:lvlJc w:val="left"/>
+      <w:pPr>
+        <w:ind w:left="3890" w:hanging="360"/>
+      </w:pPr>
+    </w:lvl>
+    <w:lvl w:ilvl="5" w:tplc="0409001B" w:tentative="1">
+      <w:start w:val="1"/>
+      <w:numFmt w:val="lowerRoman"/>
+      <w:lvlText w:val="%6."/>
+      <w:lvlJc w:val="right"/>
+      <w:pPr>
+        <w:ind w:left="4610" w:hanging="180"/>
+      </w:pPr>
+    </w:lvl>
+    <w:lvl w:ilvl="6" w:tplc="0409000F" w:tentative="1">
+      <w:start w:val="1"/>
+      <w:numFmt w:val="decimal"/>
+      <w:lvlText w:val="%7."/>
+      <w:lvlJc w:val="left"/>
+      <w:pPr>
+        <w:ind w:left="5330" w:hanging="360"/>
+      </w:pPr>
+    </w:lvl>
+    <w:lvl w:ilvl="7" w:tplc="04090019" w:tentative="1">
+      <w:start w:val="1"/>
+      <w:numFmt w:val="lowerLetter"/>
+      <w:lvlText w:val="%8."/>
+      <w:lvlJc w:val="left"/>
+      <w:pPr>
+        <w:ind w:left="6050" w:hanging="360"/>
+      </w:pPr>
+    </w:lvl>
+    <w:lvl w:ilvl="8" w:tplc="0409001B" w:tentative="1">
+      <w:start w:val="1"/>
+      <w:numFmt w:val="lowerRoman"/>
+      <w:lvlText w:val="%9."/>
+      <w:lvlJc w:val="right"/>
+      <w:pPr>
+        <w:ind w:left="6770" w:hanging="180"/>
+      </w:pPr>
+    </w:lvl>
+  </w:abstractNum>
+  <w:abstractNum w:abstractNumId="4" w15:restartNumberingAfterBreak="0">
+    <w:nsid w:val="23F9408D"/>
+    <w:multiLevelType w:val="hybridMultilevel"/>
+    <w:tmpl w:val="67EAE9EC"/>
+    <w:lvl w:ilvl="0" w:tplc="04090001">
+      <w:start w:val="1"/>
+      <w:numFmt w:val="bullet"/>
+      <w:lvlText w:val=""/>
+      <w:lvlJc w:val="left"/>
+      <w:pPr>
+        <w:ind w:left="720" w:hanging="360"/>
+      </w:pPr>
+      <w:rPr>
+        <w:rFonts w:ascii="Symbol" w:hAnsi="Symbol" w:hint="default"/>
+      </w:rPr>
+    </w:lvl>
+    <w:lvl w:ilvl="1" w:tplc="04090003" w:tentative="1">
+      <w:start w:val="1"/>
+      <w:numFmt w:val="bullet"/>
+      <w:lvlText w:val="o"/>
+      <w:lvlJc w:val="left"/>
+      <w:pPr>
+        <w:ind w:left="1440" w:hanging="360"/>
+      </w:pPr>
+      <w:rPr>
+        <w:rFonts w:ascii="Courier New" w:hAnsi="Courier New" w:cs="Courier New" w:hint="default"/>
+      </w:rPr>
+    </w:lvl>
+    <w:lvl w:ilvl="2" w:tplc="04090005" w:tentative="1">
+      <w:start w:val="1"/>
+      <w:numFmt w:val="bullet"/>
+      <w:lvlText w:val=""/>
+      <w:lvlJc w:val="left"/>
+      <w:pPr>
+        <w:ind w:left="2160" w:hanging="360"/>
+      </w:pPr>
+      <w:rPr>
+        <w:rFonts w:ascii="Wingdings" w:hAnsi="Wingdings" w:hint="default"/>
+      </w:rPr>
+    </w:lvl>
+    <w:lvl w:ilvl="3" w:tplc="04090001" w:tentative="1">
+      <w:start w:val="1"/>
+      <w:numFmt w:val="bullet"/>
+      <w:lvlText w:val=""/>
+      <w:lvlJc w:val="left"/>
+      <w:pPr>
+        <w:ind w:left="2880" w:hanging="360"/>
+      </w:pPr>
+      <w:rPr>
+        <w:rFonts w:ascii="Symbol" w:hAnsi="Symbol" w:hint="default"/>
+      </w:rPr>
+    </w:lvl>
+    <w:lvl w:ilvl="4" w:tplc="04090003" w:tentative="1">
+      <w:start w:val="1"/>
+      <w:numFmt w:val="bullet"/>
+      <w:lvlText w:val="o"/>
+      <w:lvlJc w:val="left"/>
+      <w:pPr>
+        <w:ind w:left="3600" w:hanging="360"/>
+      </w:pPr>
+      <w:rPr>
+        <w:rFonts w:ascii="Courier New" w:hAnsi="Courier New" w:cs="Courier New" w:hint="default"/>
+      </w:rPr>
+    </w:lvl>
+    <w:lvl w:ilvl="5" w:tplc="04090005" w:tentative="1">
+      <w:start w:val="1"/>
+      <w:numFmt w:val="bullet"/>
+      <w:lvlText w:val=""/>
+      <w:lvlJc w:val="left"/>
+      <w:pPr>
+        <w:ind w:left="4320" w:hanging="360"/>
+      </w:pPr>
+      <w:rPr>
+        <w:rFonts w:ascii="Wingdings" w:hAnsi="Wingdings" w:hint="default"/>
+      </w:rPr>
+    </w:lvl>
+    <w:lvl w:ilvl="6" w:tplc="04090001" w:tentative="1">
+      <w:start w:val="1"/>
+      <w:numFmt w:val="bullet"/>
+      <w:lvlText w:val=""/>
+      <w:lvlJc w:val="left"/>
+      <w:pPr>
+        <w:ind w:left="5040" w:hanging="360"/>
+      </w:pPr>
+      <w:rPr>
+        <w:rFonts w:ascii="Symbol" w:hAnsi="Symbol" w:hint="default"/>
+      </w:rPr>
+    </w:lvl>
+    <w:lvl w:ilvl="7" w:tplc="04090003" w:tentative="1">
+      <w:start w:val="1"/>
+      <w:numFmt w:val="bullet"/>
+      <w:lvlText w:val="o"/>
+      <w:lvlJc w:val="left"/>
+      <w:pPr>
+        <w:ind w:left="5760" w:hanging="360"/>
+      </w:pPr>
+      <w:rPr>
+        <w:rFonts w:ascii="Courier New" w:hAnsi="Courier New" w:cs="Courier New" w:hint="default"/>
+      </w:rPr>
+    </w:lvl>
+    <w:lvl w:ilvl="8" w:tplc="04090005" w:tentative="1">
+      <w:start w:val="1"/>
+      <w:numFmt w:val="bullet"/>
+      <w:lvlText w:val=""/>
+      <w:lvlJc w:val="left"/>
+      <w:pPr>
+        <w:ind w:left="6480" w:hanging="360"/>
+      </w:pPr>
+      <w:rPr>
+        <w:rFonts w:ascii="Wingdings" w:hAnsi="Wingdings" w:hint="default"/>
+      </w:rPr>
+    </w:lvl>
+  </w:abstractNum>
+  <w:abstractNum w:abstractNumId="5" w15:restartNumberingAfterBreak="0">
+    <w:nsid w:val="25346710"/>
+    <w:multiLevelType w:val="multilevel"/>
+    <w:tmpl w:val="0409001F"/>
+    <w:lvl w:ilvl="0">
+      <w:start w:val="1"/>
+      <w:numFmt w:val="decimal"/>
+      <w:lvlText w:val="%1."/>
+      <w:lvlJc w:val="left"/>
+      <w:pPr>
+        <w:ind w:left="360" w:hanging="360"/>
+      </w:pPr>
+    </w:lvl>
+    <w:lvl w:ilvl="1">
+      <w:start w:val="1"/>
+      <w:numFmt w:val="decimal"/>
+      <w:lvlText w:val="%1.%2."/>
+      <w:lvlJc w:val="left"/>
+      <w:pPr>
+        <w:ind w:left="792" w:hanging="432"/>
+      </w:pPr>
+    </w:lvl>
+    <w:lvl w:ilvl="2">
+      <w:start w:val="1"/>
+      <w:numFmt w:val="decimal"/>
+      <w:lvlText w:val="%1.%2.%3."/>
+      <w:lvlJc w:val="left"/>
+      <w:pPr>
+        <w:ind w:left="1224" w:hanging="504"/>
+      </w:pPr>
+    </w:lvl>
+    <w:lvl w:ilvl="3">
+      <w:start w:val="1"/>
+      <w:numFmt w:val="decimal"/>
+      <w:lvlText w:val="%1.%2.%3.%4."/>
+      <w:lvlJc w:val="left"/>
+      <w:pPr>
+        <w:ind w:left="1728" w:hanging="648"/>
+      </w:pPr>
+    </w:lvl>
+    <w:lvl w:ilvl="4">
+      <w:start w:val="1"/>
+      <w:numFmt w:val="decimal"/>
+      <w:lvlText w:val="%1.%2.%3.%4.%5."/>
+      <w:lvlJc w:val="left"/>
+      <w:pPr>
+        <w:ind w:left="2232" w:hanging="792"/>
+      </w:pPr>
+    </w:lvl>
+    <w:lvl w:ilvl="5">
+      <w:start w:val="1"/>
+      <w:numFmt w:val="decimal"/>
+      <w:lvlText w:val="%1.%2.%3.%4.%5.%6."/>
+      <w:lvlJc w:val="left"/>
+      <w:pPr>
+        <w:ind w:left="2736" w:hanging="936"/>
+      </w:pPr>
+    </w:lvl>
+    <w:lvl w:ilvl="6">
+      <w:start w:val="1"/>
+      <w:numFmt w:val="decimal"/>
+      <w:lvlText w:val="%1.%2.%3.%4.%5.%6.%7."/>
+      <w:lvlJc w:val="left"/>
+      <w:pPr>
+        <w:ind w:left="3240" w:hanging="1080"/>
+      </w:pPr>
+    </w:lvl>
+    <w:lvl w:ilvl="7">
+      <w:start w:val="1"/>
+      <w:numFmt w:val="decimal"/>
+      <w:lvlText w:val="%1.%2.%3.%4.%5.%6.%7.%8."/>
+      <w:lvlJc w:val="left"/>
+      <w:pPr>
+        <w:ind w:left="3744" w:hanging="1224"/>
+      </w:pPr>
+    </w:lvl>
+    <w:lvl w:ilvl="8">
+      <w:start w:val="1"/>
+      <w:numFmt w:val="decimal"/>
+      <w:lvlText w:val="%1.%2.%3.%4.%5.%6.%7.%8.%9."/>
+      <w:lvlJc w:val="left"/>
+      <w:pPr>
+        <w:ind w:left="4320" w:hanging="1440"/>
+      </w:pPr>
+    </w:lvl>
+  </w:abstractNum>
+  <w:abstractNum w:abstractNumId="6" w15:restartNumberingAfterBreak="0">
+    <w:nsid w:val="2B1B66B3"/>
+    <w:multiLevelType w:val="hybridMultilevel"/>
+    <w:tmpl w:val="6714D424"/>
+    <w:lvl w:ilvl="0" w:tplc="04090001">
+      <w:start w:val="1"/>
+      <w:numFmt w:val="bullet"/>
+      <w:lvlText w:val=""/>
+      <w:lvlJc w:val="left"/>
+      <w:pPr>
+        <w:ind w:left="720" w:hanging="360"/>
+      </w:pPr>
+      <w:rPr>
+        <w:rFonts w:ascii="Symbol" w:hAnsi="Symbol" w:hint="default"/>
+      </w:rPr>
+    </w:lvl>
+    <w:lvl w:ilvl="1" w:tplc="04090003" w:tentative="1">
+      <w:start w:val="1"/>
+      <w:numFmt w:val="bullet"/>
+      <w:lvlText w:val="o"/>
+      <w:lvlJc w:val="left"/>
+      <w:pPr>
+        <w:ind w:left="1440" w:hanging="360"/>
+      </w:pPr>
+      <w:rPr>
+        <w:rFonts w:ascii="Courier New" w:hAnsi="Courier New" w:cs="Courier New" w:hint="default"/>
+      </w:rPr>
+    </w:lvl>
+    <w:lvl w:ilvl="2" w:tplc="04090005" w:tentative="1">
+      <w:start w:val="1"/>
+      <w:numFmt w:val="bullet"/>
+      <w:lvlText w:val=""/>
+      <w:lvlJc w:val="left"/>
+      <w:pPr>
+        <w:ind w:left="2160" w:hanging="360"/>
+      </w:pPr>
+      <w:rPr>
+        <w:rFonts w:ascii="Wingdings" w:hAnsi="Wingdings" w:hint="default"/>
+      </w:rPr>
+    </w:lvl>
+    <w:lvl w:ilvl="3" w:tplc="04090001" w:tentative="1">
+      <w:start w:val="1"/>
+      <w:numFmt w:val="bullet"/>
+      <w:lvlText w:val=""/>
+      <w:lvlJc w:val="left"/>
+      <w:pPr>
+        <w:ind w:left="2880" w:hanging="360"/>
+      </w:pPr>
+      <w:rPr>
+        <w:rFonts w:ascii="Symbol" w:hAnsi="Symbol" w:hint="default"/>
+      </w:rPr>
+    </w:lvl>
+    <w:lvl w:ilvl="4" w:tplc="04090003" w:tentative="1">
+      <w:start w:val="1"/>
+      <w:numFmt w:val="bullet"/>
+      <w:lvlText w:val="o"/>
+      <w:lvlJc w:val="left"/>
+      <w:pPr>
+        <w:ind w:left="3600" w:hanging="360"/>
+      </w:pPr>
+      <w:rPr>
+        <w:rFonts w:ascii="Courier New" w:hAnsi="Courier New" w:cs="Courier New" w:hint="default"/>
+      </w:rPr>
+    </w:lvl>
+    <w:lvl w:ilvl="5" w:tplc="04090005" w:tentative="1">
+      <w:start w:val="1"/>
+      <w:numFmt w:val="bullet"/>
+      <w:lvlText w:val=""/>
+      <w:lvlJc w:val="left"/>
+      <w:pPr>
+        <w:ind w:left="4320" w:hanging="360"/>
+      </w:pPr>
+      <w:rPr>
+        <w:rFonts w:ascii="Wingdings" w:hAnsi="Wingdings" w:hint="default"/>
+      </w:rPr>
+    </w:lvl>
+    <w:lvl w:ilvl="6" w:tplc="04090001" w:tentative="1">
+      <w:start w:val="1"/>
+      <w:numFmt w:val="bullet"/>
+      <w:lvlText w:val=""/>
+      <w:lvlJc w:val="left"/>
+      <w:pPr>
+        <w:ind w:left="5040" w:hanging="360"/>
+      </w:pPr>
+      <w:rPr>
+        <w:rFonts w:ascii="Symbol" w:hAnsi="Symbol" w:hint="default"/>
+      </w:rPr>
+    </w:lvl>
+    <w:lvl w:ilvl="7" w:tplc="04090003" w:tentative="1">
+      <w:start w:val="1"/>
+      <w:numFmt w:val="bullet"/>
+      <w:lvlText w:val="o"/>
+      <w:lvlJc w:val="left"/>
+      <w:pPr>
+        <w:ind w:left="5760" w:hanging="360"/>
+      </w:pPr>
+      <w:rPr>
+        <w:rFonts w:ascii="Courier New" w:hAnsi="Courier New" w:cs="Courier New" w:hint="default"/>
+      </w:rPr>
+    </w:lvl>
+    <w:lvl w:ilvl="8" w:tplc="04090005" w:tentative="1">
+      <w:start w:val="1"/>
+      <w:numFmt w:val="bullet"/>
+      <w:lvlText w:val=""/>
+      <w:lvlJc w:val="left"/>
+      <w:pPr>
+        <w:ind w:left="6480" w:hanging="360"/>
+      </w:pPr>
+      <w:rPr>
+        <w:rFonts w:ascii="Wingdings" w:hAnsi="Wingdings" w:hint="default"/>
+      </w:rPr>
+    </w:lvl>
+  </w:abstractNum>
+  <w:abstractNum w:abstractNumId="7" w15:restartNumberingAfterBreak="0">
+    <w:nsid w:val="2CC24F7D"/>
+    <w:multiLevelType w:val="hybridMultilevel"/>
+    <w:tmpl w:val="49F820CE"/>
+    <w:lvl w:ilvl="0" w:tplc="0409000F">
+      <w:start w:val="1"/>
+      <w:numFmt w:val="decimal"/>
+      <w:lvlText w:val="%1."/>
+      <w:lvlJc w:val="left"/>
+      <w:pPr>
+        <w:ind w:left="720" w:hanging="360"/>
+      </w:pPr>
+    </w:lvl>
+    <w:lvl w:ilvl="1" w:tplc="04090019" w:tentative="1">
+      <w:start w:val="1"/>
+      <w:numFmt w:val="lowerLetter"/>
+      <w:lvlText w:val="%2."/>
+      <w:lvlJc w:val="left"/>
+      <w:pPr>
+        <w:ind w:left="1440" w:hanging="360"/>
+      </w:pPr>
+    </w:lvl>
+    <w:lvl w:ilvl="2" w:tplc="0409001B" w:tentative="1">
+      <w:start w:val="1"/>
+      <w:numFmt w:val="lowerRoman"/>
+      <w:lvlText w:val="%3."/>
+      <w:lvlJc w:val="right"/>
+      <w:pPr>
+        <w:ind w:left="2160" w:hanging="180"/>
+      </w:pPr>
+    </w:lvl>
+    <w:lvl w:ilvl="3" w:tplc="0409000F" w:tentative="1">
+      <w:start w:val="1"/>
+      <w:numFmt w:val="decimal"/>
+      <w:lvlText w:val="%4."/>
+      <w:lvlJc w:val="left"/>
+      <w:pPr>
+        <w:ind w:left="2880" w:hanging="360"/>
+      </w:pPr>
+    </w:lvl>
+    <w:lvl w:ilvl="4" w:tplc="04090019" w:tentative="1">
+      <w:start w:val="1"/>
+      <w:numFmt w:val="lowerLetter"/>
+      <w:lvlText w:val="%5."/>
+      <w:lvlJc w:val="left"/>
+      <w:pPr>
+        <w:ind w:left="3600" w:hanging="360"/>
+      </w:pPr>
+    </w:lvl>
+    <w:lvl w:ilvl="5" w:tplc="0409001B" w:tentative="1">
+      <w:start w:val="1"/>
+      <w:numFmt w:val="lowerRoman"/>
+      <w:lvlText w:val="%6."/>
+      <w:lvlJc w:val="right"/>
+      <w:pPr>
+        <w:ind w:left="4320" w:hanging="180"/>
+      </w:pPr>
+    </w:lvl>
+    <w:lvl w:ilvl="6" w:tplc="0409000F" w:tentative="1">
+      <w:start w:val="1"/>
+      <w:numFmt w:val="decimal"/>
+      <w:lvlText w:val="%7."/>
+      <w:lvlJc w:val="left"/>
+      <w:pPr>
+        <w:ind w:left="5040" w:hanging="360"/>
+      </w:pPr>
+    </w:lvl>
+    <w:lvl w:ilvl="7" w:tplc="04090019" w:tentative="1">
+      <w:start w:val="1"/>
+      <w:numFmt w:val="lowerLetter"/>
+      <w:lvlText w:val="%8."/>
+      <w:lvlJc w:val="left"/>
+      <w:pPr>
+        <w:ind w:left="5760" w:hanging="360"/>
+      </w:pPr>
+    </w:lvl>
+    <w:lvl w:ilvl="8" w:tplc="0409001B" w:tentative="1">
+      <w:start w:val="1"/>
+      <w:numFmt w:val="lowerRoman"/>
+      <w:lvlText w:val="%9."/>
+      <w:lvlJc w:val="right"/>
+      <w:pPr>
+        <w:ind w:left="6480" w:hanging="180"/>
+      </w:pPr>
+    </w:lvl>
+  </w:abstractNum>
+  <w:abstractNum w:abstractNumId="8" w15:restartNumberingAfterBreak="0">
+    <w:nsid w:val="30AE42CE"/>
+    <w:multiLevelType w:val="multilevel"/>
+    <w:tmpl w:val="04090025"/>
+    <w:lvl w:ilvl="0">
+      <w:start w:val="1"/>
+      <w:numFmt w:val="decimal"/>
+      <w:lvlText w:val="%1"/>
+      <w:lvlJc w:val="left"/>
+      <w:pPr>
+        <w:ind w:left="432" w:hanging="432"/>
+      </w:pPr>
+    </w:lvl>
+    <w:lvl w:ilvl="1">
+      <w:start w:val="1"/>
+      <w:numFmt w:val="decimal"/>
+      <w:lvlText w:val="%1.%2"/>
+      <w:lvlJc w:val="left"/>
+      <w:pPr>
+        <w:ind w:left="576" w:hanging="576"/>
+      </w:pPr>
+    </w:lvl>
+    <w:lvl w:ilvl="2">
+      <w:start w:val="1"/>
+      <w:numFmt w:val="decimal"/>
+      <w:lvlText w:val="%1.%2.%3"/>
+      <w:lvlJc w:val="left"/>
+      <w:pPr>
+        <w:ind w:left="720" w:hanging="720"/>
+      </w:pPr>
+    </w:lvl>
+    <w:lvl w:ilvl="3">
+      <w:start w:val="1"/>
+      <w:numFmt w:val="decimal"/>
+      <w:lvlText w:val="%1.%2.%3.%4"/>
+      <w:lvlJc w:val="left"/>
+      <w:pPr>
+        <w:ind w:left="864" w:hanging="864"/>
+      </w:pPr>
+    </w:lvl>
+    <w:lvl w:ilvl="4">
+      <w:start w:val="1"/>
+      <w:numFmt w:val="decimal"/>
+      <w:lvlText w:val="%1.%2.%3.%4.%5"/>
+      <w:lvlJc w:val="left"/>
+      <w:pPr>
+        <w:ind w:left="1008" w:hanging="1008"/>
+      </w:pPr>
+    </w:lvl>
+    <w:lvl w:ilvl="5">
+      <w:start w:val="1"/>
+      <w:numFmt w:val="decimal"/>
+      <w:lvlText w:val="%1.%2.%3.%4.%5.%6"/>
+      <w:lvlJc w:val="left"/>
+      <w:pPr>
+        <w:ind w:left="1152" w:hanging="1152"/>
+      </w:pPr>
+    </w:lvl>
+    <w:lvl w:ilvl="6">
+      <w:start w:val="1"/>
+      <w:numFmt w:val="decimal"/>
+      <w:lvlText w:val="%1.%2.%3.%4.%5.%6.%7"/>
+      <w:lvlJc w:val="left"/>
+      <w:pPr>
+        <w:ind w:left="1296" w:hanging="1296"/>
+      </w:pPr>
+    </w:lvl>
+    <w:lvl w:ilvl="7">
+      <w:start w:val="1"/>
+      <w:numFmt w:val="decimal"/>
+      <w:lvlText w:val="%1.%2.%3.%4.%5.%6.%7.%8"/>
+      <w:lvlJc w:val="left"/>
+      <w:pPr>
+        <w:ind w:left="1440" w:hanging="1440"/>
+      </w:pPr>
+    </w:lvl>
+    <w:lvl w:ilvl="8">
+      <w:start w:val="1"/>
+      <w:numFmt w:val="decimal"/>
+      <w:lvlText w:val="%1.%2.%3.%4.%5.%6.%7.%8.%9"/>
+      <w:lvlJc w:val="left"/>
+      <w:pPr>
+        <w:ind w:left="1584" w:hanging="1584"/>
+      </w:pPr>
+    </w:lvl>
+  </w:abstractNum>
+  <w:abstractNum w:abstractNumId="9" w15:restartNumberingAfterBreak="0">
+    <w:nsid w:val="31652DCD"/>
+    <w:multiLevelType w:val="hybridMultilevel"/>
+    <w:tmpl w:val="78166EFC"/>
+    <w:lvl w:ilvl="0" w:tplc="0409000F">
+      <w:start w:val="1"/>
+      <w:numFmt w:val="decimal"/>
+      <w:lvlText w:val="%1."/>
+      <w:lvlJc w:val="left"/>
+      <w:pPr>
+        <w:ind w:left="800" w:hanging="360"/>
+      </w:pPr>
+    </w:lvl>
+    <w:lvl w:ilvl="1" w:tplc="04090019" w:tentative="1">
+      <w:start w:val="1"/>
+      <w:numFmt w:val="lowerLetter"/>
+      <w:lvlText w:val="%2."/>
+      <w:lvlJc w:val="left"/>
+      <w:pPr>
+        <w:ind w:left="1520" w:hanging="360"/>
+      </w:pPr>
+    </w:lvl>
+    <w:lvl w:ilvl="2" w:tplc="0409001B" w:tentative="1">
+      <w:start w:val="1"/>
+      <w:numFmt w:val="lowerRoman"/>
+      <w:lvlText w:val="%3."/>
+      <w:lvlJc w:val="right"/>
+      <w:pPr>
+        <w:ind w:left="2240" w:hanging="180"/>
+      </w:pPr>
+    </w:lvl>
+    <w:lvl w:ilvl="3" w:tplc="0409000F" w:tentative="1">
+      <w:start w:val="1"/>
+      <w:numFmt w:val="decimal"/>
+      <w:lvlText w:val="%4."/>
+      <w:lvlJc w:val="left"/>
+      <w:pPr>
+        <w:ind w:left="2960" w:hanging="360"/>
+      </w:pPr>
+    </w:lvl>
+    <w:lvl w:ilvl="4" w:tplc="04090019" w:tentative="1">
+      <w:start w:val="1"/>
+      <w:numFmt w:val="lowerLetter"/>
+      <w:lvlText w:val="%5."/>
+      <w:lvlJc w:val="left"/>
+      <w:pPr>
+        <w:ind w:left="3680" w:hanging="360"/>
+      </w:pPr>
+    </w:lvl>
+    <w:lvl w:ilvl="5" w:tplc="0409001B" w:tentative="1">
+      <w:start w:val="1"/>
+      <w:numFmt w:val="lowerRoman"/>
+      <w:lvlText w:val="%6."/>
+      <w:lvlJc w:val="right"/>
+      <w:pPr>
+        <w:ind w:left="4400" w:hanging="180"/>
+      </w:pPr>
+    </w:lvl>
+    <w:lvl w:ilvl="6" w:tplc="0409000F" w:tentative="1">
+      <w:start w:val="1"/>
+      <w:numFmt w:val="decimal"/>
+      <w:lvlText w:val="%7."/>
+      <w:lvlJc w:val="left"/>
+      <w:pPr>
+        <w:ind w:left="5120" w:hanging="360"/>
+      </w:pPr>
+    </w:lvl>
+    <w:lvl w:ilvl="7" w:tplc="04090019" w:tentative="1">
+      <w:start w:val="1"/>
+      <w:numFmt w:val="lowerLetter"/>
+      <w:lvlText w:val="%8."/>
+      <w:lvlJc w:val="left"/>
+      <w:pPr>
+        <w:ind w:left="5840" w:hanging="360"/>
+      </w:pPr>
+    </w:lvl>
+    <w:lvl w:ilvl="8" w:tplc="0409001B" w:tentative="1">
+      <w:start w:val="1"/>
+      <w:numFmt w:val="lowerRoman"/>
+      <w:lvlText w:val="%9."/>
+      <w:lvlJc w:val="right"/>
+      <w:pPr>
+        <w:ind w:left="6560" w:hanging="180"/>
+      </w:pPr>
+    </w:lvl>
+  </w:abstractNum>
+  <w:abstractNum w:abstractNumId="10" w15:restartNumberingAfterBreak="0">
+    <w:nsid w:val="417D28AC"/>
+    <w:multiLevelType w:val="hybridMultilevel"/>
+    <w:tmpl w:val="C8FC0042"/>
+    <w:lvl w:ilvl="0" w:tplc="0409000F">
+      <w:start w:val="1"/>
+      <w:numFmt w:val="decimal"/>
+      <w:lvlText w:val="%1."/>
+      <w:lvlJc w:val="left"/>
+      <w:pPr>
+        <w:ind w:left="1010" w:hanging="360"/>
+      </w:pPr>
+    </w:lvl>
+    <w:lvl w:ilvl="1" w:tplc="FFFFFFFF" w:tentative="1">
+      <w:start w:val="1"/>
+      <w:numFmt w:val="lowerLetter"/>
+      <w:lvlText w:val="%2."/>
+      <w:lvlJc w:val="left"/>
+      <w:pPr>
+        <w:ind w:left="1730" w:hanging="360"/>
+      </w:pPr>
+    </w:lvl>
+    <w:lvl w:ilvl="2" w:tplc="FFFFFFFF" w:tentative="1">
+      <w:start w:val="1"/>
+      <w:numFmt w:val="lowerRoman"/>
+      <w:lvlText w:val="%3."/>
+      <w:lvlJc w:val="right"/>
+      <w:pPr>
+        <w:ind w:left="2450" w:hanging="180"/>
+      </w:pPr>
+    </w:lvl>
+    <w:lvl w:ilvl="3" w:tplc="FFFFFFFF" w:tentative="1">
+      <w:start w:val="1"/>
+      <w:numFmt w:val="decimal"/>
+      <w:lvlText w:val="%4."/>
+      <w:lvlJc w:val="left"/>
+      <w:pPr>
+        <w:ind w:left="3170" w:hanging="360"/>
+      </w:pPr>
+    </w:lvl>
+    <w:lvl w:ilvl="4" w:tplc="FFFFFFFF" w:tentative="1">
+      <w:start w:val="1"/>
+      <w:numFmt w:val="lowerLetter"/>
+      <w:lvlText w:val="%5."/>
+      <w:lvlJc w:val="left"/>
+      <w:pPr>
+        <w:ind w:left="3890" w:hanging="360"/>
+      </w:pPr>
+    </w:lvl>
+    <w:lvl w:ilvl="5" w:tplc="FFFFFFFF" w:tentative="1">
+      <w:start w:val="1"/>
+      <w:numFmt w:val="lowerRoman"/>
+      <w:lvlText w:val="%6."/>
+      <w:lvlJc w:val="right"/>
+      <w:pPr>
+        <w:ind w:left="4610" w:hanging="180"/>
+      </w:pPr>
+    </w:lvl>
+    <w:lvl w:ilvl="6" w:tplc="FFFFFFFF" w:tentative="1">
+      <w:start w:val="1"/>
+      <w:numFmt w:val="decimal"/>
+      <w:lvlText w:val="%7."/>
+      <w:lvlJc w:val="left"/>
+      <w:pPr>
+        <w:ind w:left="5330" w:hanging="360"/>
+      </w:pPr>
+    </w:lvl>
+    <w:lvl w:ilvl="7" w:tplc="FFFFFFFF" w:tentative="1">
+      <w:start w:val="1"/>
+      <w:numFmt w:val="lowerLetter"/>
+      <w:lvlText w:val="%8."/>
+      <w:lvlJc w:val="left"/>
+      <w:pPr>
+        <w:ind w:left="6050" w:hanging="360"/>
+      </w:pPr>
+    </w:lvl>
+    <w:lvl w:ilvl="8" w:tplc="FFFFFFFF" w:tentative="1">
+      <w:start w:val="1"/>
+      <w:numFmt w:val="lowerRoman"/>
+      <w:lvlText w:val="%9."/>
+      <w:lvlJc w:val="right"/>
+      <w:pPr>
+        <w:ind w:left="6770" w:hanging="180"/>
+      </w:pPr>
+    </w:lvl>
+  </w:abstractNum>
+  <w:abstractNum w:abstractNumId="11" w15:restartNumberingAfterBreak="0">
+    <w:nsid w:val="4E21095B"/>
+    <w:multiLevelType w:val="multilevel"/>
+    <w:tmpl w:val="547EED7E"/>
+    <w:lvl w:ilvl="0">
+      <w:start w:val="1"/>
+      <w:numFmt w:val="bullet"/>
+      <w:lvlText w:val=""/>
+      <w:lvlJc w:val="left"/>
+      <w:pPr>
+        <w:tabs>
+          <w:tab w:val="num" w:pos="720"/>
+        </w:tabs>
+        <w:ind w:left="720" w:hanging="360"/>
+      </w:pPr>
+      <w:rPr>
+        <w:rFonts w:ascii="Symbol" w:hAnsi="Symbol" w:hint="default"/>
+        <w:sz w:val="20"/>
+      </w:rPr>
+    </w:lvl>
+    <w:lvl w:ilvl="1" w:tentative="1">
+      <w:start w:val="1"/>
+      <w:numFmt w:val="bullet"/>
+      <w:lvlText w:val="o"/>
+      <w:lvlJc w:val="left"/>
+      <w:pPr>
+        <w:tabs>
+          <w:tab w:val="num" w:pos="1440"/>
+        </w:tabs>
+        <w:ind w:left="1440" w:hanging="360"/>
+      </w:pPr>
+      <w:rPr>
+        <w:rFonts w:ascii="Courier New" w:hAnsi="Courier New" w:hint="default"/>
+        <w:sz w:val="20"/>
+      </w:rPr>
+    </w:lvl>
+    <w:lvl w:ilvl="2" w:tentative="1">
+      <w:start w:val="1"/>
+      <w:numFmt w:val="bullet"/>
+      <w:lvlText w:val=""/>
+      <w:lvlJc w:val="left"/>
+      <w:pPr>
+        <w:tabs>
+          <w:tab w:val="num" w:pos="2160"/>
+        </w:tabs>
+        <w:ind w:left="2160" w:hanging="360"/>
+      </w:pPr>
+      <w:rPr>
+        <w:rFonts w:ascii="Wingdings" w:hAnsi="Wingdings" w:hint="default"/>
+        <w:sz w:val="20"/>
+      </w:rPr>
+    </w:lvl>
+    <w:lvl w:ilvl="3" w:tentative="1">
+      <w:start w:val="1"/>
+      <w:numFmt w:val="bullet"/>
+      <w:lvlText w:val=""/>
+      <w:lvlJc w:val="left"/>
+      <w:pPr>
+        <w:tabs>
+          <w:tab w:val="num" w:pos="2880"/>
+        </w:tabs>
+        <w:ind w:left="2880" w:hanging="360"/>
+      </w:pPr>
+      <w:rPr>
+        <w:rFonts w:ascii="Wingdings" w:hAnsi="Wingdings" w:hint="default"/>
+        <w:sz w:val="20"/>
+      </w:rPr>
+    </w:lvl>
+    <w:lvl w:ilvl="4" w:tentative="1">
+      <w:start w:val="1"/>
+      <w:numFmt w:val="bullet"/>
+      <w:lvlText w:val=""/>
+      <w:lvlJc w:val="left"/>
+      <w:pPr>
+        <w:tabs>
+          <w:tab w:val="num" w:pos="3600"/>
+        </w:tabs>
+        <w:ind w:left="3600" w:hanging="360"/>
+      </w:pPr>
+      <w:rPr>
+        <w:rFonts w:ascii="Wingdings" w:hAnsi="Wingdings" w:hint="default"/>
+        <w:sz w:val="20"/>
+      </w:rPr>
+    </w:lvl>
+    <w:lvl w:ilvl="5" w:tentative="1">
+      <w:start w:val="1"/>
+      <w:numFmt w:val="bullet"/>
+      <w:lvlText w:val=""/>
+      <w:lvlJc w:val="left"/>
+      <w:pPr>
+        <w:tabs>
+          <w:tab w:val="num" w:pos="4320"/>
+        </w:tabs>
+        <w:ind w:left="4320" w:hanging="360"/>
+      </w:pPr>
+      <w:rPr>
+        <w:rFonts w:ascii="Wingdings" w:hAnsi="Wingdings" w:hint="default"/>
+        <w:sz w:val="20"/>
+      </w:rPr>
+    </w:lvl>
+    <w:lvl w:ilvl="6" w:tentative="1">
+      <w:start w:val="1"/>
+      <w:numFmt w:val="bullet"/>
+      <w:lvlText w:val=""/>
+      <w:lvlJc w:val="left"/>
+      <w:pPr>
+        <w:tabs>
+          <w:tab w:val="num" w:pos="5040"/>
+        </w:tabs>
+        <w:ind w:left="5040" w:hanging="360"/>
+      </w:pPr>
+      <w:rPr>
+        <w:rFonts w:ascii="Wingdings" w:hAnsi="Wingdings" w:hint="default"/>
+        <w:sz w:val="20"/>
+      </w:rPr>
+    </w:lvl>
+    <w:lvl w:ilvl="7" w:tentative="1">
+      <w:start w:val="1"/>
+      <w:numFmt w:val="bullet"/>
+      <w:lvlText w:val=""/>
+      <w:lvlJc w:val="left"/>
+      <w:pPr>
+        <w:tabs>
+          <w:tab w:val="num" w:pos="5760"/>
+        </w:tabs>
+        <w:ind w:left="5760" w:hanging="360"/>
+      </w:pPr>
+      <w:rPr>
+        <w:rFonts w:ascii="Wingdings" w:hAnsi="Wingdings" w:hint="default"/>
+        <w:sz w:val="20"/>
+      </w:rPr>
+    </w:lvl>
+    <w:lvl w:ilvl="8" w:tentative="1">
+      <w:start w:val="1"/>
+      <w:numFmt w:val="bullet"/>
+      <w:lvlText w:val=""/>
+      <w:lvlJc w:val="left"/>
+      <w:pPr>
+        <w:tabs>
+          <w:tab w:val="num" w:pos="6480"/>
+        </w:tabs>
+        <w:ind w:left="6480" w:hanging="360"/>
+      </w:pPr>
+      <w:rPr>
+        <w:rFonts w:ascii="Wingdings" w:hAnsi="Wingdings" w:hint="default"/>
+        <w:sz w:val="20"/>
+      </w:rPr>
+    </w:lvl>
+  </w:abstractNum>
+  <w:abstractNum w:abstractNumId="12" w15:restartNumberingAfterBreak="0">
+    <w:nsid w:val="589C20CF"/>
+    <w:multiLevelType w:val="multilevel"/>
+    <w:tmpl w:val="0409001F"/>
+    <w:lvl w:ilvl="0">
+      <w:start w:val="1"/>
+      <w:numFmt w:val="decimal"/>
+      <w:lvlText w:val="%1."/>
+      <w:lvlJc w:val="left"/>
+      <w:pPr>
+        <w:ind w:left="360" w:hanging="360"/>
+      </w:pPr>
+    </w:lvl>
+    <w:lvl w:ilvl="1">
+      <w:start w:val="1"/>
+      <w:numFmt w:val="decimal"/>
+      <w:lvlText w:val="%1.%2."/>
+      <w:lvlJc w:val="left"/>
+      <w:pPr>
+        <w:ind w:left="792" w:hanging="432"/>
+      </w:pPr>
+    </w:lvl>
+    <w:lvl w:ilvl="2">
+      <w:start w:val="1"/>
+      <w:numFmt w:val="decimal"/>
+      <w:lvlText w:val="%1.%2.%3."/>
+      <w:lvlJc w:val="left"/>
+      <w:pPr>
+        <w:ind w:left="1224" w:hanging="504"/>
+      </w:pPr>
+    </w:lvl>
+    <w:lvl w:ilvl="3">
+      <w:start w:val="1"/>
+      <w:numFmt w:val="decimal"/>
+      <w:lvlText w:val="%1.%2.%3.%4."/>
+      <w:lvlJc w:val="left"/>
+      <w:pPr>
+        <w:ind w:left="1728" w:hanging="648"/>
+      </w:pPr>
+    </w:lvl>
+    <w:lvl w:ilvl="4">
+      <w:start w:val="1"/>
+      <w:numFmt w:val="decimal"/>
+      <w:lvlText w:val="%1.%2.%3.%4.%5."/>
+      <w:lvlJc w:val="left"/>
+      <w:pPr>
+        <w:ind w:left="2232" w:hanging="792"/>
+      </w:pPr>
+    </w:lvl>
+    <w:lvl w:ilvl="5">
+      <w:start w:val="1"/>
+      <w:numFmt w:val="decimal"/>
+      <w:lvlText w:val="%1.%2.%3.%4.%5.%6."/>
+      <w:lvlJc w:val="left"/>
+      <w:pPr>
+        <w:ind w:left="2736" w:hanging="936"/>
+      </w:pPr>
+    </w:lvl>
+    <w:lvl w:ilvl="6">
+      <w:start w:val="1"/>
+      <w:numFmt w:val="decimal"/>
+      <w:lvlText w:val="%1.%2.%3.%4.%5.%6.%7."/>
+      <w:lvlJc w:val="left"/>
+      <w:pPr>
+        <w:ind w:left="3240" w:hanging="1080"/>
+      </w:pPr>
+    </w:lvl>
+    <w:lvl w:ilvl="7">
+      <w:start w:val="1"/>
+      <w:numFmt w:val="decimal"/>
+      <w:lvlText w:val="%1.%2.%3.%4.%5.%6.%7.%8."/>
+      <w:lvlJc w:val="left"/>
+      <w:pPr>
+        <w:ind w:left="3744" w:hanging="1224"/>
+      </w:pPr>
+    </w:lvl>
+    <w:lvl w:ilvl="8">
+      <w:start w:val="1"/>
+      <w:numFmt w:val="decimal"/>
+      <w:lvlText w:val="%1.%2.%3.%4.%5.%6.%7.%8.%9."/>
+      <w:lvlJc w:val="left"/>
+      <w:pPr>
+        <w:ind w:left="4320" w:hanging="1440"/>
+      </w:pPr>
+    </w:lvl>
+  </w:abstractNum>
+  <w:abstractNum w:abstractNumId="13" w15:restartNumberingAfterBreak="0">
+    <w:nsid w:val="5F67315D"/>
+    <w:multiLevelType w:val="multilevel"/>
+    <w:tmpl w:val="DE26F904"/>
+    <w:lvl w:ilvl="0">
+      <w:start w:val="1"/>
+      <w:numFmt w:val="bullet"/>
+      <w:lvlText w:val=""/>
+      <w:lvlJc w:val="left"/>
+      <w:pPr>
+        <w:tabs>
+          <w:tab w:val="num" w:pos="720"/>
+        </w:tabs>
+        <w:ind w:left="720" w:hanging="360"/>
+      </w:pPr>
+      <w:rPr>
+        <w:rFonts w:ascii="Symbol" w:hAnsi="Symbol" w:hint="default"/>
+        <w:sz w:val="20"/>
+      </w:rPr>
+    </w:lvl>
+    <w:lvl w:ilvl="1" w:tentative="1">
+      <w:start w:val="1"/>
+      <w:numFmt w:val="bullet"/>
+      <w:lvlText w:val="o"/>
+      <w:lvlJc w:val="left"/>
+      <w:pPr>
+        <w:tabs>
+          <w:tab w:val="num" w:pos="1440"/>
+        </w:tabs>
+        <w:ind w:left="1440" w:hanging="360"/>
+      </w:pPr>
+      <w:rPr>
+        <w:rFonts w:ascii="Courier New" w:hAnsi="Courier New" w:hint="default"/>
+        <w:sz w:val="20"/>
+      </w:rPr>
+    </w:lvl>
+    <w:lvl w:ilvl="2" w:tentative="1">
+      <w:start w:val="1"/>
+      <w:numFmt w:val="bullet"/>
+      <w:lvlText w:val=""/>
+      <w:lvlJc w:val="left"/>
+      <w:pPr>
+        <w:tabs>
+          <w:tab w:val="num" w:pos="2160"/>
+        </w:tabs>
+        <w:ind w:left="2160" w:hanging="360"/>
+      </w:pPr>
+      <w:rPr>
+        <w:rFonts w:ascii="Wingdings" w:hAnsi="Wingdings" w:hint="default"/>
+        <w:sz w:val="20"/>
+      </w:rPr>
+    </w:lvl>
+    <w:lvl w:ilvl="3" w:tentative="1">
+      <w:start w:val="1"/>
+      <w:numFmt w:val="bullet"/>
+      <w:lvlText w:val=""/>
+      <w:lvlJc w:val="left"/>
+      <w:pPr>
+        <w:tabs>
+          <w:tab w:val="num" w:pos="2880"/>
+        </w:tabs>
+        <w:ind w:left="2880" w:hanging="360"/>
+      </w:pPr>
+      <w:rPr>
+        <w:rFonts w:ascii="Wingdings" w:hAnsi="Wingdings" w:hint="default"/>
+        <w:sz w:val="20"/>
+      </w:rPr>
+    </w:lvl>
+    <w:lvl w:ilvl="4" w:tentative="1">
+      <w:start w:val="1"/>
+      <w:numFmt w:val="bullet"/>
+      <w:lvlText w:val=""/>
+      <w:lvlJc w:val="left"/>
+      <w:pPr>
+        <w:tabs>
+          <w:tab w:val="num" w:pos="3600"/>
+        </w:tabs>
+        <w:ind w:left="3600" w:hanging="360"/>
+      </w:pPr>
+      <w:rPr>
+        <w:rFonts w:ascii="Wingdings" w:hAnsi="Wingdings" w:hint="default"/>
+        <w:sz w:val="20"/>
+      </w:rPr>
+    </w:lvl>
+    <w:lvl w:ilvl="5" w:tentative="1">
+      <w:start w:val="1"/>
+      <w:numFmt w:val="bullet"/>
+      <w:lvlText w:val=""/>
+      <w:lvlJc w:val="left"/>
+      <w:pPr>
+        <w:tabs>
+          <w:tab w:val="num" w:pos="4320"/>
+        </w:tabs>
+        <w:ind w:left="4320" w:hanging="360"/>
+      </w:pPr>
+      <w:rPr>
+        <w:rFonts w:ascii="Wingdings" w:hAnsi="Wingdings" w:hint="default"/>
+        <w:sz w:val="20"/>
+      </w:rPr>
+    </w:lvl>
+    <w:lvl w:ilvl="6" w:tentative="1">
+      <w:start w:val="1"/>
+      <w:numFmt w:val="bullet"/>
+      <w:lvlText w:val=""/>
+      <w:lvlJc w:val="left"/>
+      <w:pPr>
+        <w:tabs>
+          <w:tab w:val="num" w:pos="5040"/>
+        </w:tabs>
+        <w:ind w:left="5040" w:hanging="360"/>
+      </w:pPr>
+      <w:rPr>
+        <w:rFonts w:ascii="Wingdings" w:hAnsi="Wingdings" w:hint="default"/>
+        <w:sz w:val="20"/>
+      </w:rPr>
+    </w:lvl>
+    <w:lvl w:ilvl="7" w:tentative="1">
+      <w:start w:val="1"/>
+      <w:numFmt w:val="bullet"/>
+      <w:lvlText w:val=""/>
+      <w:lvlJc w:val="left"/>
+      <w:pPr>
+        <w:tabs>
+          <w:tab w:val="num" w:pos="5760"/>
+        </w:tabs>
+        <w:ind w:left="5760" w:hanging="360"/>
+      </w:pPr>
+      <w:rPr>
+        <w:rFonts w:ascii="Wingdings" w:hAnsi="Wingdings" w:hint="default"/>
+        <w:sz w:val="20"/>
+      </w:rPr>
+    </w:lvl>
+    <w:lvl w:ilvl="8" w:tentative="1">
+      <w:start w:val="1"/>
+      <w:numFmt w:val="bullet"/>
+      <w:lvlText w:val=""/>
+      <w:lvlJc w:val="left"/>
+      <w:pPr>
+        <w:tabs>
+          <w:tab w:val="num" w:pos="6480"/>
+        </w:tabs>
+        <w:ind w:left="6480" w:hanging="360"/>
+      </w:pPr>
+      <w:rPr>
+        <w:rFonts w:ascii="Wingdings" w:hAnsi="Wingdings" w:hint="default"/>
+        <w:sz w:val="20"/>
+      </w:rPr>
+    </w:lvl>
+  </w:abstractNum>
+  <w:abstractNum w:abstractNumId="14" w15:restartNumberingAfterBreak="0">
+    <w:nsid w:val="60AB3BB1"/>
+    <w:multiLevelType w:val="hybridMultilevel"/>
+    <w:tmpl w:val="8244EE0E"/>
+    <w:lvl w:ilvl="0" w:tplc="04090001">
+      <w:start w:val="1"/>
+      <w:numFmt w:val="bullet"/>
+      <w:lvlText w:val=""/>
+      <w:lvlJc w:val="left"/>
+      <w:pPr>
+        <w:ind w:left="720" w:hanging="360"/>
+      </w:pPr>
+      <w:rPr>
+        <w:rFonts w:ascii="Symbol" w:hAnsi="Symbol" w:hint="default"/>
+      </w:rPr>
+    </w:lvl>
+    <w:lvl w:ilvl="1" w:tplc="04090003" w:tentative="1">
+      <w:start w:val="1"/>
+      <w:numFmt w:val="bullet"/>
+      <w:lvlText w:val="o"/>
+      <w:lvlJc w:val="left"/>
+      <w:pPr>
+        <w:ind w:left="1440" w:hanging="360"/>
+      </w:pPr>
+      <w:rPr>
+        <w:rFonts w:ascii="Courier New" w:hAnsi="Courier New" w:cs="Courier New" w:hint="default"/>
+      </w:rPr>
+    </w:lvl>
+    <w:lvl w:ilvl="2" w:tplc="04090005" w:tentative="1">
+      <w:start w:val="1"/>
+      <w:numFmt w:val="bullet"/>
+      <w:lvlText w:val=""/>
+      <w:lvlJc w:val="left"/>
+      <w:pPr>
+        <w:ind w:left="2160" w:hanging="360"/>
+      </w:pPr>
+      <w:rPr>
+        <w:rFonts w:ascii="Wingdings" w:hAnsi="Wingdings" w:hint="default"/>
+      </w:rPr>
+    </w:lvl>
+    <w:lvl w:ilvl="3" w:tplc="04090001" w:tentative="1">
+      <w:start w:val="1"/>
+      <w:numFmt w:val="bullet"/>
+      <w:lvlText w:val=""/>
+      <w:lvlJc w:val="left"/>
+      <w:pPr>
+        <w:ind w:left="2880" w:hanging="360"/>
+      </w:pPr>
+      <w:rPr>
+        <w:rFonts w:ascii="Symbol" w:hAnsi="Symbol" w:hint="default"/>
+      </w:rPr>
+    </w:lvl>
+    <w:lvl w:ilvl="4" w:tplc="04090003" w:tentative="1">
+      <w:start w:val="1"/>
+      <w:numFmt w:val="bullet"/>
+      <w:lvlText w:val="o"/>
+      <w:lvlJc w:val="left"/>
+      <w:pPr>
+        <w:ind w:left="3600" w:hanging="360"/>
+      </w:pPr>
+      <w:rPr>
+        <w:rFonts w:ascii="Courier New" w:hAnsi="Courier New" w:cs="Courier New" w:hint="default"/>
+      </w:rPr>
+    </w:lvl>
+    <w:lvl w:ilvl="5" w:tplc="04090005" w:tentative="1">
+      <w:start w:val="1"/>
+      <w:numFmt w:val="bullet"/>
+      <w:lvlText w:val=""/>
+      <w:lvlJc w:val="left"/>
+      <w:pPr>
+        <w:ind w:left="4320" w:hanging="360"/>
+      </w:pPr>
+      <w:rPr>
+        <w:rFonts w:ascii="Wingdings" w:hAnsi="Wingdings" w:hint="default"/>
+      </w:rPr>
+    </w:lvl>
+    <w:lvl w:ilvl="6" w:tplc="04090001" w:tentative="1">
+      <w:start w:val="1"/>
+      <w:numFmt w:val="bullet"/>
+      <w:lvlText w:val=""/>
+      <w:lvlJc w:val="left"/>
+      <w:pPr>
+        <w:ind w:left="5040" w:hanging="360"/>
+      </w:pPr>
+      <w:rPr>
+        <w:rFonts w:ascii="Symbol" w:hAnsi="Symbol" w:hint="default"/>
+      </w:rPr>
+    </w:lvl>
+    <w:lvl w:ilvl="7" w:tplc="04090003" w:tentative="1">
+      <w:start w:val="1"/>
+      <w:numFmt w:val="bullet"/>
+      <w:lvlText w:val="o"/>
+      <w:lvlJc w:val="left"/>
+      <w:pPr>
+        <w:ind w:left="5760" w:hanging="360"/>
+      </w:pPr>
+      <w:rPr>
+        <w:rFonts w:ascii="Courier New" w:hAnsi="Courier New" w:cs="Courier New" w:hint="default"/>
+      </w:rPr>
+    </w:lvl>
+    <w:lvl w:ilvl="8" w:tplc="04090005" w:tentative="1">
+      <w:start w:val="1"/>
+      <w:numFmt w:val="bullet"/>
+      <w:lvlText w:val=""/>
+      <w:lvlJc w:val="left"/>
+      <w:pPr>
+        <w:ind w:left="6480" w:hanging="360"/>
+      </w:pPr>
+      <w:rPr>
+        <w:rFonts w:ascii="Wingdings" w:hAnsi="Wingdings" w:hint="default"/>
+      </w:rPr>
+    </w:lvl>
+  </w:abstractNum>
+  <w:abstractNum w:abstractNumId="15" w15:restartNumberingAfterBreak="0">
+    <w:nsid w:val="6BC06019"/>
+    <w:multiLevelType w:val="multilevel"/>
+    <w:tmpl w:val="F118BDB0"/>
+    <w:lvl w:ilvl="0">
+      <w:start w:val="1"/>
+      <w:numFmt w:val="decimal"/>
+      <w:lvlText w:val="%1.0"/>
+      <w:lvlJc w:val="left"/>
+      <w:pPr>
+        <w:ind w:left="480" w:hanging="480"/>
+      </w:pPr>
+      <w:rPr>
+        <w:rFonts w:hint="default"/>
+      </w:rPr>
+    </w:lvl>
+    <w:lvl w:ilvl="1">
+      <w:start w:val="1"/>
+      <w:numFmt w:val="decimal"/>
+      <w:lvlText w:val="%1.%2"/>
+      <w:lvlJc w:val="left"/>
+      <w:pPr>
+        <w:ind w:left="1200" w:hanging="480"/>
+      </w:pPr>
+      <w:rPr>
+        <w:rFonts w:hint="default"/>
+      </w:rPr>
+    </w:lvl>
+    <w:lvl w:ilvl="2">
+      <w:start w:val="1"/>
+      <w:numFmt w:val="decimal"/>
+      <w:lvlText w:val="%1.%2.%3"/>
+      <w:lvlJc w:val="left"/>
+      <w:pPr>
+        <w:ind w:left="2160" w:hanging="720"/>
+      </w:pPr>
+      <w:rPr>
+        <w:rFonts w:hint="default"/>
+      </w:rPr>
+    </w:lvl>
+    <w:lvl w:ilvl="3">
+      <w:start w:val="1"/>
+      <w:numFmt w:val="decimal"/>
+      <w:lvlText w:val="%1.%2.%3.%4"/>
+      <w:lvlJc w:val="left"/>
+      <w:pPr>
+        <w:ind w:left="2880" w:hanging="720"/>
+      </w:pPr>
+      <w:rPr>
+        <w:rFonts w:hint="default"/>
+      </w:rPr>
+    </w:lvl>
+    <w:lvl w:ilvl="4">
+      <w:start w:val="1"/>
+      <w:numFmt w:val="decimal"/>
+      <w:lvlText w:val="%1.%2.%3.%4.%5"/>
+      <w:lvlJc w:val="left"/>
+      <w:pPr>
+        <w:ind w:left="3960" w:hanging="1080"/>
+      </w:pPr>
+      <w:rPr>
+        <w:rFonts w:hint="default"/>
+      </w:rPr>
+    </w:lvl>
+    <w:lvl w:ilvl="5">
+      <w:start w:val="1"/>
+      <w:numFmt w:val="decimal"/>
+      <w:lvlText w:val="%1.%2.%3.%4.%5.%6"/>
+      <w:lvlJc w:val="left"/>
+      <w:pPr>
+        <w:ind w:left="4680" w:hanging="1080"/>
+      </w:pPr>
+      <w:rPr>
+        <w:rFonts w:hint="default"/>
+      </w:rPr>
+    </w:lvl>
+    <w:lvl w:ilvl="6">
+      <w:start w:val="1"/>
+      <w:numFmt w:val="decimal"/>
+      <w:lvlText w:val="%1.%2.%3.%4.%5.%6.%7"/>
+      <w:lvlJc w:val="left"/>
+      <w:pPr>
+        <w:ind w:left="5760" w:hanging="1440"/>
+      </w:pPr>
+      <w:rPr>
+        <w:rFonts w:hint="default"/>
+      </w:rPr>
+    </w:lvl>
+    <w:lvl w:ilvl="7">
+      <w:start w:val="1"/>
+      <w:numFmt w:val="decimal"/>
+      <w:lvlText w:val="%1.%2.%3.%4.%5.%6.%7.%8"/>
+      <w:lvlJc w:val="left"/>
+      <w:pPr>
+        <w:ind w:left="6480" w:hanging="1440"/>
+      </w:pPr>
+      <w:rPr>
+        <w:rFonts w:hint="default"/>
+      </w:rPr>
+    </w:lvl>
+    <w:lvl w:ilvl="8">
+      <w:start w:val="1"/>
+      <w:numFmt w:val="decimal"/>
+      <w:lvlText w:val="%1.%2.%3.%4.%5.%6.%7.%8.%9"/>
+      <w:lvlJc w:val="left"/>
+      <w:pPr>
+        <w:ind w:left="7200" w:hanging="1440"/>
+      </w:pPr>
+      <w:rPr>
+        <w:rFonts w:hint="default"/>
+      </w:rPr>
+    </w:lvl>
+  </w:abstractNum>
+  <w:abstractNum w:abstractNumId="16" w15:restartNumberingAfterBreak="0">
+    <w:nsid w:val="6E9101BC"/>
+    <w:multiLevelType w:val="multilevel"/>
+    <w:tmpl w:val="845C561A"/>
+    <w:lvl w:ilvl="0">
+      <w:start w:val="1"/>
+      <w:numFmt w:val="decimal"/>
+      <w:lvlText w:val="%1."/>
+      <w:lvlJc w:val="left"/>
+      <w:pPr>
+        <w:tabs>
+          <w:tab w:val="num" w:pos="720"/>
+        </w:tabs>
+        <w:ind w:left="720" w:hanging="360"/>
+      </w:pPr>
+    </w:lvl>
+    <w:lvl w:ilvl="1" w:tentative="1">
+      <w:start w:val="1"/>
+      <w:numFmt w:val="decimal"/>
+      <w:lvlText w:val="%2."/>
+      <w:lvlJc w:val="left"/>
+      <w:pPr>
+        <w:tabs>
+          <w:tab w:val="num" w:pos="1440"/>
+        </w:tabs>
+        <w:ind w:left="1440" w:hanging="360"/>
+      </w:pPr>
+    </w:lvl>
+    <w:lvl w:ilvl="2" w:tentative="1">
+      <w:start w:val="1"/>
+      <w:numFmt w:val="decimal"/>
+      <w:lvlText w:val="%3."/>
+      <w:lvlJc w:val="left"/>
+      <w:pPr>
+        <w:tabs>
+          <w:tab w:val="num" w:pos="2160"/>
+        </w:tabs>
+        <w:ind w:left="2160" w:hanging="360"/>
+      </w:pPr>
+    </w:lvl>
+    <w:lvl w:ilvl="3" w:tentative="1">
+      <w:start w:val="1"/>
+      <w:numFmt w:val="decimal"/>
+      <w:lvlText w:val="%4."/>
+      <w:lvlJc w:val="left"/>
+      <w:pPr>
+        <w:tabs>
+          <w:tab w:val="num" w:pos="2880"/>
+        </w:tabs>
+        <w:ind w:left="2880" w:hanging="360"/>
+      </w:pPr>
+    </w:lvl>
+    <w:lvl w:ilvl="4" w:tentative="1">
+      <w:start w:val="1"/>
+      <w:numFmt w:val="decimal"/>
+      <w:lvlText w:val="%5."/>
+      <w:lvlJc w:val="left"/>
+      <w:pPr>
+        <w:tabs>
+          <w:tab w:val="num" w:pos="3600"/>
+        </w:tabs>
+        <w:ind w:left="3600" w:hanging="360"/>
+      </w:pPr>
+    </w:lvl>
+    <w:lvl w:ilvl="5" w:tentative="1">
+      <w:start w:val="1"/>
+      <w:numFmt w:val="decimal"/>
+      <w:lvlText w:val="%6."/>
+      <w:lvlJc w:val="left"/>
+      <w:pPr>
+        <w:tabs>
+          <w:tab w:val="num" w:pos="4320"/>
+        </w:tabs>
+        <w:ind w:left="4320" w:hanging="360"/>
+      </w:pPr>
+    </w:lvl>
+    <w:lvl w:ilvl="6" w:tentative="1">
+      <w:start w:val="1"/>
+      <w:numFmt w:val="decimal"/>
+      <w:lvlText w:val="%7."/>
+      <w:lvlJc w:val="left"/>
+      <w:pPr>
+        <w:tabs>
+          <w:tab w:val="num" w:pos="5040"/>
+        </w:tabs>
+        <w:ind w:left="5040" w:hanging="360"/>
+      </w:pPr>
+    </w:lvl>
+    <w:lvl w:ilvl="7" w:tentative="1">
+      <w:start w:val="1"/>
+      <w:numFmt w:val="decimal"/>
+      <w:lvlText w:val="%8."/>
+      <w:lvlJc w:val="left"/>
+      <w:pPr>
+        <w:tabs>
+          <w:tab w:val="num" w:pos="5760"/>
+        </w:tabs>
+        <w:ind w:left="5760" w:hanging="360"/>
+      </w:pPr>
+    </w:lvl>
+    <w:lvl w:ilvl="8" w:tentative="1">
+      <w:start w:val="1"/>
+      <w:numFmt w:val="decimal"/>
+      <w:lvlText w:val="%9."/>
+      <w:lvlJc w:val="left"/>
+      <w:pPr>
+        <w:tabs>
+          <w:tab w:val="num" w:pos="6480"/>
+        </w:tabs>
+        <w:ind w:left="6480" w:hanging="360"/>
+      </w:pPr>
+    </w:lvl>
+  </w:abstractNum>
+  <w:abstractNum w:abstractNumId="17" w15:restartNumberingAfterBreak="0">
+    <w:nsid w:val="76555B03"/>
+    <w:multiLevelType w:val="hybridMultilevel"/>
+    <w:tmpl w:val="B6E04A16"/>
+    <w:lvl w:ilvl="0" w:tplc="0409000F">
+      <w:start w:val="1"/>
+      <w:numFmt w:val="decimal"/>
+      <w:lvlText w:val="%1."/>
+      <w:lvlJc w:val="left"/>
+      <w:pPr>
+        <w:ind w:left="1010" w:hanging="360"/>
+      </w:pPr>
+    </w:lvl>
+    <w:lvl w:ilvl="1" w:tplc="04090019" w:tentative="1">
+      <w:start w:val="1"/>
+      <w:numFmt w:val="lowerLetter"/>
+      <w:lvlText w:val="%2."/>
+      <w:lvlJc w:val="left"/>
+      <w:pPr>
+        <w:ind w:left="1730" w:hanging="360"/>
+      </w:pPr>
+    </w:lvl>
+    <w:lvl w:ilvl="2" w:tplc="0409001B" w:tentative="1">
+      <w:start w:val="1"/>
+      <w:numFmt w:val="lowerRoman"/>
+      <w:lvlText w:val="%3."/>
+      <w:lvlJc w:val="right"/>
+      <w:pPr>
+        <w:ind w:left="2450" w:hanging="180"/>
+      </w:pPr>
+    </w:lvl>
+    <w:lvl w:ilvl="3" w:tplc="0409000F" w:tentative="1">
+      <w:start w:val="1"/>
+      <w:numFmt w:val="decimal"/>
+      <w:lvlText w:val="%4."/>
+      <w:lvlJc w:val="left"/>
+      <w:pPr>
+        <w:ind w:left="3170" w:hanging="360"/>
+      </w:pPr>
+    </w:lvl>
+    <w:lvl w:ilvl="4" w:tplc="04090019" w:tentative="1">
+      <w:start w:val="1"/>
+      <w:numFmt w:val="lowerLetter"/>
+      <w:lvlText w:val="%5."/>
+      <w:lvlJc w:val="left"/>
+      <w:pPr>
+        <w:ind w:left="3890" w:hanging="360"/>
+      </w:pPr>
+    </w:lvl>
+    <w:lvl w:ilvl="5" w:tplc="0409001B" w:tentative="1">
+      <w:start w:val="1"/>
+      <w:numFmt w:val="lowerRoman"/>
+      <w:lvlText w:val="%6."/>
+      <w:lvlJc w:val="right"/>
+      <w:pPr>
+        <w:ind w:left="4610" w:hanging="180"/>
+      </w:pPr>
+    </w:lvl>
+    <w:lvl w:ilvl="6" w:tplc="0409000F" w:tentative="1">
+      <w:start w:val="1"/>
+      <w:numFmt w:val="decimal"/>
+      <w:lvlText w:val="%7."/>
+      <w:lvlJc w:val="left"/>
+      <w:pPr>
+        <w:ind w:left="5330" w:hanging="360"/>
+      </w:pPr>
+    </w:lvl>
+    <w:lvl w:ilvl="7" w:tplc="04090019" w:tentative="1">
+      <w:start w:val="1"/>
+      <w:numFmt w:val="lowerLetter"/>
+      <w:lvlText w:val="%8."/>
+      <w:lvlJc w:val="left"/>
+      <w:pPr>
+        <w:ind w:left="6050" w:hanging="360"/>
+      </w:pPr>
+    </w:lvl>
+    <w:lvl w:ilvl="8" w:tplc="0409001B" w:tentative="1">
+      <w:start w:val="1"/>
+      <w:numFmt w:val="lowerRoman"/>
+      <w:lvlText w:val="%9."/>
+      <w:lvlJc w:val="right"/>
+      <w:pPr>
+        <w:ind w:left="6770" w:hanging="180"/>
+      </w:pPr>
+    </w:lvl>
+  </w:abstractNum>
+  <w:abstractNum w:abstractNumId="18" w15:restartNumberingAfterBreak="0">
+    <w:nsid w:val="774E466A"/>
+    <w:multiLevelType w:val="multilevel"/>
+    <w:tmpl w:val="5D4C82CA"/>
+    <w:lvl w:ilvl="0">
+      <w:start w:val="1"/>
+      <w:numFmt w:val="decimal"/>
+      <w:pStyle w:val="Heading1"/>
+      <w:lvlText w:val="%1"/>
+      <w:lvlJc w:val="left"/>
+      <w:pPr>
+        <w:ind w:left="432" w:hanging="432"/>
+      </w:pPr>
+    </w:lvl>
+    <w:lvl w:ilvl="1">
+      <w:start w:val="1"/>
+      <w:numFmt w:val="decimal"/>
+      <w:pStyle w:val="Heading2"/>
+      <w:lvlText w:val="%1.%2"/>
+      <w:lvlJc w:val="left"/>
+      <w:pPr>
+        <w:ind w:left="576" w:hanging="576"/>
+      </w:pPr>
+    </w:lvl>
+    <w:lvl w:ilvl="2">
+      <w:start w:val="1"/>
+      <w:numFmt w:val="decimal"/>
+      <w:pStyle w:val="Heading3"/>
+      <w:lvlText w:val="%1.%2.%3"/>
+      <w:lvlJc w:val="left"/>
+      <w:pPr>
+        <w:ind w:left="720" w:hanging="720"/>
+      </w:pPr>
+    </w:lvl>
+    <w:lvl w:ilvl="3">
+      <w:start w:val="1"/>
+      <w:numFmt w:val="decimal"/>
+      <w:pStyle w:val="Heading4"/>
+      <w:lvlText w:val="%1.%2.%3.%4"/>
+      <w:lvlJc w:val="left"/>
+      <w:pPr>
+        <w:ind w:left="864" w:hanging="864"/>
+      </w:pPr>
+    </w:lvl>
+    <w:lvl w:ilvl="4">
+      <w:start w:val="1"/>
+      <w:numFmt w:val="decimal"/>
+      <w:pStyle w:val="Heading5"/>
+      <w:lvlText w:val="%1.%2.%3.%4.%5"/>
+      <w:lvlJc w:val="left"/>
+      <w:pPr>
+        <w:ind w:left="1008" w:hanging="1008"/>
+      </w:pPr>
+    </w:lvl>
+    <w:lvl w:ilvl="5">
+      <w:start w:val="1"/>
+      <w:numFmt w:val="decimal"/>
+      <w:pStyle w:val="Heading6"/>
+      <w:lvlText w:val="%1.%2.%3.%4.%5.%6"/>
+      <w:lvlJc w:val="left"/>
+      <w:pPr>
+        <w:ind w:left="1152" w:hanging="1152"/>
+      </w:pPr>
+    </w:lvl>
+    <w:lvl w:ilvl="6">
+      <w:start w:val="1"/>
+      <w:numFmt w:val="decimal"/>
+      <w:pStyle w:val="Heading7"/>
+      <w:lvlText w:val="%1.%2.%3.%4.%5.%6.%7"/>
+      <w:lvlJc w:val="left"/>
+      <w:pPr>
+        <w:ind w:left="1296" w:hanging="1296"/>
+      </w:pPr>
+    </w:lvl>
+    <w:lvl w:ilvl="7">
+      <w:start w:val="1"/>
+      <w:numFmt w:val="decimal"/>
+      <w:pStyle w:val="Heading8"/>
+      <w:lvlText w:val="%1.%2.%3.%4.%5.%6.%7.%8"/>
+      <w:lvlJc w:val="left"/>
+      <w:pPr>
+        <w:ind w:left="1440" w:hanging="1440"/>
+      </w:pPr>
+    </w:lvl>
+    <w:lvl w:ilvl="8">
+      <w:start w:val="1"/>
+      <w:numFmt w:val="decimal"/>
+      <w:pStyle w:val="Heading9"/>
+      <w:lvlText w:val="%1.%2.%3.%4.%5.%6.%7.%8.%9"/>
+      <w:lvlJc w:val="left"/>
+      <w:pPr>
+        <w:ind w:left="1584" w:hanging="1584"/>
+      </w:pPr>
+    </w:lvl>
+  </w:abstractNum>
+  <w:abstractNum w:abstractNumId="19" w15:restartNumberingAfterBreak="0">
+    <w:nsid w:val="77E443AB"/>
+    <w:multiLevelType w:val="multilevel"/>
+    <w:tmpl w:val="0409001F"/>
+    <w:lvl w:ilvl="0">
+      <w:start w:val="1"/>
+      <w:numFmt w:val="decimal"/>
+      <w:lvlText w:val="%1."/>
+      <w:lvlJc w:val="left"/>
+      <w:pPr>
+        <w:ind w:left="360" w:hanging="360"/>
+      </w:pPr>
+    </w:lvl>
+    <w:lvl w:ilvl="1">
+      <w:start w:val="1"/>
+      <w:numFmt w:val="decimal"/>
+      <w:lvlText w:val="%1.%2."/>
+      <w:lvlJc w:val="left"/>
+      <w:pPr>
+        <w:ind w:left="792" w:hanging="432"/>
+      </w:pPr>
+    </w:lvl>
+    <w:lvl w:ilvl="2">
+      <w:start w:val="1"/>
+      <w:numFmt w:val="decimal"/>
+      <w:lvlText w:val="%1.%2.%3."/>
+      <w:lvlJc w:val="left"/>
+      <w:pPr>
+        <w:ind w:left="1224" w:hanging="504"/>
+      </w:pPr>
+    </w:lvl>
+    <w:lvl w:ilvl="3">
+      <w:start w:val="1"/>
+      <w:numFmt w:val="decimal"/>
+      <w:lvlText w:val="%1.%2.%3.%4."/>
+      <w:lvlJc w:val="left"/>
+      <w:pPr>
+        <w:ind w:left="1728" w:hanging="648"/>
+      </w:pPr>
+    </w:lvl>
+    <w:lvl w:ilvl="4">
+      <w:start w:val="1"/>
+      <w:numFmt w:val="decimal"/>
+      <w:lvlText w:val="%1.%2.%3.%4.%5."/>
+      <w:lvlJc w:val="left"/>
+      <w:pPr>
+        <w:ind w:left="2232" w:hanging="792"/>
+      </w:pPr>
+    </w:lvl>
+    <w:lvl w:ilvl="5">
+      <w:start w:val="1"/>
+      <w:numFmt w:val="decimal"/>
+      <w:lvlText w:val="%1.%2.%3.%4.%5.%6."/>
+      <w:lvlJc w:val="left"/>
+      <w:pPr>
+        <w:ind w:left="2736" w:hanging="936"/>
+      </w:pPr>
+    </w:lvl>
+    <w:lvl w:ilvl="6">
+      <w:start w:val="1"/>
+      <w:numFmt w:val="decimal"/>
+      <w:lvlText w:val="%1.%2.%3.%4.%5.%6.%7."/>
+      <w:lvlJc w:val="left"/>
+      <w:pPr>
+        <w:ind w:left="3240" w:hanging="1080"/>
+      </w:pPr>
+    </w:lvl>
+    <w:lvl w:ilvl="7">
+      <w:start w:val="1"/>
+      <w:numFmt w:val="decimal"/>
+      <w:lvlText w:val="%1.%2.%3.%4.%5.%6.%7.%8."/>
+      <w:lvlJc w:val="left"/>
+      <w:pPr>
+        <w:ind w:left="3744" w:hanging="1224"/>
+      </w:pPr>
+    </w:lvl>
+    <w:lvl w:ilvl="8">
+      <w:start w:val="1"/>
+      <w:numFmt w:val="decimal"/>
+      <w:lvlText w:val="%1.%2.%3.%4.%5.%6.%7.%8.%9."/>
+      <w:lvlJc w:val="left"/>
+      <w:pPr>
+        <w:ind w:left="4320" w:hanging="1440"/>
+      </w:pPr>
+    </w:lvl>
+  </w:abstractNum>
+  <w:num w:numId="1" w16cid:durableId="1145387749">
+    <w:abstractNumId w:val="15"/>
+  </w:num>
+  <w:num w:numId="2" w16cid:durableId="679509473">
+    <w:abstractNumId w:val="2"/>
+  </w:num>
+  <w:num w:numId="3" w16cid:durableId="388192296">
+    <w:abstractNumId w:val="9"/>
+  </w:num>
+  <w:num w:numId="4" w16cid:durableId="872763374">
+    <w:abstractNumId w:val="7"/>
+  </w:num>
+  <w:num w:numId="5" w16cid:durableId="1665471014">
+    <w:abstractNumId w:val="17"/>
+  </w:num>
+  <w:num w:numId="6" w16cid:durableId="193463074">
+    <w:abstractNumId w:val="10"/>
+  </w:num>
+  <w:num w:numId="7" w16cid:durableId="20517201">
+    <w:abstractNumId w:val="3"/>
+  </w:num>
+  <w:num w:numId="8" w16cid:durableId="430047238">
+    <w:abstractNumId w:val="5"/>
+  </w:num>
+  <w:num w:numId="9" w16cid:durableId="805590383">
+    <w:abstractNumId w:val="12"/>
+  </w:num>
+  <w:num w:numId="10" w16cid:durableId="1749500247">
+    <w:abstractNumId w:val="18"/>
+  </w:num>
+  <w:num w:numId="11" w16cid:durableId="1012684041">
+    <w:abstractNumId w:val="19"/>
+  </w:num>
+  <w:num w:numId="12" w16cid:durableId="1099645590">
+    <w:abstractNumId w:val="8"/>
+  </w:num>
+  <w:num w:numId="13" w16cid:durableId="1724793321">
+    <w:abstractNumId w:val="0"/>
+  </w:num>
+  <w:num w:numId="14" w16cid:durableId="407535516">
+    <w:abstractNumId w:val="14"/>
+  </w:num>
+  <w:num w:numId="15" w16cid:durableId="903638273">
+    <w:abstractNumId w:val="1"/>
+  </w:num>
+  <w:num w:numId="16" w16cid:durableId="1153066037">
+    <w:abstractNumId w:val="11"/>
+  </w:num>
+  <w:num w:numId="17" w16cid:durableId="1786272408">
+    <w:abstractNumId w:val="13"/>
+  </w:num>
+  <w:num w:numId="18" w16cid:durableId="981471263">
+    <w:abstractNumId w:val="4"/>
+  </w:num>
+  <w:num w:numId="19" w16cid:durableId="1052970996">
+    <w:abstractNumId w:val="16"/>
+  </w:num>
+  <w:num w:numId="20" w16cid:durableId="840200053">
+    <w:abstractNumId w:val="6"/>
+  </w:num>
+</w:numbering>
+</file>
+
 <file path=word/styles.xml><?xml version="1.0" encoding="utf-8"?>
-<w:styles xmlns:mc="http://schemas.openxmlformats.org/markup-compatibility/2006" xmlns:r="http://schemas.openxmlformats.org/officeDocument/2006/relationships" xmlns:w="http://schemas.openxmlformats.org/wordprocessingml/2006/main" xmlns:w14="http://schemas.microsoft.com/office/word/2010/wordml" xmlns:w15="http://schemas.microsoft.com/office/word/2012/wordml" mc:Ignorable="w14 w15">
+<w:styles xmlns:mc="http://schemas.openxmlformats.org/markup-compatibility/2006" xmlns:r="http://schemas.openxmlformats.org/officeDocument/2006/relationships" xmlns:w="http://schemas.openxmlformats.org/wordprocessingml/2006/main" xmlns:w14="http://schemas.microsoft.com/office/word/2010/wordml" xmlns:w15="http://schemas.microsoft.com/office/word/2012/wordml" xmlns:w16cex="http://schemas.microsoft.com/office/word/2018/wordml/cex" xmlns:w16cid="http://schemas.microsoft.com/office/word/2016/wordml/cid" xmlns:w16="http://schemas.microsoft.com/office/word/2018/wordml" xmlns:w16du="http://schemas.microsoft.com/office/word/2023/wordml/word16du" xmlns:w16sdtdh="http://schemas.microsoft.com/office/word/2020/wordml/sdtdatahash" xmlns:w16sdtfl="http://schemas.microsoft.com/office/word/2024/wordml/sdtformatlock" xmlns:w16se="http://schemas.microsoft.com/office/word/2015/wordml/symex" mc:Ignorable="w14 w15 w16se w16cid w16 w16cex w16sdtdh w16sdtfl w16du">
   <w:docDefaults>
     <w:rPrDefault>
       <w:rPr>
@@ -36,7 +7999,7 @@
       </w:pPr>
     </w:pPrDefault>
   </w:docDefaults>
-  <w:latentStyles w:defLockedState="0" w:defUIPriority="99" w:defSemiHidden="0" w:defUnhideWhenUsed="0" w:defQFormat="0" w:count="371">
+  <w:latentStyles w:defLockedState="0" w:defUIPriority="99" w:defSemiHidden="0" w:defUnhideWhenUsed="0" w:defQFormat="0" w:count="376">
     <w:lsdException w:name="Normal" w:uiPriority="0" w:qFormat="1"/>
     <w:lsdException w:name="heading 1" w:uiPriority="9" w:qFormat="1"/>
     <w:lsdException w:name="heading 2" w:semiHidden="1" w:uiPriority="9" w:unhideWhenUsed="1" w:qFormat="1"/>
@@ -103,7 +8066,7 @@
     <w:lsdException w:name="Closing" w:semiHidden="1" w:unhideWhenUsed="1"/>
     <w:lsdException w:name="Signature" w:semiHidden="1" w:unhideWhenUsed="1"/>
     <w:lsdException w:name="Default Paragraph Font" w:semiHidden="1" w:uiPriority="1" w:unhideWhenUsed="1"/>
-    <w:lsdException w:name="Body Text" w:semiHidden="1" w:unhideWhenUsed="1"/>
+    <w:lsdException w:name="Body Text" w:semiHidden="1" w:uiPriority="1" w:unhideWhenUsed="1" w:qFormat="1"/>
     <w:lsdException w:name="Body Text Indent" w:semiHidden="1" w:unhideWhenUsed="1"/>
     <w:lsdException w:name="List Continue" w:semiHidden="1" w:unhideWhenUsed="1"/>
     <w:lsdException w:name="List Continue 2" w:semiHidden="1" w:unhideWhenUsed="1"/>
@@ -408,10 +8371,256 @@
     <w:lsdException w:name="List Table 5 Dark Accent 6" w:uiPriority="50"/>
     <w:lsdException w:name="List Table 6 Colorful Accent 6" w:uiPriority="51"/>
     <w:lsdException w:name="List Table 7 Colorful Accent 6" w:uiPriority="52"/>
+    <w:lsdException w:name="Mention" w:semiHidden="1" w:unhideWhenUsed="1"/>
+    <w:lsdException w:name="Smart Hyperlink" w:semiHidden="1" w:unhideWhenUsed="1"/>
+    <w:lsdException w:name="Hashtag" w:semiHidden="1" w:unhideWhenUsed="1"/>
+    <w:lsdException w:name="Unresolved Mention" w:semiHidden="1" w:unhideWhenUsed="1"/>
+    <w:lsdException w:name="Smart Link" w:semiHidden="1" w:unhideWhenUsed="1"/>
   </w:latentStyles>
   <w:style w:type="paragraph" w:default="1" w:styleId="Normal">
     <w:name w:val="Normal"/>
     <w:qFormat/>
+    <w:rsid w:val="003258BD"/>
+  </w:style>
+  <w:style w:type="paragraph" w:styleId="Heading1">
+    <w:name w:val="heading 1"/>
+    <w:basedOn w:val="Normal"/>
+    <w:next w:val="Normal"/>
+    <w:link w:val="Heading1Char"/>
+    <w:uiPriority w:val="9"/>
+    <w:qFormat/>
+    <w:rsid w:val="00003BD9"/>
+    <w:pPr>
+      <w:keepNext/>
+      <w:keepLines/>
+      <w:numPr>
+        <w:numId w:val="10"/>
+      </w:numPr>
+      <w:spacing w:before="240" w:after="0"/>
+      <w:outlineLvl w:val="0"/>
+    </w:pPr>
+    <w:rPr>
+      <w:rFonts w:asciiTheme="majorBidi" w:eastAsiaTheme="majorEastAsia" w:hAnsiTheme="majorBidi" w:cstheme="majorBidi"/>
+      <w:b/>
+      <w:color w:val="000000" w:themeColor="text1"/>
+      <w:sz w:val="32"/>
+      <w:szCs w:val="32"/>
+    </w:rPr>
+  </w:style>
+  <w:style w:type="paragraph" w:styleId="Heading2">
+    <w:name w:val="heading 2"/>
+    <w:basedOn w:val="Normal"/>
+    <w:link w:val="Heading2Char"/>
+    <w:uiPriority w:val="9"/>
+    <w:unhideWhenUsed/>
+    <w:qFormat/>
+    <w:rsid w:val="002843F5"/>
+    <w:pPr>
+      <w:widowControl w:val="0"/>
+      <w:numPr>
+        <w:ilvl w:val="1"/>
+        <w:numId w:val="10"/>
+      </w:numPr>
+      <w:autoSpaceDE w:val="0"/>
+      <w:autoSpaceDN w:val="0"/>
+      <w:spacing w:after="0" w:line="240" w:lineRule="auto"/>
+      <w:ind w:right="648"/>
+      <w:outlineLvl w:val="1"/>
+    </w:pPr>
+    <w:rPr>
+      <w:rFonts w:ascii="Times New Roman" w:eastAsia="Times New Roman" w:hAnsi="Times New Roman" w:cs="Times New Roman"/>
+      <w:b/>
+      <w:bCs/>
+      <w:sz w:val="32"/>
+      <w:szCs w:val="32"/>
+    </w:rPr>
+  </w:style>
+  <w:style w:type="paragraph" w:styleId="Heading3">
+    <w:name w:val="heading 3"/>
+    <w:basedOn w:val="Normal"/>
+    <w:next w:val="Normal"/>
+    <w:link w:val="Heading3Char"/>
+    <w:uiPriority w:val="9"/>
+    <w:unhideWhenUsed/>
+    <w:qFormat/>
+    <w:rsid w:val="001D5ECF"/>
+    <w:pPr>
+      <w:keepNext/>
+      <w:keepLines/>
+      <w:numPr>
+        <w:ilvl w:val="2"/>
+        <w:numId w:val="10"/>
+      </w:numPr>
+      <w:spacing w:before="40" w:after="0"/>
+      <w:outlineLvl w:val="2"/>
+    </w:pPr>
+    <w:rPr>
+      <w:rFonts w:asciiTheme="majorBidi" w:eastAsiaTheme="majorEastAsia" w:hAnsiTheme="majorBidi" w:cstheme="majorBidi"/>
+      <w:b/>
+      <w:color w:val="000000" w:themeColor="text1"/>
+      <w:sz w:val="28"/>
+      <w:szCs w:val="24"/>
+    </w:rPr>
+  </w:style>
+  <w:style w:type="paragraph" w:styleId="Heading4">
+    <w:name w:val="heading 4"/>
+    <w:basedOn w:val="Normal"/>
+    <w:next w:val="Normal"/>
+    <w:link w:val="Heading4Char"/>
+    <w:uiPriority w:val="9"/>
+    <w:semiHidden/>
+    <w:unhideWhenUsed/>
+    <w:qFormat/>
+    <w:rsid w:val="004258B7"/>
+    <w:pPr>
+      <w:keepNext/>
+      <w:keepLines/>
+      <w:numPr>
+        <w:ilvl w:val="3"/>
+        <w:numId w:val="10"/>
+      </w:numPr>
+      <w:spacing w:before="40" w:after="0"/>
+      <w:outlineLvl w:val="3"/>
+    </w:pPr>
+    <w:rPr>
+      <w:rFonts w:asciiTheme="majorHAnsi" w:eastAsiaTheme="majorEastAsia" w:hAnsiTheme="majorHAnsi" w:cstheme="majorBidi"/>
+      <w:i/>
+      <w:iCs/>
+      <w:color w:val="2E74B5" w:themeColor="accent1" w:themeShade="BF"/>
+    </w:rPr>
+  </w:style>
+  <w:style w:type="paragraph" w:styleId="Heading5">
+    <w:name w:val="heading 5"/>
+    <w:basedOn w:val="Normal"/>
+    <w:next w:val="Normal"/>
+    <w:link w:val="Heading5Char"/>
+    <w:uiPriority w:val="9"/>
+    <w:semiHidden/>
+    <w:unhideWhenUsed/>
+    <w:qFormat/>
+    <w:rsid w:val="004258B7"/>
+    <w:pPr>
+      <w:keepNext/>
+      <w:keepLines/>
+      <w:numPr>
+        <w:ilvl w:val="4"/>
+        <w:numId w:val="10"/>
+      </w:numPr>
+      <w:spacing w:before="40" w:after="0"/>
+      <w:outlineLvl w:val="4"/>
+    </w:pPr>
+    <w:rPr>
+      <w:rFonts w:asciiTheme="majorHAnsi" w:eastAsiaTheme="majorEastAsia" w:hAnsiTheme="majorHAnsi" w:cstheme="majorBidi"/>
+      <w:color w:val="2E74B5" w:themeColor="accent1" w:themeShade="BF"/>
+    </w:rPr>
+  </w:style>
+  <w:style w:type="paragraph" w:styleId="Heading6">
+    <w:name w:val="heading 6"/>
+    <w:basedOn w:val="Normal"/>
+    <w:next w:val="Normal"/>
+    <w:link w:val="Heading6Char"/>
+    <w:uiPriority w:val="9"/>
+    <w:semiHidden/>
+    <w:unhideWhenUsed/>
+    <w:qFormat/>
+    <w:rsid w:val="004258B7"/>
+    <w:pPr>
+      <w:keepNext/>
+      <w:keepLines/>
+      <w:numPr>
+        <w:ilvl w:val="5"/>
+        <w:numId w:val="10"/>
+      </w:numPr>
+      <w:spacing w:before="40" w:after="0"/>
+      <w:outlineLvl w:val="5"/>
+    </w:pPr>
+    <w:rPr>
+      <w:rFonts w:asciiTheme="majorHAnsi" w:eastAsiaTheme="majorEastAsia" w:hAnsiTheme="majorHAnsi" w:cstheme="majorBidi"/>
+      <w:color w:val="1F4D78" w:themeColor="accent1" w:themeShade="7F"/>
+    </w:rPr>
+  </w:style>
+  <w:style w:type="paragraph" w:styleId="Heading7">
+    <w:name w:val="heading 7"/>
+    <w:basedOn w:val="Normal"/>
+    <w:next w:val="Normal"/>
+    <w:link w:val="Heading7Char"/>
+    <w:uiPriority w:val="9"/>
+    <w:semiHidden/>
+    <w:unhideWhenUsed/>
+    <w:qFormat/>
+    <w:rsid w:val="004258B7"/>
+    <w:pPr>
+      <w:keepNext/>
+      <w:keepLines/>
+      <w:numPr>
+        <w:ilvl w:val="6"/>
+        <w:numId w:val="10"/>
+      </w:numPr>
+      <w:spacing w:before="40" w:after="0"/>
+      <w:outlineLvl w:val="6"/>
+    </w:pPr>
+    <w:rPr>
+      <w:rFonts w:asciiTheme="majorHAnsi" w:eastAsiaTheme="majorEastAsia" w:hAnsiTheme="majorHAnsi" w:cstheme="majorBidi"/>
+      <w:i/>
+      <w:iCs/>
+      <w:color w:val="1F4D78" w:themeColor="accent1" w:themeShade="7F"/>
+    </w:rPr>
+  </w:style>
+  <w:style w:type="paragraph" w:styleId="Heading8">
+    <w:name w:val="heading 8"/>
+    <w:basedOn w:val="Normal"/>
+    <w:next w:val="Normal"/>
+    <w:link w:val="Heading8Char"/>
+    <w:uiPriority w:val="9"/>
+    <w:semiHidden/>
+    <w:unhideWhenUsed/>
+    <w:qFormat/>
+    <w:rsid w:val="004258B7"/>
+    <w:pPr>
+      <w:keepNext/>
+      <w:keepLines/>
+      <w:numPr>
+        <w:ilvl w:val="7"/>
+        <w:numId w:val="10"/>
+      </w:numPr>
+      <w:spacing w:before="40" w:after="0"/>
+      <w:outlineLvl w:val="7"/>
+    </w:pPr>
+    <w:rPr>
+      <w:rFonts w:asciiTheme="majorHAnsi" w:eastAsiaTheme="majorEastAsia" w:hAnsiTheme="majorHAnsi" w:cstheme="majorBidi"/>
+      <w:color w:val="272727" w:themeColor="text1" w:themeTint="D8"/>
+      <w:sz w:val="21"/>
+      <w:szCs w:val="21"/>
+    </w:rPr>
+  </w:style>
+  <w:style w:type="paragraph" w:styleId="Heading9">
+    <w:name w:val="heading 9"/>
+    <w:basedOn w:val="Normal"/>
+    <w:next w:val="Normal"/>
+    <w:link w:val="Heading9Char"/>
+    <w:uiPriority w:val="9"/>
+    <w:semiHidden/>
+    <w:unhideWhenUsed/>
+    <w:qFormat/>
+    <w:rsid w:val="004258B7"/>
+    <w:pPr>
+      <w:keepNext/>
+      <w:keepLines/>
+      <w:numPr>
+        <w:ilvl w:val="8"/>
+        <w:numId w:val="10"/>
+      </w:numPr>
+      <w:spacing w:before="40" w:after="0"/>
+      <w:outlineLvl w:val="8"/>
+    </w:pPr>
+    <w:rPr>
+      <w:rFonts w:asciiTheme="majorHAnsi" w:eastAsiaTheme="majorEastAsia" w:hAnsiTheme="majorHAnsi" w:cstheme="majorBidi"/>
+      <w:i/>
+      <w:iCs/>
+      <w:color w:val="272727" w:themeColor="text1" w:themeTint="D8"/>
+      <w:sz w:val="21"/>
+      <w:szCs w:val="21"/>
+    </w:rPr>
   </w:style>
   <w:style w:type="character" w:default="1" w:styleId="DefaultParagraphFont">
     <w:name w:val="Default Paragraph Font"/>
@@ -529,6 +8738,273 @@
     <w:rPr>
       <w:sz w:val="40"/>
     </w:rPr>
+  </w:style>
+  <w:style w:type="paragraph" w:styleId="BodyText0">
+    <w:name w:val="Body Text"/>
+    <w:basedOn w:val="Normal"/>
+    <w:link w:val="BodyTextChar"/>
+    <w:uiPriority w:val="1"/>
+    <w:qFormat/>
+    <w:rsid w:val="00F12851"/>
+    <w:pPr>
+      <w:widowControl w:val="0"/>
+      <w:autoSpaceDE w:val="0"/>
+      <w:autoSpaceDN w:val="0"/>
+      <w:spacing w:after="0" w:line="240" w:lineRule="auto"/>
+    </w:pPr>
+    <w:rPr>
+      <w:rFonts w:ascii="Times New Roman" w:eastAsia="Times New Roman" w:hAnsi="Times New Roman" w:cs="Times New Roman"/>
+      <w:sz w:val="24"/>
+      <w:szCs w:val="24"/>
+    </w:rPr>
+  </w:style>
+  <w:style w:type="character" w:customStyle="1" w:styleId="BodyTextChar">
+    <w:name w:val="Body Text Char"/>
+    <w:basedOn w:val="DefaultParagraphFont"/>
+    <w:link w:val="BodyText0"/>
+    <w:uiPriority w:val="1"/>
+    <w:rsid w:val="00F12851"/>
+    <w:rPr>
+      <w:rFonts w:ascii="Times New Roman" w:eastAsia="Times New Roman" w:hAnsi="Times New Roman" w:cs="Times New Roman"/>
+      <w:sz w:val="24"/>
+      <w:szCs w:val="24"/>
+    </w:rPr>
+  </w:style>
+  <w:style w:type="paragraph" w:styleId="Header">
+    <w:name w:val="header"/>
+    <w:basedOn w:val="Normal"/>
+    <w:link w:val="HeaderChar"/>
+    <w:uiPriority w:val="99"/>
+    <w:unhideWhenUsed/>
+    <w:rsid w:val="00236787"/>
+    <w:pPr>
+      <w:tabs>
+        <w:tab w:val="center" w:pos="4680"/>
+        <w:tab w:val="right" w:pos="9360"/>
+      </w:tabs>
+      <w:spacing w:after="0" w:line="240" w:lineRule="auto"/>
+    </w:pPr>
+  </w:style>
+  <w:style w:type="character" w:customStyle="1" w:styleId="HeaderChar">
+    <w:name w:val="Header Char"/>
+    <w:basedOn w:val="DefaultParagraphFont"/>
+    <w:link w:val="Header"/>
+    <w:uiPriority w:val="99"/>
+    <w:rsid w:val="00236787"/>
+  </w:style>
+  <w:style w:type="paragraph" w:styleId="Footer">
+    <w:name w:val="footer"/>
+    <w:basedOn w:val="Normal"/>
+    <w:link w:val="FooterChar"/>
+    <w:uiPriority w:val="99"/>
+    <w:unhideWhenUsed/>
+    <w:rsid w:val="00236787"/>
+    <w:pPr>
+      <w:tabs>
+        <w:tab w:val="center" w:pos="4680"/>
+        <w:tab w:val="right" w:pos="9360"/>
+      </w:tabs>
+      <w:spacing w:after="0" w:line="240" w:lineRule="auto"/>
+    </w:pPr>
+  </w:style>
+  <w:style w:type="character" w:customStyle="1" w:styleId="FooterChar">
+    <w:name w:val="Footer Char"/>
+    <w:basedOn w:val="DefaultParagraphFont"/>
+    <w:link w:val="Footer"/>
+    <w:uiPriority w:val="99"/>
+    <w:rsid w:val="00236787"/>
+  </w:style>
+  <w:style w:type="character" w:customStyle="1" w:styleId="Heading2Char">
+    <w:name w:val="Heading 2 Char"/>
+    <w:basedOn w:val="DefaultParagraphFont"/>
+    <w:link w:val="Heading2"/>
+    <w:uiPriority w:val="9"/>
+    <w:rsid w:val="002843F5"/>
+    <w:rPr>
+      <w:rFonts w:ascii="Times New Roman" w:eastAsia="Times New Roman" w:hAnsi="Times New Roman" w:cs="Times New Roman"/>
+      <w:b/>
+      <w:bCs/>
+      <w:sz w:val="32"/>
+      <w:szCs w:val="32"/>
+    </w:rPr>
+  </w:style>
+  <w:style w:type="character" w:customStyle="1" w:styleId="Heading1Char">
+    <w:name w:val="Heading 1 Char"/>
+    <w:basedOn w:val="DefaultParagraphFont"/>
+    <w:link w:val="Heading1"/>
+    <w:uiPriority w:val="9"/>
+    <w:rsid w:val="00003BD9"/>
+    <w:rPr>
+      <w:rFonts w:asciiTheme="majorBidi" w:eastAsiaTheme="majorEastAsia" w:hAnsiTheme="majorBidi" w:cstheme="majorBidi"/>
+      <w:b/>
+      <w:color w:val="000000" w:themeColor="text1"/>
+      <w:sz w:val="32"/>
+      <w:szCs w:val="32"/>
+    </w:rPr>
+  </w:style>
+  <w:style w:type="paragraph" w:styleId="Bibliography">
+    <w:name w:val="Bibliography"/>
+    <w:basedOn w:val="Normal"/>
+    <w:next w:val="Normal"/>
+    <w:uiPriority w:val="37"/>
+    <w:unhideWhenUsed/>
+    <w:rsid w:val="00DC0CF4"/>
+  </w:style>
+  <w:style w:type="character" w:customStyle="1" w:styleId="Heading3Char">
+    <w:name w:val="Heading 3 Char"/>
+    <w:basedOn w:val="DefaultParagraphFont"/>
+    <w:link w:val="Heading3"/>
+    <w:uiPriority w:val="9"/>
+    <w:rsid w:val="001D5ECF"/>
+    <w:rPr>
+      <w:rFonts w:asciiTheme="majorBidi" w:eastAsiaTheme="majorEastAsia" w:hAnsiTheme="majorBidi" w:cstheme="majorBidi"/>
+      <w:b/>
+      <w:color w:val="000000" w:themeColor="text1"/>
+      <w:sz w:val="28"/>
+      <w:szCs w:val="24"/>
+    </w:rPr>
+  </w:style>
+  <w:style w:type="paragraph" w:customStyle="1" w:styleId="TableParagraph">
+    <w:name w:val="Table Paragraph"/>
+    <w:basedOn w:val="Normal"/>
+    <w:uiPriority w:val="1"/>
+    <w:qFormat/>
+    <w:rsid w:val="003258BD"/>
+    <w:pPr>
+      <w:widowControl w:val="0"/>
+      <w:autoSpaceDE w:val="0"/>
+      <w:autoSpaceDN w:val="0"/>
+      <w:spacing w:before="190" w:after="0" w:line="240" w:lineRule="auto"/>
+      <w:ind w:left="107"/>
+    </w:pPr>
+    <w:rPr>
+      <w:rFonts w:ascii="Times New Roman" w:eastAsia="Times New Roman" w:hAnsi="Times New Roman" w:cs="Times New Roman"/>
+    </w:rPr>
+  </w:style>
+  <w:style w:type="paragraph" w:styleId="ListParagraph">
+    <w:name w:val="List Paragraph"/>
+    <w:basedOn w:val="Normal"/>
+    <w:uiPriority w:val="34"/>
+    <w:qFormat/>
+    <w:rsid w:val="00DC6C60"/>
+    <w:pPr>
+      <w:ind w:left="720"/>
+      <w:contextualSpacing/>
+    </w:pPr>
+  </w:style>
+  <w:style w:type="character" w:customStyle="1" w:styleId="Heading4Char">
+    <w:name w:val="Heading 4 Char"/>
+    <w:basedOn w:val="DefaultParagraphFont"/>
+    <w:link w:val="Heading4"/>
+    <w:uiPriority w:val="9"/>
+    <w:semiHidden/>
+    <w:rsid w:val="004258B7"/>
+    <w:rPr>
+      <w:rFonts w:asciiTheme="majorHAnsi" w:eastAsiaTheme="majorEastAsia" w:hAnsiTheme="majorHAnsi" w:cstheme="majorBidi"/>
+      <w:i/>
+      <w:iCs/>
+      <w:color w:val="2E74B5" w:themeColor="accent1" w:themeShade="BF"/>
+    </w:rPr>
+  </w:style>
+  <w:style w:type="character" w:customStyle="1" w:styleId="Heading5Char">
+    <w:name w:val="Heading 5 Char"/>
+    <w:basedOn w:val="DefaultParagraphFont"/>
+    <w:link w:val="Heading5"/>
+    <w:uiPriority w:val="9"/>
+    <w:semiHidden/>
+    <w:rsid w:val="004258B7"/>
+    <w:rPr>
+      <w:rFonts w:asciiTheme="majorHAnsi" w:eastAsiaTheme="majorEastAsia" w:hAnsiTheme="majorHAnsi" w:cstheme="majorBidi"/>
+      <w:color w:val="2E74B5" w:themeColor="accent1" w:themeShade="BF"/>
+    </w:rPr>
+  </w:style>
+  <w:style w:type="character" w:customStyle="1" w:styleId="Heading6Char">
+    <w:name w:val="Heading 6 Char"/>
+    <w:basedOn w:val="DefaultParagraphFont"/>
+    <w:link w:val="Heading6"/>
+    <w:uiPriority w:val="9"/>
+    <w:semiHidden/>
+    <w:rsid w:val="004258B7"/>
+    <w:rPr>
+      <w:rFonts w:asciiTheme="majorHAnsi" w:eastAsiaTheme="majorEastAsia" w:hAnsiTheme="majorHAnsi" w:cstheme="majorBidi"/>
+      <w:color w:val="1F4D78" w:themeColor="accent1" w:themeShade="7F"/>
+    </w:rPr>
+  </w:style>
+  <w:style w:type="character" w:customStyle="1" w:styleId="Heading7Char">
+    <w:name w:val="Heading 7 Char"/>
+    <w:basedOn w:val="DefaultParagraphFont"/>
+    <w:link w:val="Heading7"/>
+    <w:uiPriority w:val="9"/>
+    <w:semiHidden/>
+    <w:rsid w:val="004258B7"/>
+    <w:rPr>
+      <w:rFonts w:asciiTheme="majorHAnsi" w:eastAsiaTheme="majorEastAsia" w:hAnsiTheme="majorHAnsi" w:cstheme="majorBidi"/>
+      <w:i/>
+      <w:iCs/>
+      <w:color w:val="1F4D78" w:themeColor="accent1" w:themeShade="7F"/>
+    </w:rPr>
+  </w:style>
+  <w:style w:type="character" w:customStyle="1" w:styleId="Heading8Char">
+    <w:name w:val="Heading 8 Char"/>
+    <w:basedOn w:val="DefaultParagraphFont"/>
+    <w:link w:val="Heading8"/>
+    <w:uiPriority w:val="9"/>
+    <w:semiHidden/>
+    <w:rsid w:val="004258B7"/>
+    <w:rPr>
+      <w:rFonts w:asciiTheme="majorHAnsi" w:eastAsiaTheme="majorEastAsia" w:hAnsiTheme="majorHAnsi" w:cstheme="majorBidi"/>
+      <w:color w:val="272727" w:themeColor="text1" w:themeTint="D8"/>
+      <w:sz w:val="21"/>
+      <w:szCs w:val="21"/>
+    </w:rPr>
+  </w:style>
+  <w:style w:type="character" w:customStyle="1" w:styleId="Heading9Char">
+    <w:name w:val="Heading 9 Char"/>
+    <w:basedOn w:val="DefaultParagraphFont"/>
+    <w:link w:val="Heading9"/>
+    <w:uiPriority w:val="9"/>
+    <w:semiHidden/>
+    <w:rsid w:val="004258B7"/>
+    <w:rPr>
+      <w:rFonts w:asciiTheme="majorHAnsi" w:eastAsiaTheme="majorEastAsia" w:hAnsiTheme="majorHAnsi" w:cstheme="majorBidi"/>
+      <w:i/>
+      <w:iCs/>
+      <w:color w:val="272727" w:themeColor="text1" w:themeTint="D8"/>
+      <w:sz w:val="21"/>
+      <w:szCs w:val="21"/>
+    </w:rPr>
+  </w:style>
+  <w:style w:type="paragraph" w:styleId="NormalWeb">
+    <w:name w:val="Normal (Web)"/>
+    <w:basedOn w:val="Normal"/>
+    <w:uiPriority w:val="99"/>
+    <w:semiHidden/>
+    <w:unhideWhenUsed/>
+    <w:rsid w:val="00A80224"/>
+    <w:pPr>
+      <w:spacing w:before="100" w:beforeAutospacing="1" w:after="100" w:afterAutospacing="1" w:line="240" w:lineRule="auto"/>
+    </w:pPr>
+    <w:rPr>
+      <w:rFonts w:ascii="Times New Roman" w:eastAsia="Times New Roman" w:hAnsi="Times New Roman" w:cs="Times New Roman"/>
+      <w:sz w:val="24"/>
+      <w:szCs w:val="24"/>
+    </w:rPr>
+  </w:style>
+  <w:style w:type="character" w:styleId="Strong">
+    <w:name w:val="Strong"/>
+    <w:basedOn w:val="DefaultParagraphFont"/>
+    <w:uiPriority w:val="22"/>
+    <w:qFormat/>
+    <w:rsid w:val="00882A2C"/>
+    <w:rPr>
+      <w:b/>
+      <w:bCs/>
+    </w:rPr>
+  </w:style>
+  <w:style w:type="character" w:customStyle="1" w:styleId="math-inline">
+    <w:name w:val="math-inline"/>
+    <w:basedOn w:val="DefaultParagraphFont"/>
+    <w:rsid w:val="00A316FB"/>
   </w:style>
 </w:styles>
 </file>
@@ -792,4 +9268,447 @@
     </a:ext>
   </a:extLst>
 </a:theme>
+</file>
+
+<file path=customXml/item1.xml><?xml version="1.0" encoding="utf-8"?>
+<ct:contentTypeSchema xmlns:ct="http://schemas.microsoft.com/office/2006/metadata/contentType" xmlns:ma="http://schemas.microsoft.com/office/2006/metadata/properties/metaAttributes" ct:_="" ma:_="" ma:contentTypeName="Document" ma:contentTypeID="0x01010058EF0F6A95660A4A8A96CF00B1CF5037" ma:contentTypeVersion="8" ma:contentTypeDescription="Create a new document." ma:contentTypeScope="" ma:versionID="07112cf381e643d660836564ada6a4e4">
+  <xsd:schema xmlns:xsd="http://www.w3.org/2001/XMLSchema" xmlns:xs="http://www.w3.org/2001/XMLSchema" xmlns:p="http://schemas.microsoft.com/office/2006/metadata/properties" xmlns:ns3="9427ba3f-bf6b-4e36-982f-401b240078b5" xmlns:ns4="ed82aeb9-b910-4c50-992f-22dbdd50696f" targetNamespace="http://schemas.microsoft.com/office/2006/metadata/properties" ma:root="true" ma:fieldsID="f4d5d8ac3f0c1f50cdcd6f42d32044d8" ns3:_="" ns4:_="">
+    <xsd:import namespace="9427ba3f-bf6b-4e36-982f-401b240078b5"/>
+    <xsd:import namespace="ed82aeb9-b910-4c50-992f-22dbdd50696f"/>
+    <xsd:element name="properties">
+      <xsd:complexType>
+        <xsd:sequence>
+          <xsd:element name="documentManagement">
+            <xsd:complexType>
+              <xsd:all>
+                <xsd:element ref="ns3:MediaServiceMetadata" minOccurs="0"/>
+                <xsd:element ref="ns3:MediaServiceFastMetadata" minOccurs="0"/>
+                <xsd:element ref="ns4:SharedWithUsers" minOccurs="0"/>
+                <xsd:element ref="ns4:SharedWithDetails" minOccurs="0"/>
+                <xsd:element ref="ns4:SharingHintHash" minOccurs="0"/>
+                <xsd:element ref="ns3:_activity" minOccurs="0"/>
+                <xsd:element ref="ns3:MediaServiceObjectDetectorVersions" minOccurs="0"/>
+                <xsd:element ref="ns3:MediaServiceSearchProperties" minOccurs="0"/>
+              </xsd:all>
+            </xsd:complexType>
+          </xsd:element>
+        </xsd:sequence>
+      </xsd:complexType>
+    </xsd:element>
+  </xsd:schema>
+  <xsd:schema xmlns:xsd="http://www.w3.org/2001/XMLSchema" xmlns:xs="http://www.w3.org/2001/XMLSchema" xmlns:dms="http://schemas.microsoft.com/office/2006/documentManagement/types" xmlns:pc="http://schemas.microsoft.com/office/infopath/2007/PartnerControls" targetNamespace="9427ba3f-bf6b-4e36-982f-401b240078b5" elementFormDefault="qualified">
+    <xsd:import namespace="http://schemas.microsoft.com/office/2006/documentManagement/types"/>
+    <xsd:import namespace="http://schemas.microsoft.com/office/infopath/2007/PartnerControls"/>
+    <xsd:element name="MediaServiceMetadata" ma:index="8" nillable="true" ma:displayName="MediaServiceMetadata" ma:hidden="true" ma:internalName="MediaServiceMetadata" ma:readOnly="true">
+      <xsd:simpleType>
+        <xsd:restriction base="dms:Note"/>
+      </xsd:simpleType>
+    </xsd:element>
+    <xsd:element name="MediaServiceFastMetadata" ma:index="9" nillable="true" ma:displayName="MediaServiceFastMetadata" ma:hidden="true" ma:internalName="MediaServiceFastMetadata" ma:readOnly="true">
+      <xsd:simpleType>
+        <xsd:restriction base="dms:Note"/>
+      </xsd:simpleType>
+    </xsd:element>
+    <xsd:element name="_activity" ma:index="13" nillable="true" ma:displayName="_activity" ma:hidden="true" ma:internalName="_activity">
+      <xsd:simpleType>
+        <xsd:restriction base="dms:Note"/>
+      </xsd:simpleType>
+    </xsd:element>
+    <xsd:element name="MediaServiceObjectDetectorVersions" ma:index="14" nillable="true" ma:displayName="MediaServiceObjectDetectorVersions" ma:hidden="true" ma:indexed="true" ma:internalName="MediaServiceObjectDetectorVersions" ma:readOnly="true">
+      <xsd:simpleType>
+        <xsd:restriction base="dms:Text"/>
+      </xsd:simpleType>
+    </xsd:element>
+    <xsd:element name="MediaServiceSearchProperties" ma:index="15" nillable="true" ma:displayName="MediaServiceSearchProperties" ma:hidden="true" ma:internalName="MediaServiceSearchProperties" ma:readOnly="true">
+      <xsd:simpleType>
+        <xsd:restriction base="dms:Note"/>
+      </xsd:simpleType>
+    </xsd:element>
+  </xsd:schema>
+  <xsd:schema xmlns:xsd="http://www.w3.org/2001/XMLSchema" xmlns:xs="http://www.w3.org/2001/XMLSchema" xmlns:dms="http://schemas.microsoft.com/office/2006/documentManagement/types" xmlns:pc="http://schemas.microsoft.com/office/infopath/2007/PartnerControls" targetNamespace="ed82aeb9-b910-4c50-992f-22dbdd50696f" elementFormDefault="qualified">
+    <xsd:import namespace="http://schemas.microsoft.com/office/2006/documentManagement/types"/>
+    <xsd:import namespace="http://schemas.microsoft.com/office/infopath/2007/PartnerControls"/>
+    <xsd:element name="SharedWithUsers" ma:index="10" nillable="true" ma:displayName="Shared With" ma:internalName="SharedWithUsers" ma:readOnly="true">
+      <xsd:complexType>
+        <xsd:complexContent>
+          <xsd:extension base="dms:UserMulti">
+            <xsd:sequence>
+              <xsd:element name="UserInfo" minOccurs="0" maxOccurs="unbounded">
+                <xsd:complexType>
+                  <xsd:sequence>
+                    <xsd:element name="DisplayName" type="xsd:string" minOccurs="0"/>
+                    <xsd:element name="AccountId" type="dms:UserId" minOccurs="0" nillable="true"/>
+                    <xsd:element name="AccountType" type="xsd:string" minOccurs="0"/>
+                  </xsd:sequence>
+                </xsd:complexType>
+              </xsd:element>
+            </xsd:sequence>
+          </xsd:extension>
+        </xsd:complexContent>
+      </xsd:complexType>
+    </xsd:element>
+    <xsd:element name="SharedWithDetails" ma:index="11" nillable="true" ma:displayName="Shared With Details" ma:internalName="SharedWithDetails" ma:readOnly="true">
+      <xsd:simpleType>
+        <xsd:restriction base="dms:Note">
+          <xsd:maxLength value="255"/>
+        </xsd:restriction>
+      </xsd:simpleType>
+    </xsd:element>
+    <xsd:element name="SharingHintHash" ma:index="12" nillable="true" ma:displayName="Sharing Hint Hash" ma:hidden="true" ma:internalName="SharingHintHash" ma:readOnly="true">
+      <xsd:simpleType>
+        <xsd:restriction base="dms:Text"/>
+      </xsd:simpleType>
+    </xsd:element>
+  </xsd:schema>
+  <xsd:schema xmlns="http://schemas.openxmlformats.org/package/2006/metadata/core-properties" xmlns:xsd="http://www.w3.org/2001/XMLSchema" xmlns:xsi="http://www.w3.org/2001/XMLSchema-instance" xmlns:dc="http://purl.org/dc/elements/1.1/" xmlns:dcterms="http://purl.org/dc/terms/" xmlns:odoc="http://schemas.microsoft.com/internal/obd" targetNamespace="http://schemas.openxmlformats.org/package/2006/metadata/core-properties" elementFormDefault="qualified" attributeFormDefault="unqualified" blockDefault="#all">
+    <xsd:import namespace="http://purl.org/dc/elements/1.1/" schemaLocation="http://dublincore.org/schemas/xmls/qdc/2003/04/02/dc.xsd"/>
+    <xsd:import namespace="http://purl.org/dc/terms/" schemaLocation="http://dublincore.org/schemas/xmls/qdc/2003/04/02/dcterms.xsd"/>
+    <xsd:element name="coreProperties" type="CT_coreProperties"/>
+    <xsd:complexType name="CT_coreProperties">
+      <xsd:all>
+        <xsd:element ref="dc:creator" minOccurs="0" maxOccurs="1"/>
+        <xsd:element ref="dcterms:created" minOccurs="0" maxOccurs="1"/>
+        <xsd:element ref="dc:identifier" minOccurs="0" maxOccurs="1"/>
+        <xsd:element name="contentType" minOccurs="0" maxOccurs="1" type="xsd:string" ma:index="0" ma:displayName="Content Type"/>
+        <xsd:element ref="dc:title" minOccurs="0" maxOccurs="1" ma:index="4" ma:displayName="Title"/>
+        <xsd:element ref="dc:subject" minOccurs="0" maxOccurs="1"/>
+        <xsd:element ref="dc:description" minOccurs="0" maxOccurs="1"/>
+        <xsd:element name="keywords" minOccurs="0" maxOccurs="1" type="xsd:string"/>
+        <xsd:element ref="dc:language" minOccurs="0" maxOccurs="1"/>
+        <xsd:element name="category" minOccurs="0" maxOccurs="1" type="xsd:string"/>
+        <xsd:element name="version" minOccurs="0" maxOccurs="1" type="xsd:string"/>
+        <xsd:element name="revision" minOccurs="0" maxOccurs="1" type="xsd:string">
+          <xsd:annotation>
+            <xsd:documentation>
+                        This value indicates the number of saves or revisions. The application is responsible for updating this value after each revision.
+                    </xsd:documentation>
+          </xsd:annotation>
+        </xsd:element>
+        <xsd:element name="lastModifiedBy" minOccurs="0" maxOccurs="1" type="xsd:string"/>
+        <xsd:element ref="dcterms:modified" minOccurs="0" maxOccurs="1"/>
+        <xsd:element name="contentStatus" minOccurs="0" maxOccurs="1" type="xsd:string"/>
+      </xsd:all>
+    </xsd:complexType>
+  </xsd:schema>
+  <xs:schema xmlns:pc="http://schemas.microsoft.com/office/infopath/2007/PartnerControls" xmlns:xs="http://www.w3.org/2001/XMLSchema" targetNamespace="http://schemas.microsoft.com/office/infopath/2007/PartnerControls" elementFormDefault="qualified" attributeFormDefault="unqualified">
+    <xs:element name="Person">
+      <xs:complexType>
+        <xs:sequence>
+          <xs:element ref="pc:DisplayName" minOccurs="0"/>
+          <xs:element ref="pc:AccountId" minOccurs="0"/>
+          <xs:element ref="pc:AccountType" minOccurs="0"/>
+        </xs:sequence>
+      </xs:complexType>
+    </xs:element>
+    <xs:element name="DisplayName" type="xs:string"/>
+    <xs:element name="AccountId" type="xs:string"/>
+    <xs:element name="AccountType" type="xs:string"/>
+    <xs:element name="BDCAssociatedEntity">
+      <xs:complexType>
+        <xs:sequence>
+          <xs:element ref="pc:BDCEntity" minOccurs="0" maxOccurs="unbounded"/>
+        </xs:sequence>
+        <xs:attribute ref="pc:EntityNamespace"/>
+        <xs:attribute ref="pc:EntityName"/>
+        <xs:attribute ref="pc:SystemInstanceName"/>
+        <xs:attribute ref="pc:AssociationName"/>
+      </xs:complexType>
+    </xs:element>
+    <xs:attribute name="EntityNamespace" type="xs:string"/>
+    <xs:attribute name="EntityName" type="xs:string"/>
+    <xs:attribute name="SystemInstanceName" type="xs:string"/>
+    <xs:attribute name="AssociationName" type="xs:string"/>
+    <xs:element name="BDCEntity">
+      <xs:complexType>
+        <xs:sequence>
+          <xs:element ref="pc:EntityDisplayName" minOccurs="0"/>
+          <xs:element ref="pc:EntityInstanceReference" minOccurs="0"/>
+          <xs:element ref="pc:EntityId1" minOccurs="0"/>
+          <xs:element ref="pc:EntityId2" minOccurs="0"/>
+          <xs:element ref="pc:EntityId3" minOccurs="0"/>
+          <xs:element ref="pc:EntityId4" minOccurs="0"/>
+          <xs:element ref="pc:EntityId5" minOccurs="0"/>
+        </xs:sequence>
+      </xs:complexType>
+    </xs:element>
+    <xs:element name="EntityDisplayName" type="xs:string"/>
+    <xs:element name="EntityInstanceReference" type="xs:string"/>
+    <xs:element name="EntityId1" type="xs:string"/>
+    <xs:element name="EntityId2" type="xs:string"/>
+    <xs:element name="EntityId3" type="xs:string"/>
+    <xs:element name="EntityId4" type="xs:string"/>
+    <xs:element name="EntityId5" type="xs:string"/>
+    <xs:element name="Terms">
+      <xs:complexType>
+        <xs:sequence>
+          <xs:element ref="pc:TermInfo" minOccurs="0" maxOccurs="unbounded"/>
+        </xs:sequence>
+      </xs:complexType>
+    </xs:element>
+    <xs:element name="TermInfo">
+      <xs:complexType>
+        <xs:sequence>
+          <xs:element ref="pc:TermName" minOccurs="0"/>
+          <xs:element ref="pc:TermId" minOccurs="0"/>
+        </xs:sequence>
+      </xs:complexType>
+    </xs:element>
+    <xs:element name="TermName" type="xs:string"/>
+    <xs:element name="TermId" type="xs:string"/>
+  </xs:schema>
+</ct:contentTypeSchema>
+</file>
+
+<file path=customXml/item2.xml><?xml version="1.0" encoding="utf-8"?>
+<?mso-contentType ?>
+<FormTemplates xmlns="http://schemas.microsoft.com/sharepoint/v3/contenttype/forms">
+  <Display>DocumentLibraryForm</Display>
+  <Edit>DocumentLibraryForm</Edit>
+  <New>DocumentLibraryForm</New>
+</FormTemplates>
+</file>
+
+<file path=customXml/item3.xml><?xml version="1.0" encoding="utf-8"?>
+<p:properties xmlns:p="http://schemas.microsoft.com/office/2006/metadata/properties" xmlns:xsi="http://www.w3.org/2001/XMLSchema-instance" xmlns:pc="http://schemas.microsoft.com/office/infopath/2007/PartnerControls">
+  <documentManagement>
+    <_activity xmlns="9427ba3f-bf6b-4e36-982f-401b240078b5" xsi:nil="true"/>
+  </documentManagement>
+</p:properties>
+</file>
+
+<file path=customXml/item4.xml><?xml version="1.0" encoding="utf-8"?>
+<b:Sources xmlns:b="http://schemas.openxmlformats.org/officeDocument/2006/bibliography" xmlns="http://schemas.openxmlformats.org/officeDocument/2006/bibliography" SelectedStyle="\IEEE2006OfficeOnline.xsl" StyleName="IEEE" Version="2006">
+  <b:Source>
+    <b:Tag>Ahr24</b:Tag>
+    <b:SourceType>InternetSite</b:SourceType>
+    <b:Guid>{921E4C89-B4AE-4680-8E3B-1345FCAEFBE0}</b:Guid>
+    <b:Title>EPL approve new format for Egyptian Premier League next season</b:Title>
+    <b:Year>2024</b:Year>
+    <b:Author>
+      <b:Author>
+        <b:Corporate>Ahram online</b:Corporate>
+      </b:Author>
+    </b:Author>
+    <b:URL>https://english.ahram.org.eg/NewsContent/6/51/532092/Sports/Egyptian-Football/EPL-approve-new-format-for-Egyptian-Premier-League.aspx</b:URL>
+    <b:RefOrder>2</b:RefOrder>
+  </b:Source>
+  <b:Source>
+    <b:Tag>Ras08</b:Tag>
+    <b:SourceType>JournalArticle</b:SourceType>
+    <b:Guid>{E21EE443-8CCC-47BA-A83F-8933AF77B723}</b:Guid>
+    <b:Title>Round robin scheduling – a survey</b:Title>
+    <b:Year>2008</b:Year>
+    <b:Author>
+      <b:Author>
+        <b:NameList>
+          <b:Person>
+            <b:Last>Rasmussen</b:Last>
+            <b:First>Rasmus</b:First>
+            <b:Middle>V.</b:Middle>
+          </b:Person>
+          <b:Person>
+            <b:Last>Trick</b:Last>
+            <b:First>Michael</b:First>
+            <b:Middle>A.</b:Middle>
+          </b:Person>
+        </b:NameList>
+      </b:Author>
+    </b:Author>
+    <b:JournalName>European Journal of Operational Research</b:JournalName>
+    <b:RefOrder>1</b:RefOrder>
+  </b:Source>
+  <b:Source>
+    <b:Tag>Van23</b:Tag>
+    <b:SourceType>JournalArticle</b:SourceType>
+    <b:Guid>{D4A2AFD9-129F-46D5-A914-B6586D493281}</b:Guid>
+    <b:Author>
+      <b:Author>
+        <b:NameList>
+          <b:Person>
+            <b:Last>Van Bulck</b:Last>
+            <b:First>David</b:First>
+          </b:Person>
+          <b:Person>
+            <b:Last>Goossens</b:Last>
+            <b:First>Dries</b:First>
+          </b:Person>
+          <b:Person>
+            <b:Last>Spieksma</b:Last>
+            <b:First>Frits</b:First>
+          </b:Person>
+        </b:NameList>
+      </b:Author>
+    </b:Author>
+    <b:Title>Integer programming models for round robin tournaments</b:Title>
+    <b:JournalName>European Journal of Operational Research</b:JournalName>
+    <b:Year>2023</b:Year>
+    <b:RefOrder>3</b:RefOrder>
+  </b:Source>
+  <b:Source>
+    <b:Tag>Ahr22</b:Tag>
+    <b:SourceType>InternetSite</b:SourceType>
+    <b:Guid>{81195127-0512-447E-A776-1BB067E212C7}</b:Guid>
+    <b:Title>Worn-out Egypt players in 'critical zone' due to congested schedules</b:Title>
+    <b:Year>2022</b:Year>
+    <b:Author>
+      <b:Author>
+        <b:Corporate>Ahram online</b:Corporate>
+      </b:Author>
+    </b:Author>
+    <b:URL>https://english.ahram.org.eg/News/467780.aspx</b:URL>
+    <b:RefOrder>4</b:RefOrder>
+  </b:Source>
+  <b:Source>
+    <b:Tag>Sta09</b:Tag>
+    <b:SourceType>Report</b:SourceType>
+    <b:Guid>{845EE460-BC6F-432A-A842-9C1FD2E32540}</b:Guid>
+    <b:Title>Generic Scheduling of Sports Tournaments</b:Title>
+    <b:Year>2009</b:Year>
+    <b:URL>https://studenttheses.uu.nl/bitstream/handle/20.500.12932/18851/thesis_paul_staats_3404447.pdf?sequence=2&amp;isAllowed=y</b:URL>
+    <b:Author>
+      <b:Author>
+        <b:NameList>
+          <b:Person>
+            <b:Last>Staats</b:Last>
+            <b:First>Paul</b:First>
+          </b:Person>
+        </b:NameList>
+      </b:Author>
+    </b:Author>
+    <b:Publisher>Utrecht University</b:Publisher>
+    <b:City>Utrecht</b:City>
+    <b:RefOrder>5</b:RefOrder>
+  </b:Source>
+  <b:Source>
+    <b:Tag>Goo12</b:Tag>
+    <b:SourceType>JournalArticle</b:SourceType>
+    <b:Guid>{5A85F028-4A2B-4606-9D3B-5C7FF8884B54}</b:Guid>
+    <b:Title>Soccer schedules in Europe: an overview</b:Title>
+    <b:Year>2012</b:Year>
+    <b:Author>
+      <b:Author>
+        <b:NameList>
+          <b:Person>
+            <b:Last>Goossens</b:Last>
+            <b:First>Dries</b:First>
+            <b:Middle>R.</b:Middle>
+          </b:Person>
+          <b:Person>
+            <b:Last>Spieksma</b:Last>
+            <b:First>Frits</b:First>
+            <b:Middle>C. R.</b:Middle>
+          </b:Person>
+        </b:NameList>
+      </b:Author>
+    </b:Author>
+    <b:JournalName>Journal of Scheduling</b:JournalName>
+    <b:Pages>641-651</b:Pages>
+    <b:Volume>15</b:Volume>
+    <b:Issue>5</b:Issue>
+    <b:RefOrder>6</b:RefOrder>
+  </b:Source>
+  <b:Source>
+    <b:Tag>Eas01</b:Tag>
+    <b:SourceType>JournalArticle</b:SourceType>
+    <b:Guid>{6B61D926-16B9-422A-8A17-D7403D48F346}</b:Guid>
+    <b:Author>
+      <b:Author>
+        <b:NameList>
+          <b:Person>
+            <b:Last>Easton</b:Last>
+            <b:First>Kelly</b:First>
+          </b:Person>
+          <b:Person>
+            <b:Last>Nemhauser</b:Last>
+            <b:First>George</b:First>
+          </b:Person>
+          <b:Person>
+            <b:Last>Trick</b:Last>
+            <b:First>Michael</b:First>
+          </b:Person>
+        </b:NameList>
+      </b:Author>
+    </b:Author>
+    <b:Title>The traveling tournament problem description and benchmarks</b:Title>
+    <b:JournalName>Principles and Practice of Constraint Programming</b:JournalName>
+    <b:Year>2001</b:Year>
+    <b:Pages>580-584</b:Pages>
+    <b:RefOrder>7</b:RefOrder>
+  </b:Source>
+  <b:Source>
+    <b:Tag>Dur07</b:Tag>
+    <b:SourceType>JournalArticle</b:SourceType>
+    <b:Guid>{6681D63D-FF04-4D93-A5FB-C9CB8C8FB139}</b:Guid>
+    <b:Author>
+      <b:Author>
+        <b:NameList>
+          <b:Person>
+            <b:Last>Durán</b:Last>
+            <b:First>Guillermo</b:First>
+          </b:Person>
+          <b:Person>
+            <b:Last>Guajardo</b:Last>
+            <b:First>Mario</b:First>
+          </b:Person>
+          <b:Person>
+            <b:Last>Wolf-Yadlin</b:Last>
+            <b:First>Jaime</b:First>
+          </b:Person>
+        </b:NameList>
+      </b:Author>
+    </b:Author>
+    <b:Title>Scheduling the Chilean soccer league by integer programming</b:Title>
+    <b:JournalName>Interfaces</b:JournalName>
+    <b:Year>2007</b:Year>
+    <b:Pages>539-552</b:Pages>
+    <b:Volume>37</b:Volume>
+    <b:Issue>6</b:Issue>
+    <b:RefOrder>8</b:RefOrder>
+  </b:Source>
+</b:Sources>
+</file>
+
+<file path=customXml/itemProps1.xml><?xml version="1.0" encoding="utf-8"?>
+<ds:datastoreItem xmlns:ds="http://schemas.openxmlformats.org/officeDocument/2006/customXml" ds:itemID="{28AD5FBB-7244-4C70-BD7F-876F967541F5}">
+  <ds:schemaRefs>
+    <ds:schemaRef ds:uri="http://schemas.microsoft.com/office/2006/metadata/contentType"/>
+    <ds:schemaRef ds:uri="http://schemas.microsoft.com/office/2006/metadata/properties/metaAttributes"/>
+    <ds:schemaRef ds:uri="http://www.w3.org/2001/XMLSchema"/>
+    <ds:schemaRef ds:uri="http://schemas.microsoft.com/office/2006/metadata/properties"/>
+    <ds:schemaRef ds:uri="9427ba3f-bf6b-4e36-982f-401b240078b5"/>
+    <ds:schemaRef ds:uri="ed82aeb9-b910-4c50-992f-22dbdd50696f"/>
+    <ds:schemaRef ds:uri="http://schemas.microsoft.com/office/2006/documentManagement/types"/>
+    <ds:schemaRef ds:uri="http://schemas.microsoft.com/office/infopath/2007/PartnerControls"/>
+    <ds:schemaRef ds:uri="http://schemas.openxmlformats.org/package/2006/metadata/core-properties"/>
+    <ds:schemaRef ds:uri="http://purl.org/dc/elements/1.1/"/>
+    <ds:schemaRef ds:uri="http://purl.org/dc/terms/"/>
+    <ds:schemaRef ds:uri="http://schemas.microsoft.com/internal/obd"/>
+  </ds:schemaRefs>
+</ds:datastoreItem>
+</file>
+
+<file path=customXml/itemProps2.xml><?xml version="1.0" encoding="utf-8"?>
+<ds:datastoreItem xmlns:ds="http://schemas.openxmlformats.org/officeDocument/2006/customXml" ds:itemID="{5C281161-B7B0-4312-A082-2C8C9F9F7ACD}">
+  <ds:schemaRefs>
+    <ds:schemaRef ds:uri="http://schemas.microsoft.com/sharepoint/v3/contenttype/forms"/>
+  </ds:schemaRefs>
+</ds:datastoreItem>
+</file>
+
+<file path=customXml/itemProps3.xml><?xml version="1.0" encoding="utf-8"?>
+<ds:datastoreItem xmlns:ds="http://schemas.openxmlformats.org/officeDocument/2006/customXml" ds:itemID="{0FC99540-FE06-4AC1-82B1-89822A7CB49F}">
+  <ds:schemaRefs>
+    <ds:schemaRef ds:uri="http://schemas.microsoft.com/office/2006/metadata/properties"/>
+    <ds:schemaRef ds:uri="http://schemas.microsoft.com/office/infopath/2007/PartnerControls"/>
+    <ds:schemaRef ds:uri="9427ba3f-bf6b-4e36-982f-401b240078b5"/>
+  </ds:schemaRefs>
+</ds:datastoreItem>
+</file>
+
+<file path=customXml/itemProps4.xml><?xml version="1.0" encoding="utf-8"?>
+<ds:datastoreItem xmlns:ds="http://schemas.openxmlformats.org/officeDocument/2006/customXml" ds:itemID="{B309A03B-CADD-4C67-B037-587245AAFC86}">
+  <ds:schemaRefs>
+    <ds:schemaRef ds:uri="http://schemas.openxmlformats.org/officeDocument/2006/bibliography"/>
+  </ds:schemaRefs>
+</ds:datastoreItem>
 </file>